--- a/assets/templates/Санаторно-курортная справка.docx
+++ b/assets/templates/Санаторно-курортная справка.docx
@@ -1,10 +1,9 @@
 
 <file path=word/document.xml><?xml version="1.0" encoding="utf-8"?>
-<w:document xmlns:o="urn:schemas-microsoft-com:office:office" xmlns:r="http://schemas.openxmlformats.org/officeDocument/2006/relationships" xmlns:v="urn:schemas-microsoft-com:vml" xmlns:w="http://schemas.openxmlformats.org/wordprocessingml/2006/main" xmlns:w10="urn:schemas-microsoft-com:office:word" xmlns:wp="http://schemas.openxmlformats.org/drawingml/2006/wordprocessingDrawing" xmlns:pic="http://schemas.openxmlformats.org/drawingml/2006/picture" xmlns:wps="http://schemas.microsoft.com/office/word/2010/wordprocessingShape" xmlns:wpg="http://schemas.microsoft.com/office/word/2010/wordprocessingGroup" xmlns:mc="http://schemas.openxmlformats.org/markup-compatibility/2006" xmlns:wp14="http://schemas.microsoft.com/office/word/2010/wordprocessingDrawing" xmlns:w14="http://schemas.microsoft.com/office/word/2010/wordml" xmlns:w15="http://schemas.microsoft.com/office/word/2012/wordml" mc:Ignorable="w14 wp14 w15">
+<w:document xmlns:ve="http://schemas.openxmlformats.org/markup-compatibility/2006" xmlns:o="urn:schemas-microsoft-com:office:office" xmlns:r="http://schemas.openxmlformats.org/officeDocument/2006/relationships" xmlns:m="http://schemas.openxmlformats.org/officeDocument/2006/math" xmlns:v="urn:schemas-microsoft-com:vml" xmlns:wp="http://schemas.openxmlformats.org/drawingml/2006/wordprocessingDrawing" xmlns:w10="urn:schemas-microsoft-com:office:word" xmlns:w="http://schemas.openxmlformats.org/wordprocessingml/2006/main" xmlns:wne="http://schemas.microsoft.com/office/word/2006/wordml">
   <w:body>
     <w:p>
       <w:pPr>
-        <w:pStyle w:val="Normal"/>
         <w:jc w:val="right"/>
         <w:rPr>
           <w:sz w:val="16"/>
@@ -21,10 +20,8 @@
     </w:p>
     <w:p>
       <w:pPr>
-        <w:pStyle w:val="Normal"/>
         <w:tabs>
-          <w:tab w:val="clear" w:pos="708"/>
-          <w:tab w:val="left" w:pos="12474" w:leader="none"/>
+          <w:tab w:val="left" w:pos="12474"/>
         </w:tabs>
         <w:jc w:val="right"/>
         <w:rPr>
@@ -42,10 +39,8 @@
     </w:p>
     <w:p>
       <w:pPr>
-        <w:pStyle w:val="Normal"/>
         <w:tabs>
-          <w:tab w:val="clear" w:pos="708"/>
-          <w:tab w:val="left" w:pos="12474" w:leader="none"/>
+          <w:tab w:val="left" w:pos="12474"/>
         </w:tabs>
         <w:jc w:val="right"/>
         <w:rPr>
@@ -63,10 +58,8 @@
     </w:p>
     <w:p>
       <w:pPr>
-        <w:pStyle w:val="Normal"/>
         <w:tabs>
-          <w:tab w:val="clear" w:pos="708"/>
-          <w:tab w:val="left" w:pos="12474" w:leader="none"/>
+          <w:tab w:val="left" w:pos="12474"/>
         </w:tabs>
         <w:jc w:val="right"/>
         <w:rPr>
@@ -84,33 +77,23 @@
     </w:p>
     <w:p>
       <w:pPr>
-        <w:pStyle w:val="Normal"/>
         <w:rPr>
           <w:sz w:val="20"/>
           <w:szCs w:val="20"/>
         </w:rPr>
       </w:pPr>
-      <w:r>
-        <w:rPr>
-          <w:sz w:val="20"/>
-          <w:szCs w:val="20"/>
-        </w:rPr>
-      </w:r>
     </w:p>
     <w:tbl>
       <w:tblPr>
-        <w:tblStyle w:val="ab"/>
+        <w:tblStyle w:val="af4"/>
         <w:tblW w:w="10191" w:type="dxa"/>
-        <w:jc w:val="left"/>
         <w:tblInd w:w="14" w:type="dxa"/>
         <w:tblLayout w:type="fixed"/>
         <w:tblCellMar>
-          <w:top w:w="0" w:type="dxa"/>
           <w:left w:w="0" w:type="dxa"/>
-          <w:bottom w:w="0" w:type="dxa"/>
           <w:right w:w="0" w:type="dxa"/>
         </w:tblCellMar>
-        <w:tblLook w:val="01e0"/>
+        <w:tblLook w:val="01E0"/>
       </w:tblPr>
       <w:tblGrid>
         <w:gridCol w:w="5180"/>
@@ -118,7 +101,6 @@
         <w:gridCol w:w="4046"/>
       </w:tblGrid>
       <w:tr>
-        <w:trPr/>
         <w:tc>
           <w:tcPr>
             <w:tcW w:w="5180" w:type="dxa"/>
@@ -133,111 +115,11 @@
           </w:tcPr>
           <w:p>
             <w:pPr>
-              <w:pStyle w:val="Normal"/>
-              <w:widowControl/>
-              <w:spacing w:before="0" w:after="0"/>
-              <w:jc w:val="left"/>
-              <w:rPr>
-                <w:sz w:val="20"/>
-                <w:szCs w:val="20"/>
-              </w:rPr>
-            </w:pPr>
-            <w:r>
-              <w:rPr>
-                <w:rFonts w:eastAsia="Times New Roman" w:cs="Times New Roman"/>
-                <w:kern w:val="0"/>
-                <w:sz w:val="20"/>
-                <w:szCs w:val="20"/>
-                <w:lang w:val="ru-RU" w:eastAsia="ru-RU" w:bidi="ar-SA"/>
-              </w:rPr>
-              <w:t>Наименование медицинской организации</w:t>
-            </w:r>
-          </w:p>
-          <w:p>
-            <w:pPr>
-              <w:pStyle w:val="Normal"/>
-              <w:widowControl/>
-              <w:spacing w:before="0" w:after="0"/>
-              <w:jc w:val="left"/>
-              <w:rPr>
-                <w:sz w:val="20"/>
-                <w:szCs w:val="20"/>
-              </w:rPr>
-            </w:pPr>
-            <w:r>
-              <w:rPr>
-                <w:sz w:val="20"/>
-                <w:szCs w:val="20"/>
-              </w:rPr>
-            </w:r>
-          </w:p>
-          <w:p>
-            <w:pPr>
-              <w:pStyle w:val="Normal"/>
-              <w:widowControl/>
-              <w:spacing w:before="0" w:after="0"/>
-              <w:jc w:val="left"/>
-              <w:rPr>
-                <w:sz w:val="20"/>
-                <w:szCs w:val="20"/>
-              </w:rPr>
-            </w:pPr>
-            <w:r>
-              <w:rPr>
-                <w:rFonts w:eastAsia="Times New Roman" w:cs="Times New Roman"/>
-                <w:kern w:val="0"/>
-                <w:sz w:val="20"/>
-                <w:szCs w:val="20"/>
-                <w:lang w:val="ru-RU" w:eastAsia="ru-RU" w:bidi="ar-SA"/>
-              </w:rPr>
-              <w:t>Общество с ограниченной ответственностью</w:t>
-            </w:r>
-          </w:p>
-          <w:p>
-            <w:pPr>
-              <w:pStyle w:val="Normal"/>
-              <w:widowControl/>
-              <w:spacing w:before="0" w:after="0"/>
-              <w:jc w:val="left"/>
-              <w:rPr>
-                <w:sz w:val="20"/>
-                <w:szCs w:val="20"/>
-              </w:rPr>
-            </w:pPr>
-            <w:r>
-              <w:rPr>
-                <w:rFonts w:eastAsia="Times New Roman" w:cs="Times New Roman"/>
-                <w:kern w:val="0"/>
-                <w:sz w:val="20"/>
-                <w:szCs w:val="20"/>
-                <w:lang w:val="ru-RU" w:eastAsia="ru-RU" w:bidi="ar-SA"/>
-              </w:rPr>
-              <w:t>«Центр квантовой медицины №1» (ООО «ЦКМ №1»)</w:t>
-            </w:r>
-          </w:p>
-          <w:p>
-            <w:pPr>
-              <w:pStyle w:val="Normal"/>
-              <w:widowControl/>
-              <w:spacing w:before="0" w:after="0"/>
-              <w:jc w:val="left"/>
-              <w:rPr>
-                <w:sz w:val="20"/>
-                <w:szCs w:val="20"/>
-              </w:rPr>
-            </w:pPr>
-            <w:r>
-              <w:rPr>
-                <w:rFonts w:eastAsia="Times New Roman" w:cs="Times New Roman"/>
-                <w:kern w:val="0"/>
-                <w:sz w:val="20"/>
-                <w:szCs w:val="20"/>
-                <w:lang w:val="ru-RU" w:eastAsia="ru-RU" w:bidi="ar-SA"/>
-              </w:rPr>
-              <w:t>Адрес</w:t>
-              <w:tab/>
-              <w:t>660048, г.Красноярск, ул.Калинина 41</w:t>
-            </w:r>
+              <w:rPr>
+                <w:sz w:val="20"/>
+                <w:szCs w:val="20"/>
+              </w:rPr>
+            </w:pPr>
           </w:p>
         </w:tc>
         <w:tc>
@@ -254,25 +136,15 @@
           </w:tcPr>
           <w:p>
             <w:pPr>
-              <w:pStyle w:val="Normal"/>
-              <w:widowControl/>
               <w:tabs>
-                <w:tab w:val="clear" w:pos="708"/>
-                <w:tab w:val="left" w:pos="1217" w:leader="none"/>
+                <w:tab w:val="left" w:pos="1217"/>
               </w:tabs>
-              <w:spacing w:before="0" w:after="0"/>
-              <w:jc w:val="center"/>
-              <w:rPr>
-                <w:sz w:val="20"/>
-                <w:szCs w:val="20"/>
-              </w:rPr>
-            </w:pPr>
-            <w:r>
-              <w:rPr>
-                <w:sz w:val="20"/>
-                <w:szCs w:val="20"/>
-              </w:rPr>
-            </w:r>
+              <w:jc w:val="center"/>
+              <w:rPr>
+                <w:sz w:val="20"/>
+                <w:szCs w:val="20"/>
+              </w:rPr>
+            </w:pPr>
           </w:p>
         </w:tc>
         <w:tc>
@@ -288,22 +160,16 @@
           </w:tcPr>
           <w:p>
             <w:pPr>
-              <w:pStyle w:val="Normal"/>
-              <w:widowControl/>
-              <w:spacing w:before="0" w:after="0"/>
-              <w:jc w:val="center"/>
-              <w:rPr>
-                <w:sz w:val="20"/>
-                <w:szCs w:val="20"/>
-              </w:rPr>
-            </w:pPr>
-            <w:r>
-              <w:rPr>
-                <w:rFonts w:eastAsia="Times New Roman" w:cs="Times New Roman"/>
-                <w:kern w:val="0"/>
-                <w:sz w:val="20"/>
-                <w:szCs w:val="20"/>
-                <w:lang w:val="ru-RU" w:eastAsia="ru-RU" w:bidi="ar-SA"/>
+              <w:jc w:val="center"/>
+              <w:rPr>
+                <w:sz w:val="20"/>
+                <w:szCs w:val="20"/>
+              </w:rPr>
+            </w:pPr>
+            <w:r>
+              <w:rPr>
+                <w:sz w:val="20"/>
+                <w:szCs w:val="20"/>
               </w:rPr>
               <w:t>Медицинская документация</w:t>
             </w:r>
@@ -311,71 +177,50 @@
         </w:tc>
       </w:tr>
       <w:tr>
-        <w:trPr/>
         <w:tc>
           <w:tcPr>
             <w:tcW w:w="5180" w:type="dxa"/>
-            <w:vMerge w:val="continue"/>
-            <w:tcBorders>
-              <w:top w:val="nil"/>
-              <w:left w:val="nil"/>
-              <w:bottom w:val="nil"/>
-              <w:right w:val="nil"/>
-            </w:tcBorders>
-            <w:vAlign w:val="bottom"/>
-          </w:tcPr>
-          <w:p>
-            <w:pPr>
-              <w:pStyle w:val="Normal"/>
-              <w:widowControl/>
-              <w:spacing w:before="0" w:after="0"/>
-              <w:jc w:val="left"/>
-              <w:rPr>
-                <w:sz w:val="20"/>
-                <w:szCs w:val="20"/>
-              </w:rPr>
-            </w:pPr>
-            <w:r>
-              <w:rPr>
-                <w:sz w:val="20"/>
-                <w:szCs w:val="20"/>
-              </w:rPr>
-            </w:r>
+            <w:vMerge/>
+            <w:tcBorders>
+              <w:top w:val="nil"/>
+              <w:left w:val="nil"/>
+              <w:bottom w:val="nil"/>
+              <w:right w:val="nil"/>
+            </w:tcBorders>
+            <w:vAlign w:val="bottom"/>
+          </w:tcPr>
+          <w:p>
+            <w:pPr>
+              <w:rPr>
+                <w:sz w:val="20"/>
+                <w:szCs w:val="20"/>
+              </w:rPr>
+            </w:pPr>
           </w:p>
         </w:tc>
         <w:tc>
           <w:tcPr>
             <w:tcW w:w="965" w:type="dxa"/>
-            <w:vMerge w:val="continue"/>
-            <w:tcBorders>
-              <w:top w:val="nil"/>
-              <w:left w:val="nil"/>
-              <w:bottom w:val="nil"/>
-              <w:right w:val="nil"/>
-            </w:tcBorders>
-            <w:vAlign w:val="bottom"/>
-          </w:tcPr>
-          <w:p>
-            <w:pPr>
-              <w:pStyle w:val="Normal"/>
-              <w:widowControl/>
+            <w:vMerge/>
+            <w:tcBorders>
+              <w:top w:val="nil"/>
+              <w:left w:val="nil"/>
+              <w:bottom w:val="nil"/>
+              <w:right w:val="nil"/>
+            </w:tcBorders>
+            <w:vAlign w:val="bottom"/>
+          </w:tcPr>
+          <w:p>
+            <w:pPr>
               <w:tabs>
-                <w:tab w:val="clear" w:pos="708"/>
-                <w:tab w:val="left" w:pos="1217" w:leader="none"/>
+                <w:tab w:val="left" w:pos="1217"/>
               </w:tabs>
-              <w:spacing w:before="0" w:after="0"/>
-              <w:jc w:val="center"/>
-              <w:rPr>
-                <w:sz w:val="20"/>
-                <w:szCs w:val="20"/>
-              </w:rPr>
-            </w:pPr>
-            <w:r>
-              <w:rPr>
-                <w:sz w:val="20"/>
-                <w:szCs w:val="20"/>
-              </w:rPr>
-            </w:r>
+              <w:jc w:val="center"/>
+              <w:rPr>
+                <w:sz w:val="20"/>
+                <w:szCs w:val="20"/>
+              </w:rPr>
+            </w:pPr>
           </w:p>
         </w:tc>
         <w:tc>
@@ -391,22 +236,16 @@
           </w:tcPr>
           <w:p>
             <w:pPr>
-              <w:pStyle w:val="Normal"/>
-              <w:widowControl/>
-              <w:spacing w:before="0" w:after="0"/>
-              <w:jc w:val="center"/>
-              <w:rPr>
-                <w:sz w:val="20"/>
-                <w:szCs w:val="20"/>
-              </w:rPr>
-            </w:pPr>
-            <w:r>
-              <w:rPr>
-                <w:rFonts w:eastAsia="Times New Roman" w:cs="Times New Roman"/>
-                <w:kern w:val="0"/>
-                <w:sz w:val="20"/>
-                <w:szCs w:val="20"/>
-                <w:lang w:val="ru-RU" w:eastAsia="ru-RU" w:bidi="ar-SA"/>
+              <w:jc w:val="center"/>
+              <w:rPr>
+                <w:sz w:val="20"/>
+                <w:szCs w:val="20"/>
+              </w:rPr>
+            </w:pPr>
+            <w:r>
+              <w:rPr>
+                <w:sz w:val="20"/>
+                <w:szCs w:val="20"/>
               </w:rPr>
               <w:t>Учетная форма № 070/у</w:t>
             </w:r>
@@ -414,71 +253,50 @@
         </w:tc>
       </w:tr>
       <w:tr>
-        <w:trPr/>
         <w:tc>
           <w:tcPr>
             <w:tcW w:w="5180" w:type="dxa"/>
-            <w:vMerge w:val="continue"/>
-            <w:tcBorders>
-              <w:top w:val="nil"/>
-              <w:left w:val="nil"/>
-              <w:bottom w:val="nil"/>
-              <w:right w:val="nil"/>
-            </w:tcBorders>
-            <w:vAlign w:val="bottom"/>
-          </w:tcPr>
-          <w:p>
-            <w:pPr>
-              <w:pStyle w:val="Normal"/>
-              <w:widowControl/>
-              <w:spacing w:before="0" w:after="0"/>
-              <w:jc w:val="left"/>
-              <w:rPr>
-                <w:sz w:val="20"/>
-                <w:szCs w:val="20"/>
-              </w:rPr>
-            </w:pPr>
-            <w:r>
-              <w:rPr>
-                <w:sz w:val="20"/>
-                <w:szCs w:val="20"/>
-              </w:rPr>
-            </w:r>
+            <w:vMerge/>
+            <w:tcBorders>
+              <w:top w:val="nil"/>
+              <w:left w:val="nil"/>
+              <w:bottom w:val="nil"/>
+              <w:right w:val="nil"/>
+            </w:tcBorders>
+            <w:vAlign w:val="bottom"/>
+          </w:tcPr>
+          <w:p>
+            <w:pPr>
+              <w:rPr>
+                <w:sz w:val="20"/>
+                <w:szCs w:val="20"/>
+              </w:rPr>
+            </w:pPr>
           </w:p>
         </w:tc>
         <w:tc>
           <w:tcPr>
             <w:tcW w:w="965" w:type="dxa"/>
-            <w:vMerge w:val="continue"/>
-            <w:tcBorders>
-              <w:top w:val="nil"/>
-              <w:left w:val="nil"/>
-              <w:bottom w:val="nil"/>
-              <w:right w:val="nil"/>
-            </w:tcBorders>
-            <w:vAlign w:val="bottom"/>
-          </w:tcPr>
-          <w:p>
-            <w:pPr>
-              <w:pStyle w:val="Normal"/>
-              <w:widowControl/>
+            <w:vMerge/>
+            <w:tcBorders>
+              <w:top w:val="nil"/>
+              <w:left w:val="nil"/>
+              <w:bottom w:val="nil"/>
+              <w:right w:val="nil"/>
+            </w:tcBorders>
+            <w:vAlign w:val="bottom"/>
+          </w:tcPr>
+          <w:p>
+            <w:pPr>
               <w:tabs>
-                <w:tab w:val="clear" w:pos="708"/>
-                <w:tab w:val="left" w:pos="1217" w:leader="none"/>
+                <w:tab w:val="left" w:pos="1217"/>
               </w:tabs>
-              <w:spacing w:before="0" w:after="0"/>
-              <w:jc w:val="center"/>
-              <w:rPr>
-                <w:sz w:val="20"/>
-                <w:szCs w:val="20"/>
-              </w:rPr>
-            </w:pPr>
-            <w:r>
-              <w:rPr>
-                <w:sz w:val="20"/>
-                <w:szCs w:val="20"/>
-              </w:rPr>
-            </w:r>
+              <w:jc w:val="center"/>
+              <w:rPr>
+                <w:sz w:val="20"/>
+                <w:szCs w:val="20"/>
+              </w:rPr>
+            </w:pPr>
           </w:p>
         </w:tc>
         <w:tc>
@@ -494,90 +312,60 @@
           </w:tcPr>
           <w:p>
             <w:pPr>
-              <w:pStyle w:val="Normal"/>
-              <w:widowControl/>
-              <w:spacing w:before="0" w:after="0"/>
-              <w:jc w:val="center"/>
-              <w:rPr>
-                <w:sz w:val="20"/>
-                <w:szCs w:val="20"/>
-              </w:rPr>
-            </w:pPr>
-            <w:r>
-              <w:rPr>
-                <w:sz w:val="20"/>
-                <w:szCs w:val="20"/>
-              </w:rPr>
-            </w:r>
+              <w:jc w:val="center"/>
+              <w:rPr>
+                <w:sz w:val="20"/>
+                <w:szCs w:val="20"/>
+              </w:rPr>
+            </w:pPr>
           </w:p>
         </w:tc>
       </w:tr>
       <w:tr>
-        <w:trPr/>
         <w:tc>
           <w:tcPr>
             <w:tcW w:w="5180" w:type="dxa"/>
-            <w:vMerge w:val="continue"/>
-            <w:tcBorders>
-              <w:top w:val="nil"/>
-              <w:left w:val="nil"/>
-              <w:bottom w:val="nil"/>
-              <w:right w:val="nil"/>
-            </w:tcBorders>
-            <w:vAlign w:val="bottom"/>
-          </w:tcPr>
-          <w:p>
-            <w:pPr>
-              <w:pStyle w:val="Normal"/>
-              <w:widowControl/>
-              <w:spacing w:before="0" w:after="0"/>
-              <w:jc w:val="left"/>
-              <w:rPr>
-                <w:sz w:val="20"/>
-                <w:szCs w:val="20"/>
-              </w:rPr>
-            </w:pPr>
-            <w:r>
-              <w:rPr>
-                <w:sz w:val="20"/>
-                <w:szCs w:val="20"/>
-              </w:rPr>
-            </w:r>
+            <w:vMerge/>
+            <w:tcBorders>
+              <w:top w:val="nil"/>
+              <w:left w:val="nil"/>
+              <w:bottom w:val="nil"/>
+              <w:right w:val="nil"/>
+            </w:tcBorders>
+            <w:vAlign w:val="bottom"/>
+          </w:tcPr>
+          <w:p>
+            <w:pPr>
+              <w:rPr>
+                <w:sz w:val="20"/>
+                <w:szCs w:val="20"/>
+              </w:rPr>
+            </w:pPr>
           </w:p>
         </w:tc>
         <w:tc>
           <w:tcPr>
             <w:tcW w:w="965" w:type="dxa"/>
-            <w:vMerge w:val="continue"/>
-            <w:tcBorders>
-              <w:top w:val="nil"/>
-              <w:left w:val="nil"/>
-              <w:bottom w:val="nil"/>
-              <w:right w:val="nil"/>
-            </w:tcBorders>
-            <w:vAlign w:val="bottom"/>
-          </w:tcPr>
-          <w:p>
-            <w:pPr>
-              <w:pStyle w:val="Normal"/>
-              <w:widowControl/>
+            <w:vMerge/>
+            <w:tcBorders>
+              <w:top w:val="nil"/>
+              <w:left w:val="nil"/>
+              <w:bottom w:val="nil"/>
+              <w:right w:val="nil"/>
+            </w:tcBorders>
+            <w:vAlign w:val="bottom"/>
+          </w:tcPr>
+          <w:p>
+            <w:pPr>
               <w:tabs>
-                <w:tab w:val="clear" w:pos="708"/>
-                <w:tab w:val="left" w:pos="1217" w:leader="none"/>
+                <w:tab w:val="left" w:pos="1217"/>
               </w:tabs>
-              <w:spacing w:before="0" w:after="0"/>
-              <w:jc w:val="center"/>
-              <w:rPr>
-                <w:sz w:val="20"/>
-                <w:szCs w:val="20"/>
-              </w:rPr>
-            </w:pPr>
-            <w:r>
-              <w:rPr>
-                <w:sz w:val="20"/>
-                <w:szCs w:val="20"/>
-              </w:rPr>
-            </w:r>
+              <w:jc w:val="center"/>
+              <w:rPr>
+                <w:sz w:val="20"/>
+                <w:szCs w:val="20"/>
+              </w:rPr>
+            </w:pPr>
           </w:p>
         </w:tc>
         <w:tc>
@@ -593,90 +381,60 @@
           </w:tcPr>
           <w:p>
             <w:pPr>
-              <w:pStyle w:val="Normal"/>
-              <w:widowControl/>
-              <w:spacing w:before="0" w:after="0"/>
-              <w:jc w:val="center"/>
-              <w:rPr>
-                <w:sz w:val="20"/>
-                <w:szCs w:val="20"/>
-              </w:rPr>
-            </w:pPr>
-            <w:r>
-              <w:rPr>
-                <w:sz w:val="20"/>
-                <w:szCs w:val="20"/>
-              </w:rPr>
-            </w:r>
+              <w:jc w:val="center"/>
+              <w:rPr>
+                <w:sz w:val="20"/>
+                <w:szCs w:val="20"/>
+              </w:rPr>
+            </w:pPr>
           </w:p>
         </w:tc>
       </w:tr>
       <w:tr>
-        <w:trPr/>
         <w:tc>
           <w:tcPr>
             <w:tcW w:w="5180" w:type="dxa"/>
-            <w:vMerge w:val="continue"/>
-            <w:tcBorders>
-              <w:top w:val="nil"/>
-              <w:left w:val="nil"/>
-              <w:bottom w:val="nil"/>
-              <w:right w:val="nil"/>
-            </w:tcBorders>
-            <w:vAlign w:val="bottom"/>
-          </w:tcPr>
-          <w:p>
-            <w:pPr>
-              <w:pStyle w:val="Normal"/>
-              <w:widowControl/>
-              <w:spacing w:before="0" w:after="0"/>
-              <w:jc w:val="left"/>
-              <w:rPr>
-                <w:sz w:val="20"/>
-                <w:szCs w:val="20"/>
-              </w:rPr>
-            </w:pPr>
-            <w:r>
-              <w:rPr>
-                <w:sz w:val="20"/>
-                <w:szCs w:val="20"/>
-              </w:rPr>
-            </w:r>
+            <w:vMerge/>
+            <w:tcBorders>
+              <w:top w:val="nil"/>
+              <w:left w:val="nil"/>
+              <w:bottom w:val="nil"/>
+              <w:right w:val="nil"/>
+            </w:tcBorders>
+            <w:vAlign w:val="bottom"/>
+          </w:tcPr>
+          <w:p>
+            <w:pPr>
+              <w:rPr>
+                <w:sz w:val="20"/>
+                <w:szCs w:val="20"/>
+              </w:rPr>
+            </w:pPr>
           </w:p>
         </w:tc>
         <w:tc>
           <w:tcPr>
             <w:tcW w:w="965" w:type="dxa"/>
-            <w:vMerge w:val="continue"/>
-            <w:tcBorders>
-              <w:top w:val="nil"/>
-              <w:left w:val="nil"/>
-              <w:bottom w:val="nil"/>
-              <w:right w:val="nil"/>
-            </w:tcBorders>
-            <w:vAlign w:val="bottom"/>
-          </w:tcPr>
-          <w:p>
-            <w:pPr>
-              <w:pStyle w:val="Normal"/>
-              <w:widowControl/>
+            <w:vMerge/>
+            <w:tcBorders>
+              <w:top w:val="nil"/>
+              <w:left w:val="nil"/>
+              <w:bottom w:val="nil"/>
+              <w:right w:val="nil"/>
+            </w:tcBorders>
+            <w:vAlign w:val="bottom"/>
+          </w:tcPr>
+          <w:p>
+            <w:pPr>
               <w:tabs>
-                <w:tab w:val="clear" w:pos="708"/>
-                <w:tab w:val="left" w:pos="1217" w:leader="none"/>
+                <w:tab w:val="left" w:pos="1217"/>
               </w:tabs>
-              <w:spacing w:before="0" w:after="0"/>
-              <w:jc w:val="center"/>
-              <w:rPr>
-                <w:sz w:val="20"/>
-                <w:szCs w:val="20"/>
-              </w:rPr>
-            </w:pPr>
-            <w:r>
-              <w:rPr>
-                <w:sz w:val="20"/>
-                <w:szCs w:val="20"/>
-              </w:rPr>
-            </w:r>
+              <w:jc w:val="center"/>
+              <w:rPr>
+                <w:sz w:val="20"/>
+                <w:szCs w:val="20"/>
+              </w:rPr>
+            </w:pPr>
           </w:p>
         </w:tc>
         <w:tc>
@@ -692,26 +450,16 @@
           </w:tcPr>
           <w:p>
             <w:pPr>
-              <w:pStyle w:val="Normal"/>
-              <w:widowControl/>
-              <w:spacing w:before="0" w:after="0"/>
-              <w:jc w:val="center"/>
-              <w:rPr>
-                <w:sz w:val="20"/>
-                <w:szCs w:val="20"/>
-              </w:rPr>
-            </w:pPr>
-            <w:r>
-              <w:rPr>
-                <w:sz w:val="20"/>
-                <w:szCs w:val="20"/>
-              </w:rPr>
-            </w:r>
+              <w:jc w:val="center"/>
+              <w:rPr>
+                <w:sz w:val="20"/>
+                <w:szCs w:val="20"/>
+              </w:rPr>
+            </w:pPr>
           </w:p>
         </w:tc>
       </w:tr>
       <w:tr>
-        <w:trPr/>
         <w:tc>
           <w:tcPr>
             <w:tcW w:w="5180" w:type="dxa"/>
@@ -724,21 +472,12 @@
           </w:tcPr>
           <w:p>
             <w:pPr>
-              <w:pStyle w:val="Normal"/>
-              <w:widowControl/>
-              <w:spacing w:before="0" w:after="0"/>
-              <w:jc w:val="center"/>
-              <w:rPr>
-                <w:sz w:val="20"/>
-                <w:szCs w:val="20"/>
-              </w:rPr>
-            </w:pPr>
-            <w:r>
-              <w:rPr>
-                <w:sz w:val="20"/>
-                <w:szCs w:val="20"/>
-              </w:rPr>
-            </w:r>
+              <w:jc w:val="center"/>
+              <w:rPr>
+                <w:sz w:val="20"/>
+                <w:szCs w:val="20"/>
+              </w:rPr>
+            </w:pPr>
           </w:p>
         </w:tc>
         <w:tc>
@@ -754,25 +493,15 @@
           </w:tcPr>
           <w:p>
             <w:pPr>
-              <w:pStyle w:val="Normal"/>
-              <w:widowControl/>
               <w:tabs>
-                <w:tab w:val="clear" w:pos="708"/>
-                <w:tab w:val="left" w:pos="1217" w:leader="none"/>
+                <w:tab w:val="left" w:pos="1217"/>
               </w:tabs>
-              <w:spacing w:before="0" w:after="0"/>
-              <w:jc w:val="center"/>
-              <w:rPr>
-                <w:sz w:val="20"/>
-                <w:szCs w:val="20"/>
-              </w:rPr>
-            </w:pPr>
-            <w:r>
-              <w:rPr>
-                <w:sz w:val="20"/>
-                <w:szCs w:val="20"/>
-              </w:rPr>
-            </w:r>
+              <w:jc w:val="center"/>
+              <w:rPr>
+                <w:sz w:val="20"/>
+                <w:szCs w:val="20"/>
+              </w:rPr>
+            </w:pPr>
           </w:p>
         </w:tc>
         <w:tc>
@@ -788,26 +517,16 @@
           </w:tcPr>
           <w:p>
             <w:pPr>
-              <w:pStyle w:val="Normal"/>
-              <w:widowControl/>
-              <w:spacing w:before="0" w:after="0"/>
-              <w:jc w:val="center"/>
-              <w:rPr>
-                <w:sz w:val="20"/>
-                <w:szCs w:val="20"/>
-              </w:rPr>
-            </w:pPr>
-            <w:r>
-              <w:rPr>
-                <w:sz w:val="20"/>
-                <w:szCs w:val="20"/>
-              </w:rPr>
-            </w:r>
+              <w:jc w:val="center"/>
+              <w:rPr>
+                <w:sz w:val="20"/>
+                <w:szCs w:val="20"/>
+              </w:rPr>
+            </w:pPr>
           </w:p>
         </w:tc>
       </w:tr>
       <w:tr>
-        <w:trPr/>
         <w:tc>
           <w:tcPr>
             <w:tcW w:w="5180" w:type="dxa"/>
@@ -819,21 +538,12 @@
           </w:tcPr>
           <w:p>
             <w:pPr>
-              <w:pStyle w:val="Normal"/>
-              <w:widowControl/>
-              <w:spacing w:before="0" w:after="0"/>
-              <w:jc w:val="center"/>
-              <w:rPr>
-                <w:sz w:val="20"/>
-                <w:szCs w:val="20"/>
-              </w:rPr>
-            </w:pPr>
-            <w:r>
-              <w:rPr>
-                <w:sz w:val="20"/>
-                <w:szCs w:val="20"/>
-              </w:rPr>
-            </w:r>
+              <w:jc w:val="center"/>
+              <w:rPr>
+                <w:sz w:val="20"/>
+                <w:szCs w:val="20"/>
+              </w:rPr>
+            </w:pPr>
           </w:p>
         </w:tc>
         <w:tc>
@@ -849,25 +559,15 @@
           </w:tcPr>
           <w:p>
             <w:pPr>
-              <w:pStyle w:val="Normal"/>
-              <w:widowControl/>
               <w:tabs>
-                <w:tab w:val="clear" w:pos="708"/>
-                <w:tab w:val="left" w:pos="1217" w:leader="none"/>
+                <w:tab w:val="left" w:pos="1217"/>
               </w:tabs>
-              <w:spacing w:before="0" w:after="0"/>
-              <w:jc w:val="center"/>
-              <w:rPr>
-                <w:sz w:val="20"/>
-                <w:szCs w:val="20"/>
-              </w:rPr>
-            </w:pPr>
-            <w:r>
-              <w:rPr>
-                <w:sz w:val="20"/>
-                <w:szCs w:val="20"/>
-              </w:rPr>
-            </w:r>
+              <w:jc w:val="center"/>
+              <w:rPr>
+                <w:sz w:val="20"/>
+                <w:szCs w:val="20"/>
+              </w:rPr>
+            </w:pPr>
           </w:p>
         </w:tc>
         <w:tc>
@@ -883,76 +583,52 @@
           </w:tcPr>
           <w:p>
             <w:pPr>
-              <w:pStyle w:val="Normal"/>
-              <w:widowControl/>
-              <w:spacing w:before="0" w:after="0"/>
-              <w:jc w:val="center"/>
-              <w:rPr>
-                <w:sz w:val="20"/>
-                <w:szCs w:val="20"/>
-              </w:rPr>
-            </w:pPr>
-            <w:r>
-              <w:rPr>
-                <w:sz w:val="20"/>
-                <w:szCs w:val="20"/>
-              </w:rPr>
-            </w:r>
+              <w:jc w:val="center"/>
+              <w:rPr>
+                <w:sz w:val="20"/>
+                <w:szCs w:val="20"/>
+              </w:rPr>
+            </w:pPr>
           </w:p>
         </w:tc>
       </w:tr>
     </w:tbl>
     <w:p>
       <w:pPr>
-        <w:pStyle w:val="Normal"/>
         <w:rPr>
           <w:sz w:val="20"/>
           <w:szCs w:val="20"/>
         </w:rPr>
       </w:pPr>
-      <w:r>
-        <w:rPr>
-          <w:sz w:val="20"/>
-          <w:szCs w:val="20"/>
-        </w:rPr>
-      </w:r>
     </w:p>
     <w:p>
       <w:pPr>
-        <w:pStyle w:val="Normal"/>
         <w:rPr>
           <w:sz w:val="20"/>
           <w:szCs w:val="20"/>
         </w:rPr>
       </w:pPr>
-      <w:r>
-        <w:rPr>
-          <w:sz w:val="20"/>
-          <w:szCs w:val="20"/>
-        </w:rPr>
-      </w:r>
     </w:p>
     <w:tbl>
       <w:tblPr>
-        <w:tblStyle w:val="ab"/>
+        <w:tblStyle w:val="af4"/>
         <w:tblW w:w="3364" w:type="dxa"/>
         <w:jc w:val="center"/>
-        <w:tblInd w:w="0" w:type="dxa"/>
         <w:tblLayout w:type="fixed"/>
         <w:tblCellMar>
-          <w:top w:w="0" w:type="dxa"/>
           <w:left w:w="0" w:type="dxa"/>
-          <w:bottom w:w="0" w:type="dxa"/>
           <w:right w:w="0" w:type="dxa"/>
         </w:tblCellMar>
-        <w:tblLook w:val="01e0"/>
+        <w:tblLook w:val="01E0"/>
       </w:tblPr>
       <w:tblGrid>
         <w:gridCol w:w="1687"/>
         <w:gridCol w:w="1677"/>
       </w:tblGrid>
       <w:tr>
-        <w:trPr/>
+        <w:trPr>
+          <w:jc w:val="center"/>
+        </w:trPr>
         <w:tc>
           <w:tcPr>
             <w:tcW w:w="1687" w:type="dxa"/>
@@ -966,10 +642,6 @@
           </w:tcPr>
           <w:p>
             <w:pPr>
-              <w:pStyle w:val="Normal"/>
-              <w:widowControl/>
-              <w:spacing w:before="0" w:after="0"/>
-              <w:jc w:val="left"/>
               <w:rPr>
                 <w:b/>
                 <w:sz w:val="28"/>
@@ -978,54 +650,40 @@
             </w:pPr>
             <w:r>
               <w:rPr>
-                <w:rFonts w:eastAsia="Times New Roman" w:cs="Times New Roman"/>
-                <w:b/>
-                <w:kern w:val="0"/>
-                <w:sz w:val="28"/>
-                <w:szCs w:val="28"/>
-                <w:lang w:val="ru-RU" w:eastAsia="ru-RU" w:bidi="ar-SA"/>
-              </w:rPr>
-              <w:t>Справка №</w:t>
-            </w:r>
-          </w:p>
-        </w:tc>
-        <w:tc>
-          <w:tcPr>
-            <w:tcW w:w="1677" w:type="dxa"/>
-            <w:tcBorders>
-              <w:top w:val="nil"/>
-              <w:left w:val="nil"/>
-              <w:right w:val="nil"/>
-            </w:tcBorders>
-            <w:vAlign w:val="bottom"/>
-          </w:tcPr>
-          <w:p>
-            <w:pPr>
-              <w:pStyle w:val="Normal"/>
-              <w:widowControl/>
-              <w:spacing w:before="0" w:after="0"/>
-              <w:jc w:val="center"/>
-              <w:rPr>
                 <w:b/>
                 <w:sz w:val="28"/>
                 <w:szCs w:val="28"/>
               </w:rPr>
-            </w:pPr>
-            <w:r>
+              <w:t>Справка №</w:t>
+            </w:r>
+          </w:p>
+        </w:tc>
+        <w:tc>
+          <w:tcPr>
+            <w:tcW w:w="1677" w:type="dxa"/>
+            <w:tcBorders>
+              <w:top w:val="nil"/>
+              <w:left w:val="nil"/>
+              <w:right w:val="nil"/>
+            </w:tcBorders>
+            <w:vAlign w:val="bottom"/>
+          </w:tcPr>
+          <w:p>
+            <w:pPr>
+              <w:jc w:val="center"/>
               <w:rPr>
                 <w:b/>
                 <w:sz w:val="28"/>
                 <w:szCs w:val="28"/>
               </w:rPr>
-            </w:r>
+            </w:pPr>
           </w:p>
         </w:tc>
       </w:tr>
     </w:tbl>
     <w:p>
       <w:pPr>
-        <w:pStyle w:val="Normal"/>
-        <w:spacing w:before="0" w:after="40"/>
+        <w:spacing w:after="40"/>
         <w:jc w:val="center"/>
         <w:rPr>
           <w:b/>
@@ -1048,12 +706,9 @@
       <w:tblPr>
         <w:tblW w:w="4418" w:type="dxa"/>
         <w:jc w:val="center"/>
-        <w:tblInd w:w="0" w:type="dxa"/>
         <w:tblLayout w:type="fixed"/>
         <w:tblCellMar>
-          <w:top w:w="0" w:type="dxa"/>
           <w:left w:w="0" w:type="dxa"/>
-          <w:bottom w:w="0" w:type="dxa"/>
           <w:right w:w="5" w:type="dxa"/>
         </w:tblCellMar>
         <w:tblLook w:val="0000"/>
@@ -1068,16 +723,16 @@
         <w:gridCol w:w="805"/>
       </w:tblGrid>
       <w:tr>
-        <w:trPr/>
+        <w:trPr>
+          <w:jc w:val="center"/>
+        </w:trPr>
         <w:tc>
           <w:tcPr>
             <w:tcW w:w="182" w:type="dxa"/>
-            <w:tcBorders/>
-            <w:vAlign w:val="bottom"/>
-          </w:tcPr>
-          <w:p>
-            <w:pPr>
-              <w:pStyle w:val="Normal"/>
+            <w:vAlign w:val="bottom"/>
+          </w:tcPr>
+          <w:p>
+            <w:pPr>
               <w:jc w:val="right"/>
               <w:rPr>
                 <w:b/>
@@ -1107,7 +762,6 @@
           </w:tcPr>
           <w:p>
             <w:pPr>
-              <w:pStyle w:val="Normal"/>
               <w:jc w:val="center"/>
               <w:rPr>
                 <w:b/>
@@ -1115,24 +769,15 @@
                 <w:szCs w:val="28"/>
               </w:rPr>
             </w:pPr>
-            <w:r>
-              <w:rPr>
-                <w:b/>
-                <w:sz w:val="28"/>
-                <w:szCs w:val="28"/>
-              </w:rPr>
-            </w:r>
           </w:p>
         </w:tc>
         <w:tc>
           <w:tcPr>
             <w:tcW w:w="210" w:type="dxa"/>
-            <w:tcBorders/>
-            <w:vAlign w:val="bottom"/>
-          </w:tcPr>
-          <w:p>
-            <w:pPr>
-              <w:pStyle w:val="Normal"/>
+            <w:vAlign w:val="bottom"/>
+          </w:tcPr>
+          <w:p>
+            <w:pPr>
               <w:ind w:right="57"/>
               <w:rPr>
                 <w:b/>
@@ -1162,7 +807,6 @@
           </w:tcPr>
           <w:p>
             <w:pPr>
-              <w:pStyle w:val="Normal"/>
               <w:jc w:val="center"/>
               <w:rPr>
                 <w:b/>
@@ -1170,76 +814,57 @@
                 <w:szCs w:val="28"/>
               </w:rPr>
             </w:pPr>
-            <w:r>
+          </w:p>
+        </w:tc>
+        <w:tc>
+          <w:tcPr>
+            <w:tcW w:w="423" w:type="dxa"/>
+            <w:vAlign w:val="bottom"/>
+          </w:tcPr>
+          <w:p>
+            <w:pPr>
+              <w:jc w:val="right"/>
               <w:rPr>
                 <w:b/>
                 <w:sz w:val="28"/>
                 <w:szCs w:val="28"/>
               </w:rPr>
-            </w:r>
-          </w:p>
-        </w:tc>
-        <w:tc>
-          <w:tcPr>
-            <w:tcW w:w="423" w:type="dxa"/>
-            <w:tcBorders/>
-            <w:vAlign w:val="bottom"/>
-          </w:tcPr>
-          <w:p>
-            <w:pPr>
-              <w:pStyle w:val="Normal"/>
-              <w:jc w:val="right"/>
+            </w:pPr>
+            <w:r>
               <w:rPr>
                 <w:b/>
                 <w:sz w:val="28"/>
                 <w:szCs w:val="28"/>
               </w:rPr>
-            </w:pPr>
-            <w:r>
+              <w:t>20</w:t>
+            </w:r>
+          </w:p>
+        </w:tc>
+        <w:tc>
+          <w:tcPr>
+            <w:tcW w:w="497" w:type="dxa"/>
+            <w:tcBorders>
+              <w:bottom w:val="single" w:sz="4" w:space="0" w:color="000000"/>
+            </w:tcBorders>
+            <w:vAlign w:val="bottom"/>
+          </w:tcPr>
+          <w:p>
+            <w:pPr>
               <w:rPr>
                 <w:b/>
                 <w:sz w:val="28"/>
                 <w:szCs w:val="28"/>
               </w:rPr>
-              <w:t>20</w:t>
-            </w:r>
-          </w:p>
-        </w:tc>
-        <w:tc>
-          <w:tcPr>
-            <w:tcW w:w="497" w:type="dxa"/>
-            <w:tcBorders>
-              <w:bottom w:val="single" w:sz="4" w:space="0" w:color="000000"/>
-            </w:tcBorders>
-            <w:vAlign w:val="bottom"/>
-          </w:tcPr>
-          <w:p>
-            <w:pPr>
-              <w:pStyle w:val="Normal"/>
-              <w:rPr>
-                <w:b/>
-                <w:sz w:val="28"/>
-                <w:szCs w:val="28"/>
-              </w:rPr>
-            </w:pPr>
-            <w:r>
-              <w:rPr>
-                <w:b/>
-                <w:sz w:val="28"/>
-                <w:szCs w:val="28"/>
-              </w:rPr>
-            </w:r>
+            </w:pPr>
           </w:p>
         </w:tc>
         <w:tc>
           <w:tcPr>
             <w:tcW w:w="805" w:type="dxa"/>
-            <w:tcBorders/>
-            <w:vAlign w:val="bottom"/>
-          </w:tcPr>
-          <w:p>
-            <w:pPr>
-              <w:pStyle w:val="Normal"/>
+            <w:vAlign w:val="bottom"/>
+          </w:tcPr>
+          <w:p>
+            <w:pPr>
               <w:ind w:left="57" w:right="57"/>
               <w:rPr>
                 <w:b/>
@@ -1261,81 +886,63 @@
     </w:tbl>
     <w:p>
       <w:pPr>
-        <w:pStyle w:val="Normal"/>
         <w:rPr>
           <w:sz w:val="20"/>
           <w:szCs w:val="20"/>
         </w:rPr>
       </w:pPr>
-      <w:r>
+    </w:p>
+    <w:p>
+      <w:pPr>
         <w:rPr>
           <w:sz w:val="20"/>
           <w:szCs w:val="20"/>
         </w:rPr>
+      </w:pPr>
+    </w:p>
+    <w:p>
+      <w:pPr>
+        <w:jc w:val="both"/>
+        <w:rPr>
+          <w:sz w:val="20"/>
+          <w:szCs w:val="20"/>
+        </w:rPr>
+      </w:pPr>
+      <w:r>
+        <w:rPr>
+          <w:sz w:val="20"/>
+          <w:szCs w:val="20"/>
+        </w:rPr>
+        <w:t xml:space="preserve">Настоящая справка не заменяет санаторно-курортной карты и не дает права на </w:t>
+      </w:r>
+      <w:r>
+        <w:rPr>
+          <w:sz w:val="20"/>
+          <w:szCs w:val="20"/>
+        </w:rPr>
+        <w:t>санаторно-курортное лечение. Справка действительна в течение 12 месяцев</w:t>
       </w:r>
     </w:p>
     <w:p>
       <w:pPr>
-        <w:pStyle w:val="Normal"/>
-        <w:rPr>
-          <w:sz w:val="20"/>
-          <w:szCs w:val="20"/>
-        </w:rPr>
-      </w:pPr>
-      <w:r>
-        <w:rPr>
-          <w:sz w:val="20"/>
-          <w:szCs w:val="20"/>
-        </w:rPr>
-      </w:r>
-    </w:p>
-    <w:p>
-      <w:pPr>
-        <w:pStyle w:val="Normal"/>
-        <w:jc w:val="both"/>
-        <w:rPr>
-          <w:sz w:val="20"/>
-          <w:szCs w:val="20"/>
-        </w:rPr>
-      </w:pPr>
-      <w:r>
-        <w:rPr>
-          <w:sz w:val="20"/>
-          <w:szCs w:val="20"/>
-        </w:rPr>
-        <w:t>Настоящая справка не заменяет санаторно-курортной карты и не дает права на санаторно-курортное лечение. Справка действительна в течение 12 месяцев</w:t>
-      </w:r>
-    </w:p>
-    <w:p>
-      <w:pPr>
-        <w:pStyle w:val="Normal"/>
         <w:jc w:val="both"/>
         <w:rPr>
           <w:sz w:val="2"/>
           <w:szCs w:val="2"/>
         </w:rPr>
       </w:pPr>
-      <w:r>
-        <w:rPr>
-          <w:sz w:val="2"/>
-          <w:szCs w:val="2"/>
-        </w:rPr>
-      </w:r>
     </w:p>
     <w:tbl>
       <w:tblPr>
-        <w:tblStyle w:val="ab"/>
+        <w:tblStyle w:val="af4"/>
         <w:tblW w:w="10191" w:type="dxa"/>
-        <w:jc w:val="left"/>
         <w:tblInd w:w="14" w:type="dxa"/>
         <w:tblLayout w:type="fixed"/>
         <w:tblCellMar>
-          <w:top w:w="0" w:type="dxa"/>
           <w:left w:w="0" w:type="dxa"/>
-          <w:bottom w:w="0" w:type="dxa"/>
           <w:right w:w="0" w:type="dxa"/>
         </w:tblCellMar>
-        <w:tblLook w:val="01e0"/>
+        <w:tblLook w:val="01E0"/>
       </w:tblPr>
       <w:tblGrid>
         <w:gridCol w:w="4309"/>
@@ -1343,7 +950,7 @@
       </w:tblGrid>
       <w:tr>
         <w:trPr>
-          <w:trHeight w:val="180" w:hRule="atLeast"/>
+          <w:trHeight w:val="180"/>
         </w:trPr>
         <w:tc>
           <w:tcPr>
@@ -1358,22 +965,15 @@
           </w:tcPr>
           <w:p>
             <w:pPr>
-              <w:pStyle w:val="Normal"/>
-              <w:widowControl/>
-              <w:spacing w:before="0" w:after="0"/>
-              <w:jc w:val="left"/>
-              <w:rPr>
-                <w:sz w:val="20"/>
-                <w:szCs w:val="20"/>
-              </w:rPr>
-            </w:pPr>
-            <w:r>
-              <w:rPr>
-                <w:rFonts w:eastAsia="Times New Roman" w:cs="Times New Roman"/>
-                <w:kern w:val="0"/>
-                <w:sz w:val="20"/>
-                <w:szCs w:val="20"/>
-                <w:lang w:val="ru-RU" w:eastAsia="ru-RU" w:bidi="ar-SA"/>
+              <w:rPr>
+                <w:sz w:val="20"/>
+                <w:szCs w:val="20"/>
+              </w:rPr>
+            </w:pPr>
+            <w:r>
+              <w:rPr>
+                <w:sz w:val="20"/>
+                <w:szCs w:val="20"/>
               </w:rPr>
               <w:t>Фамилия, имя, отчество (при наличии) пациента</w:t>
             </w:r>
@@ -1391,22 +991,16 @@
           </w:tcPr>
           <w:p>
             <w:pPr>
-              <w:pStyle w:val="Normal"/>
-              <w:widowControl/>
-              <w:spacing w:before="0" w:after="0"/>
-              <w:jc w:val="center"/>
-              <w:rPr>
-                <w:sz w:val="20"/>
-                <w:szCs w:val="20"/>
-              </w:rPr>
-            </w:pPr>
-            <w:r>
-              <w:rPr>
-                <w:rFonts w:eastAsia="Times New Roman" w:cs="Times New Roman"/>
-                <w:kern w:val="0"/>
-                <w:sz w:val="20"/>
-                <w:szCs w:val="20"/>
-                <w:lang w:val="ru-RU" w:eastAsia="ru-RU" w:bidi="ar-SA"/>
+              <w:jc w:val="center"/>
+              <w:rPr>
+                <w:sz w:val="20"/>
+                <w:szCs w:val="20"/>
+              </w:rPr>
+            </w:pPr>
+            <w:r>
+              <w:rPr>
+                <w:sz w:val="20"/>
+                <w:szCs w:val="20"/>
               </w:rPr>
               <w:t>${FULL_NAME}</w:t>
             </w:r>
@@ -1416,34 +1010,24 @@
     </w:tbl>
     <w:p>
       <w:pPr>
-        <w:pStyle w:val="Normal"/>
         <w:jc w:val="both"/>
         <w:rPr>
           <w:sz w:val="2"/>
           <w:szCs w:val="2"/>
         </w:rPr>
       </w:pPr>
-      <w:r>
-        <w:rPr>
-          <w:sz w:val="2"/>
-          <w:szCs w:val="2"/>
-        </w:rPr>
-      </w:r>
     </w:p>
     <w:tbl>
       <w:tblPr>
-        <w:tblStyle w:val="ab"/>
+        <w:tblStyle w:val="af4"/>
         <w:tblW w:w="7825" w:type="dxa"/>
-        <w:jc w:val="left"/>
         <w:tblInd w:w="14" w:type="dxa"/>
         <w:tblLayout w:type="fixed"/>
         <w:tblCellMar>
-          <w:top w:w="0" w:type="dxa"/>
           <w:left w:w="0" w:type="dxa"/>
-          <w:bottom w:w="0" w:type="dxa"/>
           <w:right w:w="0" w:type="dxa"/>
         </w:tblCellMar>
-        <w:tblLook w:val="01e0"/>
+        <w:tblLook w:val="01E0"/>
       </w:tblPr>
       <w:tblGrid>
         <w:gridCol w:w="1511"/>
@@ -1455,7 +1039,6 @@
         <w:gridCol w:w="3095"/>
       </w:tblGrid>
       <w:tr>
-        <w:trPr/>
         <w:tc>
           <w:tcPr>
             <w:tcW w:w="1511" w:type="dxa"/>
@@ -1469,25 +1052,27 @@
           </w:tcPr>
           <w:p>
             <w:pPr>
-              <w:pStyle w:val="Normal"/>
-              <w:widowControl/>
-              <w:spacing w:before="0" w:after="0"/>
-              <w:jc w:val="left"/>
-              <w:rPr>
-                <w:sz w:val="20"/>
-                <w:szCs w:val="20"/>
-              </w:rPr>
-            </w:pPr>
-            <w:r>
-              <w:rPr>
-                <w:rFonts w:eastAsia="Times New Roman" w:cs="Times New Roman"/>
-                <w:kern w:val="0"/>
-                <w:sz w:val="20"/>
-                <w:szCs w:val="20"/>
-                <w:lang w:val="ru-RU" w:eastAsia="ru-RU" w:bidi="ar-SA"/>
-              </w:rPr>
-              <w:t>Дата рождения: «</w:t>
-            </w:r>
+              <w:rPr>
+                <w:sz w:val="20"/>
+                <w:szCs w:val="20"/>
+              </w:rPr>
+            </w:pPr>
+            <w:r>
+              <w:rPr>
+                <w:sz w:val="20"/>
+                <w:szCs w:val="20"/>
+              </w:rPr>
+              <w:t>Дата рождения</w:t>
+            </w:r>
+            <w:proofErr w:type="gramStart"/>
+            <w:r>
+              <w:rPr>
+                <w:sz w:val="20"/>
+                <w:szCs w:val="20"/>
+              </w:rPr>
+              <w:t>: «</w:t>
+            </w:r>
+            <w:proofErr w:type="gramEnd"/>
           </w:p>
         </w:tc>
         <w:tc>
@@ -1502,21 +1087,15 @@
           </w:tcPr>
           <w:p>
             <w:pPr>
-              <w:pStyle w:val="Normal"/>
-              <w:widowControl/>
-              <w:spacing w:before="0" w:after="0"/>
-              <w:jc w:val="center"/>
-              <w:rPr>
-                <w:sz w:val="20"/>
-                <w:szCs w:val="20"/>
-              </w:rPr>
-            </w:pPr>
-            <w:r>
-              <w:rPr>
-                <w:rFonts w:eastAsia="Times New Roman" w:cs="Times New Roman"/>
-                <w:kern w:val="0"/>
-                <w:sz w:val="20"/>
-                <w:lang w:val="ru-RU" w:eastAsia="ru-RU" w:bidi="ar-SA"/>
+              <w:jc w:val="center"/>
+              <w:rPr>
+                <w:sz w:val="20"/>
+                <w:szCs w:val="20"/>
+              </w:rPr>
+            </w:pPr>
+            <w:r>
+              <w:rPr>
+                <w:sz w:val="20"/>
               </w:rPr>
               <w:t>${D}</w:t>
             </w:r>
@@ -1535,22 +1114,15 @@
           </w:tcPr>
           <w:p>
             <w:pPr>
-              <w:pStyle w:val="Normal"/>
-              <w:widowControl/>
-              <w:spacing w:before="0" w:after="0"/>
-              <w:jc w:val="left"/>
-              <w:rPr>
-                <w:sz w:val="20"/>
-                <w:szCs w:val="20"/>
-              </w:rPr>
-            </w:pPr>
-            <w:r>
-              <w:rPr>
-                <w:rFonts w:eastAsia="Times New Roman" w:cs="Times New Roman"/>
-                <w:kern w:val="0"/>
-                <w:sz w:val="20"/>
-                <w:szCs w:val="20"/>
-                <w:lang w:val="ru-RU" w:eastAsia="ru-RU" w:bidi="ar-SA"/>
+              <w:rPr>
+                <w:sz w:val="20"/>
+                <w:szCs w:val="20"/>
+              </w:rPr>
+            </w:pPr>
+            <w:r>
+              <w:rPr>
+                <w:sz w:val="20"/>
+                <w:szCs w:val="20"/>
               </w:rPr>
               <w:t>»</w:t>
             </w:r>
@@ -1568,21 +1140,15 @@
           </w:tcPr>
           <w:p>
             <w:pPr>
-              <w:pStyle w:val="Normal"/>
-              <w:widowControl/>
-              <w:spacing w:before="0" w:after="0"/>
-              <w:jc w:val="center"/>
-              <w:rPr>
-                <w:sz w:val="20"/>
-                <w:szCs w:val="20"/>
-              </w:rPr>
-            </w:pPr>
-            <w:r>
-              <w:rPr>
-                <w:rFonts w:eastAsia="Times New Roman" w:cs="Times New Roman"/>
-                <w:kern w:val="0"/>
-                <w:sz w:val="20"/>
-                <w:lang w:val="ru-RU" w:eastAsia="ru-RU" w:bidi="ar-SA"/>
+              <w:jc w:val="center"/>
+              <w:rPr>
+                <w:sz w:val="20"/>
+                <w:szCs w:val="20"/>
+              </w:rPr>
+            </w:pPr>
+            <w:r>
+              <w:rPr>
+                <w:sz w:val="20"/>
               </w:rPr>
               <w:t>${M}</w:t>
             </w:r>
@@ -1601,21 +1167,12 @@
           </w:tcPr>
           <w:p>
             <w:pPr>
-              <w:pStyle w:val="Normal"/>
-              <w:widowControl/>
-              <w:spacing w:before="0" w:after="0"/>
               <w:jc w:val="right"/>
               <w:rPr>
                 <w:sz w:val="20"/>
                 <w:szCs w:val="20"/>
               </w:rPr>
             </w:pPr>
-            <w:r>
-              <w:rPr>
-                <w:sz w:val="20"/>
-                <w:szCs w:val="20"/>
-              </w:rPr>
-            </w:r>
           </w:p>
         </w:tc>
         <w:tc>
@@ -1630,21 +1187,15 @@
           </w:tcPr>
           <w:p>
             <w:pPr>
-              <w:pStyle w:val="Normal"/>
-              <w:widowControl/>
-              <w:spacing w:before="0" w:after="0"/>
-              <w:jc w:val="center"/>
-              <w:rPr>
-                <w:sz w:val="20"/>
-                <w:szCs w:val="20"/>
-              </w:rPr>
-            </w:pPr>
-            <w:r>
-              <w:rPr>
-                <w:rFonts w:eastAsia="Times New Roman" w:cs="Times New Roman"/>
-                <w:kern w:val="0"/>
-                <w:sz w:val="20"/>
-                <w:lang w:val="ru-RU" w:eastAsia="ru-RU" w:bidi="ar-SA"/>
+              <w:jc w:val="center"/>
+              <w:rPr>
+                <w:sz w:val="20"/>
+                <w:szCs w:val="20"/>
+              </w:rPr>
+            </w:pPr>
+            <w:r>
+              <w:rPr>
+                <w:sz w:val="20"/>
               </w:rPr>
               <w:t>${Y}</w:t>
             </w:r>
@@ -1663,34 +1214,17 @@
           </w:tcPr>
           <w:p>
             <w:pPr>
-              <w:pStyle w:val="Normal"/>
-              <w:widowControl/>
-              <w:spacing w:before="0" w:after="0"/>
-              <w:jc w:val="left"/>
-              <w:rPr>
-                <w:sz w:val="20"/>
-                <w:szCs w:val="20"/>
-              </w:rPr>
-            </w:pPr>
-            <w:r>
-              <w:rPr>
-                <w:rFonts w:eastAsia="Times New Roman" w:cs="Times New Roman"/>
-                <w:kern w:val="0"/>
-                <w:sz w:val="20"/>
-                <w:szCs w:val="20"/>
-                <w:lang w:val="ru-RU" w:eastAsia="ru-RU" w:bidi="ar-SA"/>
-              </w:rPr>
-              <w:t xml:space="preserve"> </w:t>
-            </w:r>
-            <w:r>
-              <w:rPr>
-                <w:rFonts w:eastAsia="Times New Roman" w:cs="Times New Roman"/>
-                <w:kern w:val="0"/>
-                <w:sz w:val="20"/>
-                <w:szCs w:val="20"/>
-                <w:lang w:val="ru-RU" w:eastAsia="ru-RU" w:bidi="ar-SA"/>
-              </w:rPr>
-              <w:t>г. Пол: ${GENDER}</w:t>
+              <w:rPr>
+                <w:sz w:val="20"/>
+                <w:szCs w:val="20"/>
+              </w:rPr>
+            </w:pPr>
+            <w:r>
+              <w:rPr>
+                <w:sz w:val="20"/>
+                <w:szCs w:val="20"/>
+              </w:rPr>
+              <w:t xml:space="preserve"> г. Пол: ${GENDER}</w:t>
             </w:r>
           </w:p>
         </w:tc>
@@ -1698,41 +1232,30 @@
     </w:tbl>
     <w:p>
       <w:pPr>
-        <w:pStyle w:val="Normal"/>
         <w:jc w:val="both"/>
         <w:rPr>
           <w:sz w:val="2"/>
           <w:szCs w:val="2"/>
         </w:rPr>
       </w:pPr>
-      <w:r>
-        <w:rPr>
-          <w:sz w:val="2"/>
-          <w:szCs w:val="2"/>
-        </w:rPr>
-      </w:r>
     </w:p>
     <w:tbl>
       <w:tblPr>
-        <w:tblStyle w:val="ab"/>
+        <w:tblStyle w:val="af4"/>
         <w:tblW w:w="10191" w:type="dxa"/>
-        <w:jc w:val="left"/>
         <w:tblInd w:w="14" w:type="dxa"/>
         <w:tblLayout w:type="fixed"/>
         <w:tblCellMar>
-          <w:top w:w="0" w:type="dxa"/>
           <w:left w:w="0" w:type="dxa"/>
-          <w:bottom w:w="0" w:type="dxa"/>
           <w:right w:w="0" w:type="dxa"/>
         </w:tblCellMar>
-        <w:tblLook w:val="01e0"/>
+        <w:tblLook w:val="01E0"/>
       </w:tblPr>
       <w:tblGrid>
         <w:gridCol w:w="5879"/>
         <w:gridCol w:w="4312"/>
       </w:tblGrid>
       <w:tr>
-        <w:trPr/>
         <w:tc>
           <w:tcPr>
             <w:tcW w:w="5879" w:type="dxa"/>
@@ -1746,22 +1269,15 @@
           </w:tcPr>
           <w:p>
             <w:pPr>
-              <w:pStyle w:val="Normal"/>
-              <w:widowControl/>
-              <w:spacing w:before="0" w:after="0"/>
-              <w:jc w:val="left"/>
-              <w:rPr>
-                <w:sz w:val="20"/>
-                <w:szCs w:val="20"/>
-              </w:rPr>
-            </w:pPr>
-            <w:r>
-              <w:rPr>
-                <w:rFonts w:eastAsia="Times New Roman" w:cs="Times New Roman"/>
-                <w:kern w:val="0"/>
-                <w:sz w:val="20"/>
-                <w:szCs w:val="20"/>
-                <w:lang w:val="ru-RU" w:eastAsia="ru-RU" w:bidi="ar-SA"/>
+              <w:rPr>
+                <w:sz w:val="20"/>
+                <w:szCs w:val="20"/>
+              </w:rPr>
+            </w:pPr>
+            <w:r>
+              <w:rPr>
+                <w:sz w:val="20"/>
+                <w:szCs w:val="20"/>
               </w:rPr>
               <w:t>Регистрация по месту жительства: субъект Российской Федерации</w:t>
             </w:r>
@@ -1779,21 +1295,15 @@
           </w:tcPr>
           <w:p>
             <w:pPr>
-              <w:pStyle w:val="Normal"/>
-              <w:widowControl/>
-              <w:spacing w:before="0" w:after="0"/>
-              <w:jc w:val="center"/>
-              <w:rPr>
-                <w:sz w:val="20"/>
-                <w:szCs w:val="20"/>
-              </w:rPr>
-            </w:pPr>
-            <w:r>
-              <w:rPr>
-                <w:rFonts w:eastAsia="Times New Roman" w:cs="Times New Roman"/>
-                <w:kern w:val="0"/>
-                <w:sz w:val="20"/>
-                <w:lang w:val="ru-RU" w:eastAsia="ru-RU" w:bidi="ar-SA"/>
+              <w:jc w:val="center"/>
+              <w:rPr>
+                <w:sz w:val="20"/>
+                <w:szCs w:val="20"/>
+              </w:rPr>
+            </w:pPr>
+            <w:r>
+              <w:rPr>
+                <w:sz w:val="20"/>
               </w:rPr>
               <w:t>${REGION}</w:t>
             </w:r>
@@ -1803,34 +1313,24 @@
     </w:tbl>
     <w:p>
       <w:pPr>
-        <w:pStyle w:val="Normal"/>
         <w:jc w:val="both"/>
         <w:rPr>
           <w:sz w:val="2"/>
           <w:szCs w:val="2"/>
         </w:rPr>
       </w:pPr>
-      <w:r>
-        <w:rPr>
-          <w:sz w:val="2"/>
-          <w:szCs w:val="2"/>
-        </w:rPr>
-      </w:r>
     </w:p>
     <w:tbl>
       <w:tblPr>
-        <w:tblStyle w:val="ab"/>
+        <w:tblStyle w:val="af4"/>
         <w:tblW w:w="10191" w:type="dxa"/>
-        <w:jc w:val="left"/>
         <w:tblInd w:w="14" w:type="dxa"/>
         <w:tblLayout w:type="fixed"/>
         <w:tblCellMar>
-          <w:top w:w="0" w:type="dxa"/>
           <w:left w:w="0" w:type="dxa"/>
-          <w:bottom w:w="0" w:type="dxa"/>
           <w:right w:w="0" w:type="dxa"/>
         </w:tblCellMar>
-        <w:tblLook w:val="01e0"/>
+        <w:tblLook w:val="01E0"/>
       </w:tblPr>
       <w:tblGrid>
         <w:gridCol w:w="644"/>
@@ -1839,7 +1339,6 @@
         <w:gridCol w:w="4273"/>
       </w:tblGrid>
       <w:tr>
-        <w:trPr/>
         <w:tc>
           <w:tcPr>
             <w:tcW w:w="644" w:type="dxa"/>
@@ -1853,22 +1352,15 @@
           </w:tcPr>
           <w:p>
             <w:pPr>
-              <w:pStyle w:val="Normal"/>
-              <w:widowControl/>
-              <w:spacing w:before="0" w:after="0"/>
-              <w:jc w:val="left"/>
-              <w:rPr>
-                <w:sz w:val="20"/>
-                <w:szCs w:val="20"/>
-              </w:rPr>
-            </w:pPr>
-            <w:r>
-              <w:rPr>
-                <w:rFonts w:eastAsia="Times New Roman" w:cs="Times New Roman"/>
-                <w:kern w:val="0"/>
-                <w:sz w:val="20"/>
-                <w:szCs w:val="20"/>
-                <w:lang w:val="ru-RU" w:eastAsia="ru-RU" w:bidi="ar-SA"/>
+              <w:rPr>
+                <w:sz w:val="20"/>
+                <w:szCs w:val="20"/>
+              </w:rPr>
+            </w:pPr>
+            <w:r>
+              <w:rPr>
+                <w:sz w:val="20"/>
+                <w:szCs w:val="20"/>
               </w:rPr>
               <w:t>район</w:t>
             </w:r>
@@ -1886,21 +1378,15 @@
           </w:tcPr>
           <w:p>
             <w:pPr>
-              <w:pStyle w:val="Normal"/>
-              <w:widowControl/>
-              <w:spacing w:before="0" w:after="0"/>
-              <w:jc w:val="center"/>
-              <w:rPr>
-                <w:sz w:val="20"/>
-                <w:szCs w:val="20"/>
-              </w:rPr>
-            </w:pPr>
-            <w:r>
-              <w:rPr>
-                <w:rFonts w:eastAsia="Times New Roman" w:cs="Times New Roman"/>
-                <w:kern w:val="0"/>
-                <w:sz w:val="20"/>
-                <w:lang w:val="ru-RU" w:eastAsia="ru-RU" w:bidi="ar-SA"/>
+              <w:jc w:val="center"/>
+              <w:rPr>
+                <w:sz w:val="20"/>
+                <w:szCs w:val="20"/>
+              </w:rPr>
+            </w:pPr>
+            <w:r>
+              <w:rPr>
+                <w:sz w:val="20"/>
               </w:rPr>
               <w:t>${DISTRICT}</w:t>
             </w:r>
@@ -1919,34 +1405,17 @@
           </w:tcPr>
           <w:p>
             <w:pPr>
-              <w:pStyle w:val="Normal"/>
-              <w:widowControl/>
-              <w:spacing w:before="0" w:after="0"/>
-              <w:jc w:val="left"/>
-              <w:rPr>
-                <w:sz w:val="20"/>
-                <w:szCs w:val="20"/>
-              </w:rPr>
-            </w:pPr>
-            <w:r>
-              <w:rPr>
-                <w:rFonts w:eastAsia="Times New Roman" w:cs="Times New Roman"/>
-                <w:kern w:val="0"/>
-                <w:sz w:val="20"/>
-                <w:szCs w:val="20"/>
-                <w:lang w:val="ru-RU" w:eastAsia="ru-RU" w:bidi="ar-SA"/>
-              </w:rPr>
-              <w:t xml:space="preserve"> </w:t>
-            </w:r>
-            <w:r>
-              <w:rPr>
-                <w:rFonts w:eastAsia="Times New Roman" w:cs="Times New Roman"/>
-                <w:kern w:val="0"/>
-                <w:sz w:val="20"/>
-                <w:szCs w:val="20"/>
-                <w:lang w:val="ru-RU" w:eastAsia="ru-RU" w:bidi="ar-SA"/>
-              </w:rPr>
-              <w:t>населенный пункт</w:t>
+              <w:rPr>
+                <w:sz w:val="20"/>
+                <w:szCs w:val="20"/>
+              </w:rPr>
+            </w:pPr>
+            <w:r>
+              <w:rPr>
+                <w:sz w:val="20"/>
+                <w:szCs w:val="20"/>
+              </w:rPr>
+              <w:t xml:space="preserve"> населенный пункт</w:t>
             </w:r>
           </w:p>
         </w:tc>
@@ -1962,21 +1431,15 @@
           </w:tcPr>
           <w:p>
             <w:pPr>
-              <w:pStyle w:val="Normal"/>
-              <w:widowControl/>
-              <w:spacing w:before="0" w:after="0"/>
-              <w:jc w:val="center"/>
-              <w:rPr>
-                <w:sz w:val="20"/>
-                <w:szCs w:val="20"/>
-              </w:rPr>
-            </w:pPr>
-            <w:r>
-              <w:rPr>
-                <w:rFonts w:eastAsia="Times New Roman" w:cs="Times New Roman"/>
-                <w:kern w:val="0"/>
-                <w:sz w:val="20"/>
-                <w:lang w:val="ru-RU" w:eastAsia="ru-RU" w:bidi="ar-SA"/>
+              <w:jc w:val="center"/>
+              <w:rPr>
+                <w:sz w:val="20"/>
+                <w:szCs w:val="20"/>
+              </w:rPr>
+            </w:pPr>
+            <w:r>
+              <w:rPr>
+                <w:sz w:val="20"/>
               </w:rPr>
               <w:t>${LOCALITY}</w:t>
             </w:r>
@@ -1986,34 +1449,24 @@
     </w:tbl>
     <w:p>
       <w:pPr>
-        <w:pStyle w:val="Normal"/>
         <w:jc w:val="both"/>
         <w:rPr>
           <w:sz w:val="2"/>
           <w:szCs w:val="2"/>
         </w:rPr>
       </w:pPr>
-      <w:r>
-        <w:rPr>
-          <w:sz w:val="2"/>
-          <w:szCs w:val="2"/>
-        </w:rPr>
-      </w:r>
     </w:p>
     <w:tbl>
       <w:tblPr>
-        <w:tblStyle w:val="ab"/>
+        <w:tblStyle w:val="af4"/>
         <w:tblW w:w="10191" w:type="dxa"/>
-        <w:jc w:val="left"/>
         <w:tblInd w:w="14" w:type="dxa"/>
         <w:tblLayout w:type="fixed"/>
         <w:tblCellMar>
-          <w:top w:w="0" w:type="dxa"/>
           <w:left w:w="0" w:type="dxa"/>
-          <w:bottom w:w="0" w:type="dxa"/>
           <w:right w:w="0" w:type="dxa"/>
         </w:tblCellMar>
-        <w:tblLook w:val="01e0"/>
+        <w:tblLook w:val="01E0"/>
       </w:tblPr>
       <w:tblGrid>
         <w:gridCol w:w="644"/>
@@ -2029,7 +1482,7 @@
       </w:tblGrid>
       <w:tr>
         <w:trPr>
-          <w:trHeight w:val="175" w:hRule="atLeast"/>
+          <w:trHeight w:val="175"/>
         </w:trPr>
         <w:tc>
           <w:tcPr>
@@ -2044,22 +1497,15 @@
           </w:tcPr>
           <w:p>
             <w:pPr>
-              <w:pStyle w:val="Normal"/>
-              <w:widowControl/>
-              <w:spacing w:before="0" w:after="0"/>
-              <w:jc w:val="left"/>
-              <w:rPr>
-                <w:sz w:val="20"/>
-                <w:szCs w:val="20"/>
-              </w:rPr>
-            </w:pPr>
-            <w:r>
-              <w:rPr>
-                <w:rFonts w:eastAsia="Times New Roman" w:cs="Times New Roman"/>
-                <w:kern w:val="0"/>
-                <w:sz w:val="20"/>
-                <w:szCs w:val="20"/>
-                <w:lang w:val="ru-RU" w:eastAsia="ru-RU" w:bidi="ar-SA"/>
+              <w:rPr>
+                <w:sz w:val="20"/>
+                <w:szCs w:val="20"/>
+              </w:rPr>
+            </w:pPr>
+            <w:r>
+              <w:rPr>
+                <w:sz w:val="20"/>
+                <w:szCs w:val="20"/>
               </w:rPr>
               <w:t>улица</w:t>
             </w:r>
@@ -2077,21 +1523,15 @@
           </w:tcPr>
           <w:p>
             <w:pPr>
-              <w:pStyle w:val="Normal"/>
-              <w:widowControl/>
-              <w:spacing w:before="0" w:after="0"/>
-              <w:jc w:val="center"/>
-              <w:rPr>
-                <w:sz w:val="20"/>
-                <w:szCs w:val="20"/>
-              </w:rPr>
-            </w:pPr>
-            <w:r>
-              <w:rPr>
-                <w:rFonts w:eastAsia="Times New Roman" w:cs="Times New Roman"/>
-                <w:kern w:val="0"/>
-                <w:sz w:val="20"/>
-                <w:lang w:val="ru-RU" w:eastAsia="ru-RU" w:bidi="ar-SA"/>
+              <w:jc w:val="center"/>
+              <w:rPr>
+                <w:sz w:val="20"/>
+                <w:szCs w:val="20"/>
+              </w:rPr>
+            </w:pPr>
+            <w:r>
+              <w:rPr>
+                <w:sz w:val="20"/>
               </w:rPr>
               <w:t>${STREET}</w:t>
             </w:r>
@@ -2110,34 +1550,17 @@
           </w:tcPr>
           <w:p>
             <w:pPr>
-              <w:pStyle w:val="Normal"/>
-              <w:widowControl/>
-              <w:spacing w:before="0" w:after="0"/>
-              <w:jc w:val="left"/>
-              <w:rPr>
-                <w:sz w:val="20"/>
-                <w:szCs w:val="20"/>
-              </w:rPr>
-            </w:pPr>
-            <w:r>
-              <w:rPr>
-                <w:rFonts w:eastAsia="Times New Roman" w:cs="Times New Roman"/>
-                <w:kern w:val="0"/>
-                <w:sz w:val="20"/>
-                <w:szCs w:val="20"/>
-                <w:lang w:val="ru-RU" w:eastAsia="ru-RU" w:bidi="ar-SA"/>
-              </w:rPr>
-              <w:t xml:space="preserve"> </w:t>
-            </w:r>
-            <w:r>
-              <w:rPr>
-                <w:rFonts w:eastAsia="Times New Roman" w:cs="Times New Roman"/>
-                <w:kern w:val="0"/>
-                <w:sz w:val="20"/>
-                <w:szCs w:val="20"/>
-                <w:lang w:val="ru-RU" w:eastAsia="ru-RU" w:bidi="ar-SA"/>
-              </w:rPr>
-              <w:t>дом</w:t>
+              <w:rPr>
+                <w:sz w:val="20"/>
+                <w:szCs w:val="20"/>
+              </w:rPr>
+            </w:pPr>
+            <w:r>
+              <w:rPr>
+                <w:sz w:val="20"/>
+                <w:szCs w:val="20"/>
+              </w:rPr>
+              <w:t xml:space="preserve"> дом</w:t>
             </w:r>
           </w:p>
         </w:tc>
@@ -2153,21 +1576,15 @@
           </w:tcPr>
           <w:p>
             <w:pPr>
-              <w:pStyle w:val="Normal"/>
-              <w:widowControl/>
-              <w:spacing w:before="0" w:after="0"/>
-              <w:jc w:val="center"/>
-              <w:rPr>
-                <w:sz w:val="20"/>
-                <w:szCs w:val="20"/>
-              </w:rPr>
-            </w:pPr>
-            <w:r>
-              <w:rPr>
-                <w:rFonts w:eastAsia="Times New Roman" w:cs="Times New Roman"/>
-                <w:kern w:val="0"/>
-                <w:sz w:val="20"/>
-                <w:lang w:val="ru-RU" w:eastAsia="ru-RU" w:bidi="ar-SA"/>
+              <w:jc w:val="center"/>
+              <w:rPr>
+                <w:sz w:val="20"/>
+                <w:szCs w:val="20"/>
+              </w:rPr>
+            </w:pPr>
+            <w:r>
+              <w:rPr>
+                <w:sz w:val="20"/>
               </w:rPr>
               <w:t>${H}</w:t>
             </w:r>
@@ -2186,22 +1603,16 @@
           </w:tcPr>
           <w:p>
             <w:pPr>
-              <w:pStyle w:val="Normal"/>
-              <w:widowControl/>
-              <w:spacing w:before="0" w:after="0"/>
-              <w:jc w:val="center"/>
-              <w:rPr>
-                <w:sz w:val="20"/>
-                <w:szCs w:val="20"/>
-              </w:rPr>
-            </w:pPr>
-            <w:r>
-              <w:rPr>
-                <w:rFonts w:eastAsia="Times New Roman" w:cs="Times New Roman"/>
-                <w:kern w:val="0"/>
-                <w:sz w:val="20"/>
-                <w:szCs w:val="20"/>
-                <w:lang w:val="ru-RU" w:eastAsia="ru-RU" w:bidi="ar-SA"/>
+              <w:jc w:val="center"/>
+              <w:rPr>
+                <w:sz w:val="20"/>
+                <w:szCs w:val="20"/>
+              </w:rPr>
+            </w:pPr>
+            <w:r>
+              <w:rPr>
+                <w:sz w:val="20"/>
+                <w:szCs w:val="20"/>
               </w:rPr>
               <w:t>строение/корпус</w:t>
             </w:r>
@@ -2219,21 +1630,15 @@
           </w:tcPr>
           <w:p>
             <w:pPr>
-              <w:pStyle w:val="Normal"/>
-              <w:widowControl/>
-              <w:spacing w:before="0" w:after="0"/>
-              <w:jc w:val="center"/>
-              <w:rPr>
-                <w:sz w:val="20"/>
-                <w:szCs w:val="20"/>
-              </w:rPr>
-            </w:pPr>
-            <w:r>
-              <w:rPr>
-                <w:rFonts w:eastAsia="Times New Roman" w:cs="Times New Roman"/>
-                <w:kern w:val="0"/>
-                <w:sz w:val="20"/>
-                <w:lang w:val="ru-RU" w:eastAsia="ru-RU" w:bidi="ar-SA"/>
+              <w:jc w:val="center"/>
+              <w:rPr>
+                <w:sz w:val="20"/>
+                <w:szCs w:val="20"/>
+              </w:rPr>
+            </w:pPr>
+            <w:r>
+              <w:rPr>
+                <w:sz w:val="20"/>
               </w:rPr>
               <w:t>${B}</w:t>
             </w:r>
@@ -2252,22 +1657,16 @@
           </w:tcPr>
           <w:p>
             <w:pPr>
-              <w:pStyle w:val="Normal"/>
-              <w:widowControl/>
-              <w:spacing w:before="0" w:after="0"/>
-              <w:jc w:val="center"/>
-              <w:rPr>
-                <w:sz w:val="20"/>
-                <w:szCs w:val="20"/>
-              </w:rPr>
-            </w:pPr>
-            <w:r>
-              <w:rPr>
-                <w:rFonts w:eastAsia="Times New Roman" w:cs="Times New Roman"/>
-                <w:kern w:val="0"/>
-                <w:sz w:val="20"/>
-                <w:szCs w:val="20"/>
-                <w:lang w:val="ru-RU" w:eastAsia="ru-RU" w:bidi="ar-SA"/>
+              <w:jc w:val="center"/>
+              <w:rPr>
+                <w:sz w:val="20"/>
+                <w:szCs w:val="20"/>
+              </w:rPr>
+            </w:pPr>
+            <w:r>
+              <w:rPr>
+                <w:sz w:val="20"/>
+                <w:szCs w:val="20"/>
               </w:rPr>
               <w:t>квартира</w:t>
             </w:r>
@@ -2285,21 +1684,15 @@
           </w:tcPr>
           <w:p>
             <w:pPr>
-              <w:pStyle w:val="Normal"/>
-              <w:widowControl/>
-              <w:spacing w:before="0" w:after="0"/>
-              <w:jc w:val="center"/>
-              <w:rPr>
-                <w:sz w:val="20"/>
-                <w:szCs w:val="20"/>
-              </w:rPr>
-            </w:pPr>
-            <w:r>
-              <w:rPr>
-                <w:rFonts w:eastAsia="Times New Roman" w:cs="Times New Roman"/>
-                <w:kern w:val="0"/>
-                <w:sz w:val="20"/>
-                <w:lang w:val="ru-RU" w:eastAsia="ru-RU" w:bidi="ar-SA"/>
+              <w:jc w:val="center"/>
+              <w:rPr>
+                <w:sz w:val="20"/>
+                <w:szCs w:val="20"/>
+              </w:rPr>
+            </w:pPr>
+            <w:r>
+              <w:rPr>
+                <w:sz w:val="20"/>
               </w:rPr>
               <w:t>${F}</w:t>
             </w:r>
@@ -2318,22 +1711,16 @@
           </w:tcPr>
           <w:p>
             <w:pPr>
-              <w:pStyle w:val="Normal"/>
-              <w:widowControl/>
-              <w:spacing w:before="0" w:after="0"/>
-              <w:jc w:val="center"/>
-              <w:rPr>
-                <w:sz w:val="20"/>
-                <w:szCs w:val="20"/>
-              </w:rPr>
-            </w:pPr>
-            <w:r>
-              <w:rPr>
-                <w:rFonts w:eastAsia="Times New Roman" w:cs="Times New Roman"/>
-                <w:kern w:val="0"/>
-                <w:sz w:val="20"/>
-                <w:szCs w:val="20"/>
-                <w:lang w:val="ru-RU" w:eastAsia="ru-RU" w:bidi="ar-SA"/>
+              <w:jc w:val="center"/>
+              <w:rPr>
+                <w:sz w:val="20"/>
+                <w:szCs w:val="20"/>
+              </w:rPr>
+            </w:pPr>
+            <w:r>
+              <w:rPr>
+                <w:sz w:val="20"/>
+                <w:szCs w:val="20"/>
               </w:rPr>
               <w:t>тел.</w:t>
             </w:r>
@@ -2351,9 +1738,6 @@
           </w:tcPr>
           <w:p>
             <w:pPr>
-              <w:pStyle w:val="Normal"/>
-              <w:widowControl/>
-              <w:spacing w:before="0" w:after="0"/>
               <w:jc w:val="center"/>
               <w:rPr>
                 <w:sz w:val="20"/>
@@ -2364,10 +1748,7 @@
             <w:bookmarkEnd w:id="0"/>
             <w:r>
               <w:rPr>
-                <w:rFonts w:eastAsia="Times New Roman" w:cs="Times New Roman"/>
-                <w:kern w:val="0"/>
-                <w:sz w:val="20"/>
-                <w:lang w:val="ru-RU" w:eastAsia="ru-RU" w:bidi="ar-SA"/>
+                <w:sz w:val="20"/>
               </w:rPr>
               <w:t>${PHONE}</w:t>
             </w:r>
@@ -2377,41 +1758,30 @@
     </w:tbl>
     <w:p>
       <w:pPr>
-        <w:pStyle w:val="Normal"/>
         <w:jc w:val="both"/>
         <w:rPr>
           <w:sz w:val="2"/>
           <w:szCs w:val="2"/>
         </w:rPr>
       </w:pPr>
-      <w:r>
-        <w:rPr>
-          <w:sz w:val="2"/>
-          <w:szCs w:val="2"/>
-        </w:rPr>
-      </w:r>
     </w:p>
     <w:tbl>
       <w:tblPr>
-        <w:tblStyle w:val="ab"/>
+        <w:tblStyle w:val="af4"/>
         <w:tblW w:w="10191" w:type="dxa"/>
-        <w:jc w:val="left"/>
         <w:tblInd w:w="14" w:type="dxa"/>
         <w:tblLayout w:type="fixed"/>
         <w:tblCellMar>
-          <w:top w:w="0" w:type="dxa"/>
           <w:left w:w="0" w:type="dxa"/>
-          <w:bottom w:w="0" w:type="dxa"/>
           <w:right w:w="0" w:type="dxa"/>
         </w:tblCellMar>
-        <w:tblLook w:val="01e0"/>
+        <w:tblLook w:val="01E0"/>
       </w:tblPr>
       <w:tblGrid>
         <w:gridCol w:w="5879"/>
         <w:gridCol w:w="4312"/>
       </w:tblGrid>
       <w:tr>
-        <w:trPr/>
         <w:tc>
           <w:tcPr>
             <w:tcW w:w="5879" w:type="dxa"/>
@@ -2425,22 +1795,15 @@
           </w:tcPr>
           <w:p>
             <w:pPr>
-              <w:pStyle w:val="Normal"/>
-              <w:widowControl/>
-              <w:spacing w:before="0" w:after="0"/>
-              <w:jc w:val="left"/>
-              <w:rPr>
-                <w:sz w:val="20"/>
-                <w:szCs w:val="20"/>
-              </w:rPr>
-            </w:pPr>
-            <w:r>
-              <w:rPr>
-                <w:rFonts w:eastAsia="Times New Roman" w:cs="Times New Roman"/>
-                <w:kern w:val="0"/>
-                <w:sz w:val="20"/>
-                <w:szCs w:val="20"/>
-                <w:lang w:val="ru-RU" w:eastAsia="ru-RU" w:bidi="ar-SA"/>
+              <w:rPr>
+                <w:sz w:val="20"/>
+                <w:szCs w:val="20"/>
+              </w:rPr>
+            </w:pPr>
+            <w:r>
+              <w:rPr>
+                <w:sz w:val="20"/>
+                <w:szCs w:val="20"/>
               </w:rPr>
               <w:t>Регистрация по месту пребывания: субъект Российской Федерации</w:t>
             </w:r>
@@ -2458,21 +1821,15 @@
           </w:tcPr>
           <w:p>
             <w:pPr>
-              <w:pStyle w:val="Normal"/>
-              <w:widowControl/>
-              <w:spacing w:before="0" w:after="0"/>
-              <w:jc w:val="center"/>
-              <w:rPr>
-                <w:sz w:val="20"/>
-                <w:szCs w:val="20"/>
-              </w:rPr>
-            </w:pPr>
-            <w:r>
-              <w:rPr>
-                <w:rFonts w:eastAsia="Times New Roman" w:cs="Times New Roman"/>
-                <w:kern w:val="0"/>
-                <w:sz w:val="20"/>
-                <w:lang w:val="ru-RU" w:eastAsia="ru-RU" w:bidi="ar-SA"/>
+              <w:jc w:val="center"/>
+              <w:rPr>
+                <w:sz w:val="20"/>
+                <w:szCs w:val="20"/>
+              </w:rPr>
+            </w:pPr>
+            <w:r>
+              <w:rPr>
+                <w:sz w:val="20"/>
               </w:rPr>
               <w:t>${REGION}</w:t>
             </w:r>
@@ -2482,34 +1839,24 @@
     </w:tbl>
     <w:p>
       <w:pPr>
-        <w:pStyle w:val="Normal"/>
         <w:jc w:val="both"/>
         <w:rPr>
           <w:sz w:val="2"/>
           <w:szCs w:val="2"/>
         </w:rPr>
       </w:pPr>
-      <w:r>
-        <w:rPr>
-          <w:sz w:val="2"/>
-          <w:szCs w:val="2"/>
-        </w:rPr>
-      </w:r>
     </w:p>
     <w:tbl>
       <w:tblPr>
-        <w:tblStyle w:val="ab"/>
+        <w:tblStyle w:val="af4"/>
         <w:tblW w:w="10191" w:type="dxa"/>
-        <w:jc w:val="left"/>
         <w:tblInd w:w="14" w:type="dxa"/>
         <w:tblLayout w:type="fixed"/>
         <w:tblCellMar>
-          <w:top w:w="0" w:type="dxa"/>
           <w:left w:w="0" w:type="dxa"/>
-          <w:bottom w:w="0" w:type="dxa"/>
           <w:right w:w="0" w:type="dxa"/>
         </w:tblCellMar>
-        <w:tblLook w:val="01e0"/>
+        <w:tblLook w:val="01E0"/>
       </w:tblPr>
       <w:tblGrid>
         <w:gridCol w:w="644"/>
@@ -2519,7 +1866,7 @@
       </w:tblGrid>
       <w:tr>
         <w:trPr>
-          <w:trHeight w:val="175" w:hRule="atLeast"/>
+          <w:trHeight w:val="175"/>
         </w:trPr>
         <w:tc>
           <w:tcPr>
@@ -2534,22 +1881,15 @@
           </w:tcPr>
           <w:p>
             <w:pPr>
-              <w:pStyle w:val="Normal"/>
-              <w:widowControl/>
-              <w:spacing w:before="0" w:after="0"/>
-              <w:jc w:val="left"/>
-              <w:rPr>
-                <w:sz w:val="20"/>
-                <w:szCs w:val="20"/>
-              </w:rPr>
-            </w:pPr>
-            <w:r>
-              <w:rPr>
-                <w:rFonts w:eastAsia="Times New Roman" w:cs="Times New Roman"/>
-                <w:kern w:val="0"/>
-                <w:sz w:val="20"/>
-                <w:szCs w:val="20"/>
-                <w:lang w:val="ru-RU" w:eastAsia="ru-RU" w:bidi="ar-SA"/>
+              <w:rPr>
+                <w:sz w:val="20"/>
+                <w:szCs w:val="20"/>
+              </w:rPr>
+            </w:pPr>
+            <w:r>
+              <w:rPr>
+                <w:sz w:val="20"/>
+                <w:szCs w:val="20"/>
               </w:rPr>
               <w:t>район</w:t>
             </w:r>
@@ -2567,21 +1907,15 @@
           </w:tcPr>
           <w:p>
             <w:pPr>
-              <w:pStyle w:val="Normal"/>
-              <w:widowControl/>
-              <w:spacing w:before="0" w:after="0"/>
-              <w:jc w:val="center"/>
-              <w:rPr>
-                <w:sz w:val="20"/>
-                <w:szCs w:val="20"/>
-              </w:rPr>
-            </w:pPr>
-            <w:r>
-              <w:rPr>
-                <w:rFonts w:eastAsia="Times New Roman" w:cs="Times New Roman"/>
-                <w:kern w:val="0"/>
-                <w:sz w:val="20"/>
-                <w:lang w:val="ru-RU" w:eastAsia="ru-RU" w:bidi="ar-SA"/>
+              <w:jc w:val="center"/>
+              <w:rPr>
+                <w:sz w:val="20"/>
+                <w:szCs w:val="20"/>
+              </w:rPr>
+            </w:pPr>
+            <w:r>
+              <w:rPr>
+                <w:sz w:val="20"/>
               </w:rPr>
               <w:t>${DISTRICT}</w:t>
             </w:r>
@@ -2600,34 +1934,17 @@
           </w:tcPr>
           <w:p>
             <w:pPr>
-              <w:pStyle w:val="Normal"/>
-              <w:widowControl/>
-              <w:spacing w:before="0" w:after="0"/>
-              <w:jc w:val="left"/>
-              <w:rPr>
-                <w:sz w:val="20"/>
-                <w:szCs w:val="20"/>
-              </w:rPr>
-            </w:pPr>
-            <w:r>
-              <w:rPr>
-                <w:rFonts w:eastAsia="Times New Roman" w:cs="Times New Roman"/>
-                <w:kern w:val="0"/>
-                <w:sz w:val="20"/>
-                <w:szCs w:val="20"/>
-                <w:lang w:val="ru-RU" w:eastAsia="ru-RU" w:bidi="ar-SA"/>
-              </w:rPr>
-              <w:t xml:space="preserve"> </w:t>
-            </w:r>
-            <w:r>
-              <w:rPr>
-                <w:rFonts w:eastAsia="Times New Roman" w:cs="Times New Roman"/>
-                <w:kern w:val="0"/>
-                <w:sz w:val="20"/>
-                <w:szCs w:val="20"/>
-                <w:lang w:val="ru-RU" w:eastAsia="ru-RU" w:bidi="ar-SA"/>
-              </w:rPr>
-              <w:t>населенный пункт</w:t>
+              <w:rPr>
+                <w:sz w:val="20"/>
+                <w:szCs w:val="20"/>
+              </w:rPr>
+            </w:pPr>
+            <w:r>
+              <w:rPr>
+                <w:sz w:val="20"/>
+                <w:szCs w:val="20"/>
+              </w:rPr>
+              <w:t xml:space="preserve"> населенный пункт</w:t>
             </w:r>
           </w:p>
         </w:tc>
@@ -2643,21 +1960,15 @@
           </w:tcPr>
           <w:p>
             <w:pPr>
-              <w:pStyle w:val="Normal"/>
-              <w:widowControl/>
-              <w:spacing w:before="0" w:after="0"/>
-              <w:jc w:val="center"/>
-              <w:rPr>
-                <w:sz w:val="20"/>
-                <w:szCs w:val="20"/>
-              </w:rPr>
-            </w:pPr>
-            <w:r>
-              <w:rPr>
-                <w:rFonts w:eastAsia="Times New Roman" w:cs="Times New Roman"/>
-                <w:kern w:val="0"/>
-                <w:sz w:val="20"/>
-                <w:lang w:val="ru-RU" w:eastAsia="ru-RU" w:bidi="ar-SA"/>
+              <w:jc w:val="center"/>
+              <w:rPr>
+                <w:sz w:val="20"/>
+                <w:szCs w:val="20"/>
+              </w:rPr>
+            </w:pPr>
+            <w:r>
+              <w:rPr>
+                <w:sz w:val="20"/>
               </w:rPr>
               <w:t>${LOCALITY}</w:t>
             </w:r>
@@ -2667,34 +1978,24 @@
     </w:tbl>
     <w:p>
       <w:pPr>
-        <w:pStyle w:val="Normal"/>
         <w:jc w:val="both"/>
         <w:rPr>
           <w:sz w:val="2"/>
           <w:szCs w:val="2"/>
         </w:rPr>
       </w:pPr>
-      <w:r>
-        <w:rPr>
-          <w:sz w:val="2"/>
-          <w:szCs w:val="2"/>
-        </w:rPr>
-      </w:r>
     </w:p>
     <w:tbl>
       <w:tblPr>
-        <w:tblStyle w:val="ab"/>
+        <w:tblStyle w:val="af4"/>
         <w:tblW w:w="10191" w:type="dxa"/>
-        <w:jc w:val="left"/>
         <w:tblInd w:w="14" w:type="dxa"/>
         <w:tblLayout w:type="fixed"/>
         <w:tblCellMar>
-          <w:top w:w="0" w:type="dxa"/>
           <w:left w:w="0" w:type="dxa"/>
-          <w:bottom w:w="0" w:type="dxa"/>
           <w:right w:w="0" w:type="dxa"/>
         </w:tblCellMar>
-        <w:tblLook w:val="01e0"/>
+        <w:tblLook w:val="01E0"/>
       </w:tblPr>
       <w:tblGrid>
         <w:gridCol w:w="644"/>
@@ -2709,7 +2010,6 @@
         <w:gridCol w:w="1596"/>
       </w:tblGrid>
       <w:tr>
-        <w:trPr/>
         <w:tc>
           <w:tcPr>
             <w:tcW w:w="644" w:type="dxa"/>
@@ -2723,22 +2023,15 @@
           </w:tcPr>
           <w:p>
             <w:pPr>
-              <w:pStyle w:val="Normal"/>
-              <w:widowControl/>
-              <w:spacing w:before="0" w:after="0"/>
-              <w:jc w:val="left"/>
-              <w:rPr>
-                <w:sz w:val="20"/>
-                <w:szCs w:val="20"/>
-              </w:rPr>
-            </w:pPr>
-            <w:r>
-              <w:rPr>
-                <w:rFonts w:eastAsia="Times New Roman" w:cs="Times New Roman"/>
-                <w:kern w:val="0"/>
-                <w:sz w:val="20"/>
-                <w:szCs w:val="20"/>
-                <w:lang w:val="ru-RU" w:eastAsia="ru-RU" w:bidi="ar-SA"/>
+              <w:rPr>
+                <w:sz w:val="20"/>
+                <w:szCs w:val="20"/>
+              </w:rPr>
+            </w:pPr>
+            <w:r>
+              <w:rPr>
+                <w:sz w:val="20"/>
+                <w:szCs w:val="20"/>
               </w:rPr>
               <w:t>улица</w:t>
             </w:r>
@@ -2756,21 +2049,15 @@
           </w:tcPr>
           <w:p>
             <w:pPr>
-              <w:pStyle w:val="Normal"/>
-              <w:widowControl/>
-              <w:spacing w:before="0" w:after="0"/>
-              <w:jc w:val="center"/>
-              <w:rPr>
-                <w:sz w:val="20"/>
-                <w:szCs w:val="20"/>
-              </w:rPr>
-            </w:pPr>
-            <w:r>
-              <w:rPr>
-                <w:rFonts w:eastAsia="Times New Roman" w:cs="Times New Roman"/>
-                <w:kern w:val="0"/>
-                <w:sz w:val="20"/>
-                <w:lang w:val="ru-RU" w:eastAsia="ru-RU" w:bidi="ar-SA"/>
+              <w:jc w:val="center"/>
+              <w:rPr>
+                <w:sz w:val="20"/>
+                <w:szCs w:val="20"/>
+              </w:rPr>
+            </w:pPr>
+            <w:r>
+              <w:rPr>
+                <w:sz w:val="20"/>
               </w:rPr>
               <w:t>${STREET}</w:t>
             </w:r>
@@ -2789,34 +2076,17 @@
           </w:tcPr>
           <w:p>
             <w:pPr>
-              <w:pStyle w:val="Normal"/>
-              <w:widowControl/>
-              <w:spacing w:before="0" w:after="0"/>
-              <w:jc w:val="left"/>
-              <w:rPr>
-                <w:sz w:val="20"/>
-                <w:szCs w:val="20"/>
-              </w:rPr>
-            </w:pPr>
-            <w:r>
-              <w:rPr>
-                <w:rFonts w:eastAsia="Times New Roman" w:cs="Times New Roman"/>
-                <w:kern w:val="0"/>
-                <w:sz w:val="20"/>
-                <w:szCs w:val="20"/>
-                <w:lang w:val="ru-RU" w:eastAsia="ru-RU" w:bidi="ar-SA"/>
-              </w:rPr>
-              <w:t xml:space="preserve"> </w:t>
-            </w:r>
-            <w:r>
-              <w:rPr>
-                <w:rFonts w:eastAsia="Times New Roman" w:cs="Times New Roman"/>
-                <w:kern w:val="0"/>
-                <w:sz w:val="20"/>
-                <w:szCs w:val="20"/>
-                <w:lang w:val="ru-RU" w:eastAsia="ru-RU" w:bidi="ar-SA"/>
-              </w:rPr>
-              <w:t>дом</w:t>
+              <w:rPr>
+                <w:sz w:val="20"/>
+                <w:szCs w:val="20"/>
+              </w:rPr>
+            </w:pPr>
+            <w:r>
+              <w:rPr>
+                <w:sz w:val="20"/>
+                <w:szCs w:val="20"/>
+              </w:rPr>
+              <w:t xml:space="preserve"> дом</w:t>
             </w:r>
           </w:p>
         </w:tc>
@@ -2832,21 +2102,15 @@
           </w:tcPr>
           <w:p>
             <w:pPr>
-              <w:pStyle w:val="Normal"/>
-              <w:widowControl/>
-              <w:spacing w:before="0" w:after="0"/>
-              <w:jc w:val="center"/>
-              <w:rPr>
-                <w:sz w:val="20"/>
-                <w:szCs w:val="20"/>
-              </w:rPr>
-            </w:pPr>
-            <w:r>
-              <w:rPr>
-                <w:rFonts w:eastAsia="Times New Roman" w:cs="Times New Roman"/>
-                <w:kern w:val="0"/>
-                <w:sz w:val="20"/>
-                <w:lang w:val="ru-RU" w:eastAsia="ru-RU" w:bidi="ar-SA"/>
+              <w:jc w:val="center"/>
+              <w:rPr>
+                <w:sz w:val="20"/>
+                <w:szCs w:val="20"/>
+              </w:rPr>
+            </w:pPr>
+            <w:r>
+              <w:rPr>
+                <w:sz w:val="20"/>
               </w:rPr>
               <w:t>${H}</w:t>
             </w:r>
@@ -2865,22 +2129,16 @@
           </w:tcPr>
           <w:p>
             <w:pPr>
-              <w:pStyle w:val="Normal"/>
-              <w:widowControl/>
-              <w:spacing w:before="0" w:after="0"/>
-              <w:jc w:val="center"/>
-              <w:rPr>
-                <w:sz w:val="20"/>
-                <w:szCs w:val="20"/>
-              </w:rPr>
-            </w:pPr>
-            <w:r>
-              <w:rPr>
-                <w:rFonts w:eastAsia="Times New Roman" w:cs="Times New Roman"/>
-                <w:kern w:val="0"/>
-                <w:sz w:val="20"/>
-                <w:szCs w:val="20"/>
-                <w:lang w:val="ru-RU" w:eastAsia="ru-RU" w:bidi="ar-SA"/>
+              <w:jc w:val="center"/>
+              <w:rPr>
+                <w:sz w:val="20"/>
+                <w:szCs w:val="20"/>
+              </w:rPr>
+            </w:pPr>
+            <w:r>
+              <w:rPr>
+                <w:sz w:val="20"/>
+                <w:szCs w:val="20"/>
               </w:rPr>
               <w:t>строение/корпус</w:t>
             </w:r>
@@ -2898,21 +2156,15 @@
           </w:tcPr>
           <w:p>
             <w:pPr>
-              <w:pStyle w:val="Normal"/>
-              <w:widowControl/>
-              <w:spacing w:before="0" w:after="0"/>
-              <w:jc w:val="center"/>
-              <w:rPr>
-                <w:sz w:val="20"/>
-                <w:szCs w:val="20"/>
-              </w:rPr>
-            </w:pPr>
-            <w:r>
-              <w:rPr>
-                <w:rFonts w:eastAsia="Times New Roman" w:cs="Times New Roman"/>
-                <w:kern w:val="0"/>
-                <w:sz w:val="20"/>
-                <w:lang w:val="ru-RU" w:eastAsia="ru-RU" w:bidi="ar-SA"/>
+              <w:jc w:val="center"/>
+              <w:rPr>
+                <w:sz w:val="20"/>
+                <w:szCs w:val="20"/>
+              </w:rPr>
+            </w:pPr>
+            <w:r>
+              <w:rPr>
+                <w:sz w:val="20"/>
               </w:rPr>
               <w:t>${B}</w:t>
             </w:r>
@@ -2931,22 +2183,16 @@
           </w:tcPr>
           <w:p>
             <w:pPr>
-              <w:pStyle w:val="Normal"/>
-              <w:widowControl/>
-              <w:spacing w:before="0" w:after="0"/>
-              <w:jc w:val="center"/>
-              <w:rPr>
-                <w:sz w:val="20"/>
-                <w:szCs w:val="20"/>
-              </w:rPr>
-            </w:pPr>
-            <w:r>
-              <w:rPr>
-                <w:rFonts w:eastAsia="Times New Roman" w:cs="Times New Roman"/>
-                <w:kern w:val="0"/>
-                <w:sz w:val="20"/>
-                <w:szCs w:val="20"/>
-                <w:lang w:val="ru-RU" w:eastAsia="ru-RU" w:bidi="ar-SA"/>
+              <w:jc w:val="center"/>
+              <w:rPr>
+                <w:sz w:val="20"/>
+                <w:szCs w:val="20"/>
+              </w:rPr>
+            </w:pPr>
+            <w:r>
+              <w:rPr>
+                <w:sz w:val="20"/>
+                <w:szCs w:val="20"/>
               </w:rPr>
               <w:t>квартира</w:t>
             </w:r>
@@ -2964,21 +2210,15 @@
           </w:tcPr>
           <w:p>
             <w:pPr>
-              <w:pStyle w:val="Normal"/>
-              <w:widowControl/>
-              <w:spacing w:before="0" w:after="0"/>
-              <w:jc w:val="center"/>
-              <w:rPr>
-                <w:sz w:val="20"/>
-                <w:szCs w:val="20"/>
-              </w:rPr>
-            </w:pPr>
-            <w:r>
-              <w:rPr>
-                <w:rFonts w:eastAsia="Times New Roman" w:cs="Times New Roman"/>
-                <w:kern w:val="0"/>
-                <w:sz w:val="20"/>
-                <w:lang w:val="ru-RU" w:eastAsia="ru-RU" w:bidi="ar-SA"/>
+              <w:jc w:val="center"/>
+              <w:rPr>
+                <w:sz w:val="20"/>
+                <w:szCs w:val="20"/>
+              </w:rPr>
+            </w:pPr>
+            <w:r>
+              <w:rPr>
+                <w:sz w:val="20"/>
               </w:rPr>
               <w:t>${F}</w:t>
             </w:r>
@@ -2997,22 +2237,16 @@
           </w:tcPr>
           <w:p>
             <w:pPr>
-              <w:pStyle w:val="Normal"/>
-              <w:widowControl/>
-              <w:spacing w:before="0" w:after="0"/>
-              <w:jc w:val="center"/>
-              <w:rPr>
-                <w:sz w:val="20"/>
-                <w:szCs w:val="20"/>
-              </w:rPr>
-            </w:pPr>
-            <w:r>
-              <w:rPr>
-                <w:rFonts w:eastAsia="Times New Roman" w:cs="Times New Roman"/>
-                <w:kern w:val="0"/>
-                <w:sz w:val="20"/>
-                <w:szCs w:val="20"/>
-                <w:lang w:val="ru-RU" w:eastAsia="ru-RU" w:bidi="ar-SA"/>
+              <w:jc w:val="center"/>
+              <w:rPr>
+                <w:sz w:val="20"/>
+                <w:szCs w:val="20"/>
+              </w:rPr>
+            </w:pPr>
+            <w:r>
+              <w:rPr>
+                <w:sz w:val="20"/>
+                <w:szCs w:val="20"/>
               </w:rPr>
               <w:t>тел.</w:t>
             </w:r>
@@ -3030,21 +2264,15 @@
           </w:tcPr>
           <w:p>
             <w:pPr>
-              <w:pStyle w:val="Normal"/>
-              <w:widowControl/>
-              <w:spacing w:before="0" w:after="0"/>
-              <w:jc w:val="center"/>
-              <w:rPr>
-                <w:sz w:val="20"/>
-                <w:szCs w:val="20"/>
-              </w:rPr>
-            </w:pPr>
-            <w:r>
-              <w:rPr>
-                <w:rFonts w:eastAsia="Times New Roman" w:cs="Times New Roman"/>
-                <w:kern w:val="0"/>
-                <w:sz w:val="20"/>
-                <w:lang w:val="ru-RU" w:eastAsia="ru-RU" w:bidi="ar-SA"/>
+              <w:jc w:val="center"/>
+              <w:rPr>
+                <w:sz w:val="20"/>
+                <w:szCs w:val="20"/>
+              </w:rPr>
+            </w:pPr>
+            <w:r>
+              <w:rPr>
+                <w:sz w:val="20"/>
               </w:rPr>
               <w:t>${PHONE}</w:t>
             </w:r>
@@ -3054,34 +2282,24 @@
     </w:tbl>
     <w:p>
       <w:pPr>
-        <w:pStyle w:val="Normal"/>
         <w:jc w:val="both"/>
         <w:rPr>
           <w:sz w:val="2"/>
           <w:szCs w:val="2"/>
         </w:rPr>
       </w:pPr>
-      <w:r>
-        <w:rPr>
-          <w:sz w:val="2"/>
-          <w:szCs w:val="2"/>
-        </w:rPr>
-      </w:r>
     </w:p>
     <w:tbl>
       <w:tblPr>
-        <w:tblStyle w:val="ab"/>
+        <w:tblStyle w:val="af4"/>
         <w:tblW w:w="10191" w:type="dxa"/>
-        <w:jc w:val="left"/>
         <w:tblInd w:w="14" w:type="dxa"/>
         <w:tblLayout w:type="fixed"/>
         <w:tblCellMar>
-          <w:top w:w="0" w:type="dxa"/>
           <w:left w:w="0" w:type="dxa"/>
-          <w:bottom w:w="0" w:type="dxa"/>
           <w:right w:w="0" w:type="dxa"/>
         </w:tblCellMar>
-        <w:tblLook w:val="01e0"/>
+        <w:tblLook w:val="01E0"/>
       </w:tblPr>
       <w:tblGrid>
         <w:gridCol w:w="4382"/>
@@ -3095,7 +2313,6 @@
         <w:gridCol w:w="1094"/>
       </w:tblGrid>
       <w:tr>
-        <w:trPr/>
         <w:tc>
           <w:tcPr>
             <w:tcW w:w="4382" w:type="dxa"/>
@@ -3109,22 +2326,15 @@
           </w:tcPr>
           <w:p>
             <w:pPr>
-              <w:pStyle w:val="Normal"/>
-              <w:widowControl/>
-              <w:spacing w:before="0" w:after="0"/>
-              <w:jc w:val="left"/>
-              <w:rPr>
-                <w:sz w:val="20"/>
-                <w:szCs w:val="20"/>
-              </w:rPr>
-            </w:pPr>
-            <w:r>
-              <w:rPr>
-                <w:rFonts w:eastAsia="Times New Roman" w:cs="Times New Roman"/>
-                <w:kern w:val="0"/>
-                <w:sz w:val="20"/>
-                <w:szCs w:val="20"/>
-                <w:lang w:val="ru-RU" w:eastAsia="ru-RU" w:bidi="ar-SA"/>
+              <w:rPr>
+                <w:sz w:val="20"/>
+                <w:szCs w:val="20"/>
+              </w:rPr>
+            </w:pPr>
+            <w:r>
+              <w:rPr>
+                <w:sz w:val="20"/>
+                <w:szCs w:val="20"/>
               </w:rPr>
               <w:t>Полис обязательного медицинского страхования:</w:t>
             </w:r>
@@ -3143,26 +2353,16 @@
           </w:tcPr>
           <w:p>
             <w:pPr>
-              <w:pStyle w:val="Normal"/>
-              <w:widowControl/>
-              <w:spacing w:before="0" w:after="0"/>
-              <w:jc w:val="center"/>
-              <w:rPr>
-                <w:sz w:val="20"/>
-                <w:szCs w:val="20"/>
-              </w:rPr>
-            </w:pPr>
-            <w:r>
-              <w:rPr>
-                <w:sz w:val="20"/>
-                <w:szCs w:val="20"/>
-              </w:rPr>
-            </w:r>
+              <w:jc w:val="center"/>
+              <w:rPr>
+                <w:sz w:val="20"/>
+                <w:szCs w:val="20"/>
+              </w:rPr>
+            </w:pPr>
           </w:p>
         </w:tc>
       </w:tr>
       <w:tr>
-        <w:trPr/>
         <w:tc>
           <w:tcPr>
             <w:tcW w:w="5485" w:type="dxa"/>
@@ -3177,22 +2377,15 @@
           </w:tcPr>
           <w:p>
             <w:pPr>
-              <w:pStyle w:val="Normal"/>
-              <w:widowControl/>
-              <w:spacing w:before="0" w:after="0"/>
-              <w:jc w:val="left"/>
-              <w:rPr>
-                <w:sz w:val="20"/>
-                <w:szCs w:val="20"/>
-              </w:rPr>
-            </w:pPr>
-            <w:r>
-              <w:rPr>
-                <w:rFonts w:eastAsia="Times New Roman" w:cs="Times New Roman"/>
-                <w:kern w:val="0"/>
-                <w:sz w:val="20"/>
-                <w:szCs w:val="20"/>
-                <w:lang w:val="ru-RU" w:eastAsia="ru-RU" w:bidi="ar-SA"/>
+              <w:rPr>
+                <w:sz w:val="20"/>
+                <w:szCs w:val="20"/>
+              </w:rPr>
+            </w:pPr>
+            <w:r>
+              <w:rPr>
+                <w:sz w:val="20"/>
+                <w:szCs w:val="20"/>
               </w:rPr>
               <w:t>дата выдачи полиса обязательного медицинского страхования «</w:t>
             </w:r>
@@ -3210,21 +2403,12 @@
           </w:tcPr>
           <w:p>
             <w:pPr>
-              <w:pStyle w:val="Normal"/>
-              <w:widowControl/>
-              <w:spacing w:before="0" w:after="0"/>
-              <w:jc w:val="center"/>
-              <w:rPr>
-                <w:sz w:val="20"/>
-                <w:szCs w:val="20"/>
-              </w:rPr>
-            </w:pPr>
-            <w:r>
-              <w:rPr>
-                <w:sz w:val="20"/>
-                <w:szCs w:val="20"/>
-              </w:rPr>
-            </w:r>
+              <w:jc w:val="center"/>
+              <w:rPr>
+                <w:sz w:val="20"/>
+                <w:szCs w:val="20"/>
+              </w:rPr>
+            </w:pPr>
           </w:p>
         </w:tc>
         <w:tc>
@@ -3240,22 +2424,15 @@
           </w:tcPr>
           <w:p>
             <w:pPr>
-              <w:pStyle w:val="Normal"/>
-              <w:widowControl/>
-              <w:spacing w:before="0" w:after="0"/>
-              <w:jc w:val="left"/>
-              <w:rPr>
-                <w:sz w:val="20"/>
-                <w:szCs w:val="20"/>
-              </w:rPr>
-            </w:pPr>
-            <w:r>
-              <w:rPr>
-                <w:rFonts w:eastAsia="Times New Roman" w:cs="Times New Roman"/>
-                <w:kern w:val="0"/>
-                <w:sz w:val="20"/>
-                <w:szCs w:val="20"/>
-                <w:lang w:val="ru-RU" w:eastAsia="ru-RU" w:bidi="ar-SA"/>
+              <w:rPr>
+                <w:sz w:val="20"/>
+                <w:szCs w:val="20"/>
+              </w:rPr>
+            </w:pPr>
+            <w:r>
+              <w:rPr>
+                <w:sz w:val="20"/>
+                <w:szCs w:val="20"/>
               </w:rPr>
               <w:t>»</w:t>
             </w:r>
@@ -3273,21 +2450,12 @@
           </w:tcPr>
           <w:p>
             <w:pPr>
-              <w:pStyle w:val="Normal"/>
-              <w:widowControl/>
-              <w:spacing w:before="0" w:after="0"/>
-              <w:jc w:val="center"/>
-              <w:rPr>
-                <w:sz w:val="20"/>
-                <w:szCs w:val="20"/>
-              </w:rPr>
-            </w:pPr>
-            <w:r>
-              <w:rPr>
-                <w:sz w:val="20"/>
-                <w:szCs w:val="20"/>
-              </w:rPr>
-            </w:r>
+              <w:jc w:val="center"/>
+              <w:rPr>
+                <w:sz w:val="20"/>
+                <w:szCs w:val="20"/>
+              </w:rPr>
+            </w:pPr>
           </w:p>
         </w:tc>
         <w:tc>
@@ -3303,9 +2471,6 @@
           </w:tcPr>
           <w:p>
             <w:pPr>
-              <w:pStyle w:val="Normal"/>
-              <w:widowControl/>
-              <w:spacing w:before="0" w:after="0"/>
               <w:jc w:val="right"/>
               <w:rPr>
                 <w:sz w:val="20"/>
@@ -3314,11 +2479,8 @@
             </w:pPr>
             <w:r>
               <w:rPr>
-                <w:rFonts w:eastAsia="Times New Roman" w:cs="Times New Roman"/>
-                <w:kern w:val="0"/>
-                <w:sz w:val="20"/>
-                <w:szCs w:val="20"/>
-                <w:lang w:val="ru-RU" w:eastAsia="ru-RU" w:bidi="ar-SA"/>
+                <w:sz w:val="20"/>
+                <w:szCs w:val="20"/>
               </w:rPr>
               <w:t>20</w:t>
             </w:r>
@@ -3336,21 +2498,11 @@
           </w:tcPr>
           <w:p>
             <w:pPr>
-              <w:pStyle w:val="Normal"/>
-              <w:widowControl/>
-              <w:spacing w:before="0" w:after="0"/>
-              <w:jc w:val="left"/>
-              <w:rPr>
-                <w:sz w:val="20"/>
-                <w:szCs w:val="20"/>
-              </w:rPr>
-            </w:pPr>
-            <w:r>
-              <w:rPr>
-                <w:sz w:val="20"/>
-                <w:szCs w:val="20"/>
-              </w:rPr>
-            </w:r>
+              <w:rPr>
+                <w:sz w:val="20"/>
+                <w:szCs w:val="20"/>
+              </w:rPr>
+            </w:pPr>
           </w:p>
         </w:tc>
         <w:tc>
@@ -3366,34 +2518,33 @@
           </w:tcPr>
           <w:p>
             <w:pPr>
-              <w:pStyle w:val="Normal"/>
-              <w:widowControl/>
-              <w:spacing w:before="0" w:after="0"/>
-              <w:jc w:val="left"/>
-              <w:rPr>
-                <w:sz w:val="20"/>
-                <w:szCs w:val="20"/>
-              </w:rPr>
-            </w:pPr>
-            <w:r>
-              <w:rPr>
-                <w:rFonts w:eastAsia="Times New Roman" w:cs="Times New Roman"/>
-                <w:kern w:val="0"/>
-                <w:sz w:val="20"/>
-                <w:szCs w:val="20"/>
-                <w:lang w:val="ru-RU" w:eastAsia="ru-RU" w:bidi="ar-SA"/>
+              <w:rPr>
+                <w:sz w:val="20"/>
+                <w:szCs w:val="20"/>
+              </w:rPr>
+            </w:pPr>
+            <w:r>
+              <w:rPr>
+                <w:sz w:val="20"/>
+                <w:szCs w:val="20"/>
               </w:rPr>
               <w:t xml:space="preserve"> </w:t>
             </w:r>
-            <w:r>
-              <w:rPr>
-                <w:rFonts w:eastAsia="Times New Roman" w:cs="Times New Roman"/>
-                <w:kern w:val="0"/>
-                <w:sz w:val="20"/>
-                <w:szCs w:val="20"/>
-                <w:lang w:val="ru-RU" w:eastAsia="ru-RU" w:bidi="ar-SA"/>
-              </w:rPr>
-              <w:t>г.</w:t>
+            <w:proofErr w:type="gramStart"/>
+            <w:r>
+              <w:rPr>
+                <w:sz w:val="20"/>
+                <w:szCs w:val="20"/>
+              </w:rPr>
+              <w:t>г</w:t>
+            </w:r>
+            <w:proofErr w:type="gramEnd"/>
+            <w:r>
+              <w:rPr>
+                <w:sz w:val="20"/>
+                <w:szCs w:val="20"/>
+              </w:rPr>
+              <w:t>.</w:t>
             </w:r>
           </w:p>
         </w:tc>
@@ -3409,26 +2560,17 @@
           </w:tcPr>
           <w:p>
             <w:pPr>
-              <w:pStyle w:val="Normal"/>
-              <w:widowControl/>
-              <w:spacing w:lineRule="atLeast" w:line="0" w:before="0" w:after="0"/>
-              <w:jc w:val="left"/>
+              <w:spacing w:line="0" w:lineRule="atLeast"/>
               <w:rPr>
                 <w:sz w:val="2"/>
               </w:rPr>
             </w:pPr>
-            <w:r>
-              <w:rPr>
-                <w:sz w:val="2"/>
-              </w:rPr>
-            </w:r>
           </w:p>
         </w:tc>
       </w:tr>
     </w:tbl>
     <w:p>
       <w:pPr>
-        <w:pStyle w:val="Normal"/>
         <w:jc w:val="both"/>
         <w:rPr>
           <w:sz w:val="2"/>
@@ -3440,31 +2582,49 @@
           <w:sz w:val="20"/>
           <w:szCs w:val="20"/>
         </w:rPr>
-        <w:t>данные о страховой медицинской организации, выбранной застрахованным лицом или определенной застрахован-</w:t>
+        <w:t xml:space="preserve">данные о страховой медицинской организации, выбранной застрахованным лицом или определенной </w:t>
+      </w:r>
+      <w:proofErr w:type="gramStart"/>
+      <w:r>
+        <w:rPr>
+          <w:sz w:val="20"/>
+          <w:szCs w:val="20"/>
+        </w:rPr>
+        <w:t>застрахован</w:t>
+      </w:r>
+      <w:proofErr w:type="gramEnd"/>
+      <w:r>
+        <w:rPr>
+          <w:sz w:val="20"/>
+          <w:szCs w:val="20"/>
+        </w:rPr>
+        <w:t>-</w:t>
+      </w:r>
+      <w:r>
+        <w:rPr>
+          <w:sz w:val="20"/>
+          <w:szCs w:val="20"/>
+        </w:rPr>
         <w:br/>
       </w:r>
     </w:p>
     <w:tbl>
       <w:tblPr>
-        <w:tblStyle w:val="ab"/>
+        <w:tblStyle w:val="af4"/>
         <w:tblW w:w="10191" w:type="dxa"/>
-        <w:jc w:val="left"/>
         <w:tblInd w:w="14" w:type="dxa"/>
         <w:tblLayout w:type="fixed"/>
         <w:tblCellMar>
-          <w:top w:w="0" w:type="dxa"/>
           <w:left w:w="0" w:type="dxa"/>
-          <w:bottom w:w="0" w:type="dxa"/>
           <w:right w:w="0" w:type="dxa"/>
         </w:tblCellMar>
-        <w:tblLook w:val="01e0"/>
+        <w:tblLook w:val="01E0"/>
       </w:tblPr>
       <w:tblGrid>
         <w:gridCol w:w="966"/>
         <w:gridCol w:w="9225"/>
       </w:tblGrid>
       <w:tr>
-        <w:trPr/>
         <w:tc>
           <w:tcPr>
             <w:tcW w:w="966" w:type="dxa"/>
@@ -3478,22 +2638,15 @@
           </w:tcPr>
           <w:p>
             <w:pPr>
-              <w:pStyle w:val="Normal"/>
-              <w:widowControl/>
-              <w:spacing w:before="0" w:after="0"/>
-              <w:jc w:val="left"/>
-              <w:rPr>
-                <w:sz w:val="20"/>
-                <w:szCs w:val="20"/>
-              </w:rPr>
-            </w:pPr>
-            <w:r>
-              <w:rPr>
-                <w:rFonts w:eastAsia="Times New Roman" w:cs="Times New Roman"/>
-                <w:kern w:val="0"/>
-                <w:sz w:val="20"/>
-                <w:szCs w:val="20"/>
-                <w:lang w:val="ru-RU" w:eastAsia="ru-RU" w:bidi="ar-SA"/>
+              <w:rPr>
+                <w:sz w:val="20"/>
+                <w:szCs w:val="20"/>
+              </w:rPr>
+            </w:pPr>
+            <w:r>
+              <w:rPr>
+                <w:sz w:val="20"/>
+                <w:szCs w:val="20"/>
               </w:rPr>
               <w:t>ному лицу</w:t>
             </w:r>
@@ -3511,70 +2664,50 @@
           </w:tcPr>
           <w:p>
             <w:pPr>
-              <w:pStyle w:val="Normal"/>
-              <w:widowControl/>
-              <w:spacing w:before="0" w:after="0"/>
-              <w:jc w:val="center"/>
-              <w:rPr>
-                <w:sz w:val="20"/>
-                <w:szCs w:val="20"/>
-              </w:rPr>
-            </w:pPr>
-            <w:r>
-              <w:rPr>
-                <w:sz w:val="20"/>
-                <w:szCs w:val="20"/>
-              </w:rPr>
-            </w:r>
+              <w:jc w:val="center"/>
+              <w:rPr>
+                <w:sz w:val="20"/>
+                <w:szCs w:val="20"/>
+              </w:rPr>
+            </w:pPr>
           </w:p>
         </w:tc>
       </w:tr>
     </w:tbl>
     <w:p>
       <w:pPr>
-        <w:pStyle w:val="Normal"/>
         <w:jc w:val="both"/>
         <w:rPr>
           <w:sz w:val="2"/>
           <w:szCs w:val="2"/>
         </w:rPr>
       </w:pPr>
-      <w:r>
-        <w:rPr>
-          <w:sz w:val="2"/>
-          <w:szCs w:val="2"/>
-        </w:rPr>
-      </w:r>
     </w:p>
     <w:tbl>
       <w:tblPr>
-        <w:tblStyle w:val="ab"/>
+        <w:tblStyle w:val="af4"/>
         <w:tblW w:w="6551" w:type="dxa"/>
-        <w:jc w:val="left"/>
         <w:tblInd w:w="14" w:type="dxa"/>
         <w:tblLayout w:type="fixed"/>
         <w:tblCellMar>
-          <w:top w:w="0" w:type="dxa"/>
           <w:left w:w="0" w:type="dxa"/>
-          <w:bottom w:w="0" w:type="dxa"/>
           <w:right w:w="0" w:type="dxa"/>
         </w:tblCellMar>
-        <w:tblLook w:val="01e0"/>
+        <w:tblLook w:val="01E0"/>
       </w:tblPr>
       <w:tblGrid>
-        <w:gridCol w:w="2968"/>
+        <w:gridCol w:w="2964"/>
         <w:gridCol w:w="14"/>
         <w:gridCol w:w="336"/>
-        <w:gridCol w:w="490"/>
+        <w:gridCol w:w="489"/>
         <w:gridCol w:w="420"/>
-        <w:gridCol w:w="13"/>
+        <w:gridCol w:w="20"/>
         <w:gridCol w:w="336"/>
-        <w:gridCol w:w="490"/>
+        <w:gridCol w:w="489"/>
         <w:gridCol w:w="224"/>
-        <w:gridCol w:w="1260"/>
+        <w:gridCol w:w="1259"/>
       </w:tblGrid>
       <w:tr>
-        <w:trPr/>
         <w:tc>
           <w:tcPr>
             <w:tcW w:w="3318" w:type="dxa"/>
@@ -3589,24 +2722,24 @@
           </w:tcPr>
           <w:p>
             <w:pPr>
-              <w:pStyle w:val="Normal"/>
-              <w:widowControl/>
-              <w:spacing w:before="0" w:after="0"/>
-              <w:jc w:val="left"/>
-              <w:rPr>
-                <w:sz w:val="20"/>
-                <w:szCs w:val="20"/>
-              </w:rPr>
-            </w:pPr>
-            <w:r>
-              <w:rPr>
-                <w:rFonts w:eastAsia="Times New Roman" w:cs="Times New Roman"/>
-                <w:kern w:val="0"/>
-                <w:sz w:val="20"/>
-                <w:szCs w:val="20"/>
-                <w:lang w:val="ru-RU" w:eastAsia="ru-RU" w:bidi="ar-SA"/>
-              </w:rPr>
-              <w:t>Код субъекта Российской Федерации</w:t>
+              <w:rPr>
+                <w:sz w:val="20"/>
+                <w:szCs w:val="20"/>
+              </w:rPr>
+            </w:pPr>
+            <w:r>
+              <w:rPr>
+                <w:sz w:val="20"/>
+                <w:szCs w:val="20"/>
+              </w:rPr>
+              <w:t xml:space="preserve">Код </w:t>
+            </w:r>
+            <w:r>
+              <w:rPr>
+                <w:sz w:val="20"/>
+                <w:szCs w:val="20"/>
+              </w:rPr>
+              <w:t>субъекта Российской Федерации</w:t>
             </w:r>
           </w:p>
         </w:tc>
@@ -3623,9 +2756,6 @@
           </w:tcPr>
           <w:p>
             <w:pPr>
-              <w:pStyle w:val="Normal"/>
-              <w:widowControl/>
-              <w:spacing w:before="0" w:after="0"/>
               <w:jc w:val="center"/>
               <w:rPr>
                 <w:sz w:val="20"/>
@@ -3635,11 +2765,9 @@
             </w:pPr>
             <w:r>
               <w:rPr>
-                <w:rFonts w:eastAsia="Times New Roman" w:cs="Times New Roman"/>
-                <w:kern w:val="0"/>
-                <w:sz w:val="20"/>
-                <w:szCs w:val="20"/>
-                <w:lang w:val="en-US" w:eastAsia="ru-RU" w:bidi="ar-SA"/>
+                <w:sz w:val="20"/>
+                <w:szCs w:val="20"/>
+                <w:lang w:val="en-US"/>
               </w:rPr>
               <w:t>24</w:t>
             </w:r>
@@ -3657,78 +2785,53 @@
           </w:tcPr>
           <w:p>
             <w:pPr>
-              <w:pStyle w:val="Normal"/>
-              <w:widowControl/>
-              <w:spacing w:lineRule="atLeast" w:line="0" w:before="0" w:after="0"/>
-              <w:jc w:val="left"/>
+              <w:spacing w:line="0" w:lineRule="atLeast"/>
               <w:rPr>
                 <w:sz w:val="2"/>
               </w:rPr>
             </w:pPr>
-            <w:r>
+          </w:p>
+        </w:tc>
+        <w:tc>
+          <w:tcPr>
+            <w:tcW w:w="224" w:type="dxa"/>
+            <w:tcBorders>
+              <w:top w:val="nil"/>
+              <w:left w:val="nil"/>
+              <w:bottom w:val="nil"/>
+              <w:right w:val="nil"/>
+            </w:tcBorders>
+          </w:tcPr>
+          <w:p>
+            <w:pPr>
+              <w:spacing w:line="0" w:lineRule="atLeast"/>
               <w:rPr>
                 <w:sz w:val="2"/>
               </w:rPr>
-            </w:r>
-          </w:p>
-        </w:tc>
-        <w:tc>
-          <w:tcPr>
-            <w:tcW w:w="224" w:type="dxa"/>
-            <w:tcBorders>
-              <w:top w:val="nil"/>
-              <w:left w:val="nil"/>
-              <w:bottom w:val="nil"/>
-              <w:right w:val="nil"/>
-            </w:tcBorders>
-          </w:tcPr>
-          <w:p>
-            <w:pPr>
-              <w:pStyle w:val="Normal"/>
-              <w:widowControl/>
-              <w:spacing w:lineRule="atLeast" w:line="0" w:before="0" w:after="0"/>
-              <w:jc w:val="left"/>
+            </w:pPr>
+          </w:p>
+        </w:tc>
+        <w:tc>
+          <w:tcPr>
+            <w:tcW w:w="1260" w:type="dxa"/>
+            <w:tcBorders>
+              <w:top w:val="nil"/>
+              <w:left w:val="nil"/>
+              <w:bottom w:val="nil"/>
+              <w:right w:val="nil"/>
+            </w:tcBorders>
+          </w:tcPr>
+          <w:p>
+            <w:pPr>
+              <w:spacing w:line="0" w:lineRule="atLeast"/>
               <w:rPr>
                 <w:sz w:val="2"/>
               </w:rPr>
             </w:pPr>
-            <w:r>
-              <w:rPr>
-                <w:sz w:val="2"/>
-              </w:rPr>
-            </w:r>
-          </w:p>
-        </w:tc>
-        <w:tc>
-          <w:tcPr>
-            <w:tcW w:w="1260" w:type="dxa"/>
-            <w:tcBorders>
-              <w:top w:val="nil"/>
-              <w:left w:val="nil"/>
-              <w:bottom w:val="nil"/>
-              <w:right w:val="nil"/>
-            </w:tcBorders>
-          </w:tcPr>
-          <w:p>
-            <w:pPr>
-              <w:pStyle w:val="Normal"/>
-              <w:widowControl/>
-              <w:spacing w:lineRule="atLeast" w:line="0" w:before="0" w:after="0"/>
-              <w:jc w:val="left"/>
-              <w:rPr>
-                <w:sz w:val="2"/>
-              </w:rPr>
-            </w:pPr>
-            <w:r>
-              <w:rPr>
-                <w:sz w:val="2"/>
-              </w:rPr>
-            </w:r>
           </w:p>
         </w:tc>
       </w:tr>
       <w:tr>
-        <w:trPr/>
         <w:tc>
           <w:tcPr>
             <w:tcW w:w="3808" w:type="dxa"/>
@@ -3743,22 +2846,15 @@
           </w:tcPr>
           <w:p>
             <w:pPr>
-              <w:pStyle w:val="Normal"/>
-              <w:widowControl/>
-              <w:spacing w:before="0" w:after="0"/>
-              <w:jc w:val="left"/>
-              <w:rPr>
-                <w:sz w:val="20"/>
-                <w:szCs w:val="20"/>
-              </w:rPr>
-            </w:pPr>
-            <w:r>
-              <w:rPr>
-                <w:rFonts w:eastAsia="Times New Roman" w:cs="Times New Roman"/>
-                <w:kern w:val="0"/>
-                <w:sz w:val="20"/>
-                <w:szCs w:val="20"/>
-                <w:lang w:val="ru-RU" w:eastAsia="ru-RU" w:bidi="ar-SA"/>
+              <w:rPr>
+                <w:sz w:val="20"/>
+                <w:szCs w:val="20"/>
+              </w:rPr>
+            </w:pPr>
+            <w:r>
+              <w:rPr>
+                <w:sz w:val="20"/>
+                <w:szCs w:val="20"/>
               </w:rPr>
               <w:t>Климат в месте проживания пациента (код)</w:t>
             </w:r>
@@ -3777,9 +2873,6 @@
           </w:tcPr>
           <w:p>
             <w:pPr>
-              <w:pStyle w:val="Normal"/>
-              <w:widowControl/>
-              <w:spacing w:before="0" w:after="0"/>
               <w:jc w:val="center"/>
               <w:rPr>
                 <w:sz w:val="20"/>
@@ -3789,11 +2882,9 @@
             </w:pPr>
             <w:r>
               <w:rPr>
-                <w:rFonts w:eastAsia="Times New Roman" w:cs="Times New Roman"/>
-                <w:kern w:val="0"/>
-                <w:sz w:val="20"/>
-                <w:szCs w:val="20"/>
-                <w:lang w:val="en-US" w:eastAsia="ru-RU" w:bidi="ar-SA"/>
+                <w:sz w:val="20"/>
+                <w:szCs w:val="20"/>
+                <w:lang w:val="en-US"/>
               </w:rPr>
               <w:t>6</w:t>
             </w:r>
@@ -3811,51 +2902,34 @@
           </w:tcPr>
           <w:p>
             <w:pPr>
-              <w:pStyle w:val="Normal"/>
-              <w:widowControl/>
-              <w:spacing w:lineRule="atLeast" w:line="0" w:before="0" w:after="0"/>
-              <w:jc w:val="left"/>
+              <w:spacing w:line="0" w:lineRule="atLeast"/>
               <w:rPr>
                 <w:sz w:val="2"/>
               </w:rPr>
             </w:pPr>
-            <w:r>
+          </w:p>
+        </w:tc>
+        <w:tc>
+          <w:tcPr>
+            <w:tcW w:w="1260" w:type="dxa"/>
+            <w:tcBorders>
+              <w:top w:val="nil"/>
+              <w:left w:val="nil"/>
+              <w:bottom w:val="nil"/>
+              <w:right w:val="nil"/>
+            </w:tcBorders>
+          </w:tcPr>
+          <w:p>
+            <w:pPr>
+              <w:spacing w:line="0" w:lineRule="atLeast"/>
               <w:rPr>
                 <w:sz w:val="2"/>
               </w:rPr>
-            </w:r>
-          </w:p>
-        </w:tc>
-        <w:tc>
-          <w:tcPr>
-            <w:tcW w:w="1260" w:type="dxa"/>
-            <w:tcBorders>
-              <w:top w:val="nil"/>
-              <w:left w:val="nil"/>
-              <w:bottom w:val="nil"/>
-              <w:right w:val="nil"/>
-            </w:tcBorders>
-          </w:tcPr>
-          <w:p>
-            <w:pPr>
-              <w:pStyle w:val="Normal"/>
-              <w:widowControl/>
-              <w:spacing w:lineRule="atLeast" w:line="0" w:before="0" w:after="0"/>
-              <w:jc w:val="left"/>
-              <w:rPr>
-                <w:sz w:val="2"/>
-              </w:rPr>
-            </w:pPr>
-            <w:r>
-              <w:rPr>
-                <w:sz w:val="2"/>
-              </w:rPr>
-            </w:r>
+            </w:pPr>
           </w:p>
         </w:tc>
       </w:tr>
       <w:tr>
-        <w:trPr/>
         <w:tc>
           <w:tcPr>
             <w:tcW w:w="5291" w:type="dxa"/>
@@ -3870,22 +2944,15 @@
           </w:tcPr>
           <w:p>
             <w:pPr>
-              <w:pStyle w:val="Normal"/>
-              <w:widowControl/>
-              <w:spacing w:before="0" w:after="0"/>
-              <w:jc w:val="left"/>
-              <w:rPr>
-                <w:sz w:val="20"/>
-                <w:szCs w:val="20"/>
-              </w:rPr>
-            </w:pPr>
-            <w:r>
-              <w:rPr>
-                <w:rFonts w:eastAsia="Times New Roman" w:cs="Times New Roman"/>
-                <w:kern w:val="0"/>
-                <w:sz w:val="20"/>
-                <w:szCs w:val="20"/>
-                <w:lang w:val="ru-RU" w:eastAsia="ru-RU" w:bidi="ar-SA"/>
+              <w:rPr>
+                <w:sz w:val="20"/>
+                <w:szCs w:val="20"/>
+              </w:rPr>
+            </w:pPr>
+            <w:r>
+              <w:rPr>
+                <w:sz w:val="20"/>
+                <w:szCs w:val="20"/>
               </w:rPr>
               <w:t>Климатические факторы в месте проживания пациента (код)</w:t>
             </w:r>
@@ -3903,9 +2970,6 @@
           </w:tcPr>
           <w:p>
             <w:pPr>
-              <w:pStyle w:val="Normal"/>
-              <w:widowControl/>
-              <w:spacing w:before="0" w:after="0"/>
               <w:jc w:val="center"/>
               <w:rPr>
                 <w:sz w:val="20"/>
@@ -3915,11 +2979,9 @@
             </w:pPr>
             <w:r>
               <w:rPr>
-                <w:rFonts w:eastAsia="Times New Roman" w:cs="Times New Roman"/>
-                <w:kern w:val="0"/>
-                <w:sz w:val="20"/>
-                <w:szCs w:val="20"/>
-                <w:lang w:val="en-US" w:eastAsia="ru-RU" w:bidi="ar-SA"/>
+                <w:sz w:val="20"/>
+                <w:szCs w:val="20"/>
+                <w:lang w:val="en-US"/>
               </w:rPr>
               <w:t>5, 4</w:t>
             </w:r>
@@ -3927,7 +2989,6 @@
         </w:tc>
       </w:tr>
       <w:tr>
-        <w:trPr/>
         <w:tc>
           <w:tcPr>
             <w:tcW w:w="2982" w:type="dxa"/>
@@ -3942,22 +3003,15 @@
           </w:tcPr>
           <w:p>
             <w:pPr>
-              <w:pStyle w:val="Normal"/>
-              <w:widowControl/>
-              <w:spacing w:before="0" w:after="0"/>
-              <w:jc w:val="left"/>
-              <w:rPr>
-                <w:sz w:val="20"/>
-                <w:szCs w:val="20"/>
-              </w:rPr>
-            </w:pPr>
-            <w:r>
-              <w:rPr>
-                <w:rFonts w:eastAsia="Times New Roman" w:cs="Times New Roman"/>
-                <w:kern w:val="0"/>
-                <w:sz w:val="20"/>
-                <w:szCs w:val="20"/>
-                <w:lang w:val="ru-RU" w:eastAsia="ru-RU" w:bidi="ar-SA"/>
+              <w:rPr>
+                <w:sz w:val="20"/>
+                <w:szCs w:val="20"/>
+              </w:rPr>
+            </w:pPr>
+            <w:r>
+              <w:rPr>
+                <w:sz w:val="20"/>
+                <w:szCs w:val="20"/>
               </w:rPr>
               <w:t>Код меры социальной поддержки</w:t>
             </w:r>
@@ -3976,21 +3030,12 @@
           </w:tcPr>
           <w:p>
             <w:pPr>
-              <w:pStyle w:val="Normal"/>
-              <w:widowControl/>
-              <w:spacing w:before="0" w:after="0"/>
-              <w:jc w:val="center"/>
-              <w:rPr>
-                <w:sz w:val="20"/>
-                <w:szCs w:val="20"/>
-              </w:rPr>
-            </w:pPr>
-            <w:r>
-              <w:rPr>
-                <w:sz w:val="20"/>
-                <w:szCs w:val="20"/>
-              </w:rPr>
-            </w:r>
+              <w:jc w:val="center"/>
+              <w:rPr>
+                <w:sz w:val="20"/>
+                <w:szCs w:val="20"/>
+              </w:rPr>
+            </w:pPr>
           </w:p>
         </w:tc>
         <w:tc>
@@ -4005,105 +3050,72 @@
           </w:tcPr>
           <w:p>
             <w:pPr>
-              <w:pStyle w:val="Normal"/>
-              <w:widowControl/>
-              <w:spacing w:lineRule="atLeast" w:line="0" w:before="0" w:after="0"/>
-              <w:jc w:val="left"/>
+              <w:spacing w:line="0" w:lineRule="atLeast"/>
               <w:rPr>
                 <w:sz w:val="2"/>
               </w:rPr>
             </w:pPr>
-            <w:r>
+          </w:p>
+        </w:tc>
+        <w:tc>
+          <w:tcPr>
+            <w:tcW w:w="490" w:type="dxa"/>
+            <w:tcBorders>
+              <w:top w:val="nil"/>
+              <w:left w:val="nil"/>
+              <w:bottom w:val="nil"/>
+              <w:right w:val="nil"/>
+            </w:tcBorders>
+          </w:tcPr>
+          <w:p>
+            <w:pPr>
+              <w:spacing w:line="0" w:lineRule="atLeast"/>
               <w:rPr>
                 <w:sz w:val="2"/>
               </w:rPr>
-            </w:r>
-          </w:p>
-        </w:tc>
-        <w:tc>
-          <w:tcPr>
-            <w:tcW w:w="490" w:type="dxa"/>
-            <w:tcBorders>
-              <w:top w:val="nil"/>
-              <w:left w:val="nil"/>
-              <w:bottom w:val="nil"/>
-              <w:right w:val="nil"/>
-            </w:tcBorders>
-          </w:tcPr>
-          <w:p>
-            <w:pPr>
-              <w:pStyle w:val="Normal"/>
-              <w:widowControl/>
-              <w:spacing w:lineRule="atLeast" w:line="0" w:before="0" w:after="0"/>
-              <w:jc w:val="left"/>
+            </w:pPr>
+          </w:p>
+        </w:tc>
+        <w:tc>
+          <w:tcPr>
+            <w:tcW w:w="224" w:type="dxa"/>
+            <w:tcBorders>
+              <w:top w:val="nil"/>
+              <w:left w:val="nil"/>
+              <w:bottom w:val="nil"/>
+              <w:right w:val="nil"/>
+            </w:tcBorders>
+          </w:tcPr>
+          <w:p>
+            <w:pPr>
+              <w:spacing w:line="0" w:lineRule="atLeast"/>
               <w:rPr>
                 <w:sz w:val="2"/>
               </w:rPr>
             </w:pPr>
-            <w:r>
+          </w:p>
+        </w:tc>
+        <w:tc>
+          <w:tcPr>
+            <w:tcW w:w="1260" w:type="dxa"/>
+            <w:tcBorders>
+              <w:top w:val="nil"/>
+              <w:left w:val="nil"/>
+              <w:bottom w:val="nil"/>
+              <w:right w:val="nil"/>
+            </w:tcBorders>
+          </w:tcPr>
+          <w:p>
+            <w:pPr>
+              <w:spacing w:line="0" w:lineRule="atLeast"/>
               <w:rPr>
                 <w:sz w:val="2"/>
               </w:rPr>
-            </w:r>
-          </w:p>
-        </w:tc>
-        <w:tc>
-          <w:tcPr>
-            <w:tcW w:w="224" w:type="dxa"/>
-            <w:tcBorders>
-              <w:top w:val="nil"/>
-              <w:left w:val="nil"/>
-              <w:bottom w:val="nil"/>
-              <w:right w:val="nil"/>
-            </w:tcBorders>
-          </w:tcPr>
-          <w:p>
-            <w:pPr>
-              <w:pStyle w:val="Normal"/>
-              <w:widowControl/>
-              <w:spacing w:lineRule="atLeast" w:line="0" w:before="0" w:after="0"/>
-              <w:jc w:val="left"/>
-              <w:rPr>
-                <w:sz w:val="2"/>
-              </w:rPr>
-            </w:pPr>
-            <w:r>
-              <w:rPr>
-                <w:sz w:val="2"/>
-              </w:rPr>
-            </w:r>
-          </w:p>
-        </w:tc>
-        <w:tc>
-          <w:tcPr>
-            <w:tcW w:w="1260" w:type="dxa"/>
-            <w:tcBorders>
-              <w:top w:val="nil"/>
-              <w:left w:val="nil"/>
-              <w:bottom w:val="nil"/>
-              <w:right w:val="nil"/>
-            </w:tcBorders>
-          </w:tcPr>
-          <w:p>
-            <w:pPr>
-              <w:pStyle w:val="Normal"/>
-              <w:widowControl/>
-              <w:spacing w:lineRule="atLeast" w:line="0" w:before="0" w:after="0"/>
-              <w:jc w:val="left"/>
-              <w:rPr>
-                <w:sz w:val="2"/>
-              </w:rPr>
-            </w:pPr>
-            <w:r>
-              <w:rPr>
-                <w:sz w:val="2"/>
-              </w:rPr>
-            </w:r>
+            </w:pPr>
           </w:p>
         </w:tc>
       </w:tr>
       <w:tr>
-        <w:trPr/>
         <w:tc>
           <w:tcPr>
             <w:tcW w:w="2968" w:type="dxa"/>
@@ -4117,22 +3129,15 @@
           </w:tcPr>
           <w:p>
             <w:pPr>
-              <w:pStyle w:val="Normal"/>
-              <w:widowControl/>
-              <w:spacing w:before="0" w:after="0"/>
-              <w:jc w:val="left"/>
-              <w:rPr>
-                <w:sz w:val="20"/>
-                <w:szCs w:val="20"/>
-              </w:rPr>
-            </w:pPr>
-            <w:r>
-              <w:rPr>
-                <w:rFonts w:eastAsia="Times New Roman" w:cs="Times New Roman"/>
-                <w:kern w:val="0"/>
-                <w:sz w:val="20"/>
-                <w:szCs w:val="20"/>
-                <w:lang w:val="ru-RU" w:eastAsia="ru-RU" w:bidi="ar-SA"/>
+              <w:rPr>
+                <w:sz w:val="20"/>
+                <w:szCs w:val="20"/>
+              </w:rPr>
+            </w:pPr>
+            <w:r>
+              <w:rPr>
+                <w:sz w:val="20"/>
+                <w:szCs w:val="20"/>
               </w:rPr>
               <w:t>Сопровождение: да — 1, нет — 2</w:t>
             </w:r>
@@ -4151,21 +3156,12 @@
           </w:tcPr>
           <w:p>
             <w:pPr>
-              <w:pStyle w:val="Normal"/>
-              <w:widowControl/>
-              <w:spacing w:before="0" w:after="0"/>
-              <w:jc w:val="center"/>
-              <w:rPr>
-                <w:sz w:val="20"/>
-                <w:szCs w:val="20"/>
-              </w:rPr>
-            </w:pPr>
-            <w:r>
-              <w:rPr>
-                <w:sz w:val="20"/>
-                <w:szCs w:val="20"/>
-              </w:rPr>
-            </w:r>
+              <w:jc w:val="center"/>
+              <w:rPr>
+                <w:sz w:val="20"/>
+                <w:szCs w:val="20"/>
+              </w:rPr>
+            </w:pPr>
           </w:p>
         </w:tc>
         <w:tc>
@@ -4180,134 +3176,93 @@
           </w:tcPr>
           <w:p>
             <w:pPr>
-              <w:pStyle w:val="Normal"/>
-              <w:widowControl/>
-              <w:spacing w:lineRule="atLeast" w:line="0" w:before="0" w:after="0"/>
-              <w:jc w:val="left"/>
+              <w:spacing w:line="0" w:lineRule="atLeast"/>
               <w:rPr>
                 <w:sz w:val="2"/>
               </w:rPr>
             </w:pPr>
-            <w:r>
+          </w:p>
+        </w:tc>
+        <w:tc>
+          <w:tcPr>
+            <w:tcW w:w="336" w:type="dxa"/>
+            <w:tcBorders>
+              <w:top w:val="nil"/>
+              <w:left w:val="nil"/>
+              <w:bottom w:val="nil"/>
+              <w:right w:val="nil"/>
+            </w:tcBorders>
+          </w:tcPr>
+          <w:p>
+            <w:pPr>
+              <w:spacing w:line="0" w:lineRule="atLeast"/>
               <w:rPr>
                 <w:sz w:val="2"/>
               </w:rPr>
-            </w:r>
-          </w:p>
-        </w:tc>
-        <w:tc>
-          <w:tcPr>
-            <w:tcW w:w="336" w:type="dxa"/>
-            <w:tcBorders>
-              <w:top w:val="nil"/>
-              <w:left w:val="nil"/>
-              <w:bottom w:val="nil"/>
-              <w:right w:val="nil"/>
-            </w:tcBorders>
-          </w:tcPr>
-          <w:p>
-            <w:pPr>
-              <w:pStyle w:val="Normal"/>
-              <w:widowControl/>
-              <w:spacing w:lineRule="atLeast" w:line="0" w:before="0" w:after="0"/>
-              <w:jc w:val="left"/>
+            </w:pPr>
+          </w:p>
+        </w:tc>
+        <w:tc>
+          <w:tcPr>
+            <w:tcW w:w="490" w:type="dxa"/>
+            <w:tcBorders>
+              <w:top w:val="nil"/>
+              <w:left w:val="nil"/>
+              <w:bottom w:val="nil"/>
+              <w:right w:val="nil"/>
+            </w:tcBorders>
+          </w:tcPr>
+          <w:p>
+            <w:pPr>
+              <w:spacing w:line="0" w:lineRule="atLeast"/>
               <w:rPr>
                 <w:sz w:val="2"/>
               </w:rPr>
             </w:pPr>
-            <w:r>
+          </w:p>
+        </w:tc>
+        <w:tc>
+          <w:tcPr>
+            <w:tcW w:w="224" w:type="dxa"/>
+            <w:tcBorders>
+              <w:top w:val="nil"/>
+              <w:left w:val="nil"/>
+              <w:bottom w:val="nil"/>
+              <w:right w:val="nil"/>
+            </w:tcBorders>
+          </w:tcPr>
+          <w:p>
+            <w:pPr>
+              <w:spacing w:line="0" w:lineRule="atLeast"/>
               <w:rPr>
                 <w:sz w:val="2"/>
               </w:rPr>
-            </w:r>
-          </w:p>
-        </w:tc>
-        <w:tc>
-          <w:tcPr>
-            <w:tcW w:w="490" w:type="dxa"/>
-            <w:tcBorders>
-              <w:top w:val="nil"/>
-              <w:left w:val="nil"/>
-              <w:bottom w:val="nil"/>
-              <w:right w:val="nil"/>
-            </w:tcBorders>
-          </w:tcPr>
-          <w:p>
-            <w:pPr>
-              <w:pStyle w:val="Normal"/>
-              <w:widowControl/>
-              <w:spacing w:lineRule="atLeast" w:line="0" w:before="0" w:after="0"/>
-              <w:jc w:val="left"/>
+            </w:pPr>
+          </w:p>
+        </w:tc>
+        <w:tc>
+          <w:tcPr>
+            <w:tcW w:w="1260" w:type="dxa"/>
+            <w:tcBorders>
+              <w:top w:val="nil"/>
+              <w:left w:val="nil"/>
+              <w:bottom w:val="nil"/>
+              <w:right w:val="nil"/>
+            </w:tcBorders>
+          </w:tcPr>
+          <w:p>
+            <w:pPr>
+              <w:spacing w:line="0" w:lineRule="atLeast"/>
               <w:rPr>
                 <w:sz w:val="2"/>
               </w:rPr>
             </w:pPr>
-            <w:r>
-              <w:rPr>
-                <w:sz w:val="2"/>
-              </w:rPr>
-            </w:r>
-          </w:p>
-        </w:tc>
-        <w:tc>
-          <w:tcPr>
-            <w:tcW w:w="224" w:type="dxa"/>
-            <w:tcBorders>
-              <w:top w:val="nil"/>
-              <w:left w:val="nil"/>
-              <w:bottom w:val="nil"/>
-              <w:right w:val="nil"/>
-            </w:tcBorders>
-          </w:tcPr>
-          <w:p>
-            <w:pPr>
-              <w:pStyle w:val="Normal"/>
-              <w:widowControl/>
-              <w:spacing w:lineRule="atLeast" w:line="0" w:before="0" w:after="0"/>
-              <w:jc w:val="left"/>
-              <w:rPr>
-                <w:sz w:val="2"/>
-              </w:rPr>
-            </w:pPr>
-            <w:r>
-              <w:rPr>
-                <w:sz w:val="2"/>
-              </w:rPr>
-            </w:r>
-          </w:p>
-        </w:tc>
-        <w:tc>
-          <w:tcPr>
-            <w:tcW w:w="1260" w:type="dxa"/>
-            <w:tcBorders>
-              <w:top w:val="nil"/>
-              <w:left w:val="nil"/>
-              <w:bottom w:val="nil"/>
-              <w:right w:val="nil"/>
-            </w:tcBorders>
-          </w:tcPr>
-          <w:p>
-            <w:pPr>
-              <w:pStyle w:val="Normal"/>
-              <w:widowControl/>
-              <w:spacing w:lineRule="atLeast" w:line="0" w:before="0" w:after="0"/>
-              <w:jc w:val="left"/>
-              <w:rPr>
-                <w:sz w:val="2"/>
-              </w:rPr>
-            </w:pPr>
-            <w:r>
-              <w:rPr>
-                <w:sz w:val="2"/>
-              </w:rPr>
-            </w:r>
           </w:p>
         </w:tc>
       </w:tr>
     </w:tbl>
     <w:p>
       <w:pPr>
-        <w:pStyle w:val="Normal"/>
         <w:jc w:val="both"/>
         <w:rPr>
           <w:sz w:val="20"/>
@@ -4333,18 +3288,15 @@
     </w:p>
     <w:tbl>
       <w:tblPr>
-        <w:tblStyle w:val="ab"/>
+        <w:tblStyle w:val="af4"/>
         <w:tblW w:w="10191" w:type="dxa"/>
-        <w:jc w:val="left"/>
         <w:tblInd w:w="14" w:type="dxa"/>
         <w:tblLayout w:type="fixed"/>
         <w:tblCellMar>
-          <w:top w:w="0" w:type="dxa"/>
           <w:left w:w="0" w:type="dxa"/>
-          <w:bottom w:w="0" w:type="dxa"/>
           <w:right w:w="0" w:type="dxa"/>
         </w:tblCellMar>
-        <w:tblLook w:val="01e0"/>
+        <w:tblLook w:val="01E0"/>
       </w:tblPr>
       <w:tblGrid>
         <w:gridCol w:w="602"/>
@@ -4360,7 +3312,6 @@
         <w:gridCol w:w="395"/>
       </w:tblGrid>
       <w:tr>
-        <w:trPr/>
         <w:tc>
           <w:tcPr>
             <w:tcW w:w="602" w:type="dxa"/>
@@ -4374,22 +3325,15 @@
           </w:tcPr>
           <w:p>
             <w:pPr>
-              <w:pStyle w:val="Normal"/>
-              <w:widowControl/>
-              <w:spacing w:before="0" w:after="0"/>
-              <w:jc w:val="left"/>
-              <w:rPr>
-                <w:sz w:val="20"/>
-                <w:szCs w:val="20"/>
-              </w:rPr>
-            </w:pPr>
-            <w:r>
-              <w:rPr>
-                <w:rFonts w:eastAsia="Times New Roman" w:cs="Times New Roman"/>
-                <w:kern w:val="0"/>
-                <w:sz w:val="20"/>
-                <w:szCs w:val="20"/>
-                <w:lang w:val="ru-RU" w:eastAsia="ru-RU" w:bidi="ar-SA"/>
+              <w:rPr>
+                <w:sz w:val="20"/>
+                <w:szCs w:val="20"/>
+              </w:rPr>
+            </w:pPr>
+            <w:r>
+              <w:rPr>
+                <w:sz w:val="20"/>
+                <w:szCs w:val="20"/>
               </w:rPr>
               <w:t>серия</w:t>
             </w:r>
@@ -4407,21 +3351,12 @@
           </w:tcPr>
           <w:p>
             <w:pPr>
-              <w:pStyle w:val="Normal"/>
-              <w:widowControl/>
-              <w:spacing w:before="0" w:after="0"/>
-              <w:jc w:val="center"/>
-              <w:rPr>
-                <w:sz w:val="20"/>
-                <w:szCs w:val="20"/>
-              </w:rPr>
-            </w:pPr>
-            <w:r>
-              <w:rPr>
-                <w:sz w:val="20"/>
-                <w:szCs w:val="20"/>
-              </w:rPr>
-            </w:r>
+              <w:jc w:val="center"/>
+              <w:rPr>
+                <w:sz w:val="20"/>
+                <w:szCs w:val="20"/>
+              </w:rPr>
+            </w:pPr>
           </w:p>
         </w:tc>
         <w:tc>
@@ -4437,34 +3372,17 @@
           </w:tcPr>
           <w:p>
             <w:pPr>
-              <w:pStyle w:val="Normal"/>
-              <w:widowControl/>
-              <w:spacing w:before="0" w:after="0"/>
-              <w:jc w:val="left"/>
-              <w:rPr>
-                <w:sz w:val="20"/>
-                <w:szCs w:val="20"/>
-              </w:rPr>
-            </w:pPr>
-            <w:r>
-              <w:rPr>
-                <w:rFonts w:eastAsia="Times New Roman" w:cs="Times New Roman"/>
-                <w:kern w:val="0"/>
-                <w:sz w:val="20"/>
-                <w:szCs w:val="20"/>
-                <w:lang w:val="ru-RU" w:eastAsia="ru-RU" w:bidi="ar-SA"/>
-              </w:rPr>
-              <w:t xml:space="preserve"> </w:t>
-            </w:r>
-            <w:r>
-              <w:rPr>
-                <w:rFonts w:eastAsia="Times New Roman" w:cs="Times New Roman"/>
-                <w:kern w:val="0"/>
-                <w:sz w:val="20"/>
-                <w:szCs w:val="20"/>
-                <w:lang w:val="ru-RU" w:eastAsia="ru-RU" w:bidi="ar-SA"/>
-              </w:rPr>
-              <w:t>номер</w:t>
+              <w:rPr>
+                <w:sz w:val="20"/>
+                <w:szCs w:val="20"/>
+              </w:rPr>
+            </w:pPr>
+            <w:r>
+              <w:rPr>
+                <w:sz w:val="20"/>
+                <w:szCs w:val="20"/>
+              </w:rPr>
+              <w:t xml:space="preserve"> номер</w:t>
             </w:r>
           </w:p>
         </w:tc>
@@ -4480,21 +3398,12 @@
           </w:tcPr>
           <w:p>
             <w:pPr>
-              <w:pStyle w:val="Normal"/>
-              <w:widowControl/>
-              <w:spacing w:before="0" w:after="0"/>
-              <w:jc w:val="center"/>
-              <w:rPr>
-                <w:sz w:val="20"/>
-                <w:szCs w:val="20"/>
-              </w:rPr>
-            </w:pPr>
-            <w:r>
-              <w:rPr>
-                <w:sz w:val="20"/>
-                <w:szCs w:val="20"/>
-              </w:rPr>
-            </w:r>
+              <w:jc w:val="center"/>
+              <w:rPr>
+                <w:sz w:val="20"/>
+                <w:szCs w:val="20"/>
+              </w:rPr>
+            </w:pPr>
           </w:p>
         </w:tc>
         <w:tc>
@@ -4510,38 +3419,26 @@
           </w:tcPr>
           <w:p>
             <w:pPr>
-              <w:pStyle w:val="Normal"/>
-              <w:widowControl/>
               <w:tabs>
-                <w:tab w:val="clear" w:pos="708"/>
-                <w:tab w:val="right" w:pos="1315" w:leader="none"/>
+                <w:tab w:val="right" w:pos="1315"/>
               </w:tabs>
-              <w:spacing w:before="0" w:after="0"/>
-              <w:jc w:val="left"/>
-              <w:rPr>
-                <w:sz w:val="20"/>
-                <w:szCs w:val="20"/>
-              </w:rPr>
-            </w:pPr>
-            <w:r>
-              <w:rPr>
-                <w:rFonts w:eastAsia="Times New Roman" w:cs="Times New Roman"/>
-                <w:kern w:val="0"/>
-                <w:sz w:val="20"/>
-                <w:szCs w:val="20"/>
-                <w:lang w:val="ru-RU" w:eastAsia="ru-RU" w:bidi="ar-SA"/>
-              </w:rPr>
-              <w:t xml:space="preserve"> </w:t>
-            </w:r>
-            <w:r>
-              <w:rPr>
-                <w:rFonts w:eastAsia="Times New Roman" w:cs="Times New Roman"/>
-                <w:kern w:val="0"/>
-                <w:sz w:val="20"/>
-                <w:szCs w:val="20"/>
-                <w:lang w:val="ru-RU" w:eastAsia="ru-RU" w:bidi="ar-SA"/>
-              </w:rPr>
-              <w:t>дата выдачи</w:t>
+              <w:rPr>
+                <w:sz w:val="20"/>
+                <w:szCs w:val="20"/>
+              </w:rPr>
+            </w:pPr>
+            <w:r>
+              <w:rPr>
+                <w:sz w:val="20"/>
+                <w:szCs w:val="20"/>
+              </w:rPr>
+              <w:t xml:space="preserve"> дата выдачи</w:t>
+            </w:r>
+            <w:r>
+              <w:rPr>
+                <w:sz w:val="20"/>
+                <w:szCs w:val="20"/>
+              </w:rPr>
               <w:tab/>
               <w:t>«</w:t>
             </w:r>
@@ -4559,21 +3456,12 @@
           </w:tcPr>
           <w:p>
             <w:pPr>
-              <w:pStyle w:val="Normal"/>
-              <w:widowControl/>
-              <w:spacing w:before="0" w:after="0"/>
-              <w:jc w:val="center"/>
-              <w:rPr>
-                <w:sz w:val="20"/>
-                <w:szCs w:val="20"/>
-              </w:rPr>
-            </w:pPr>
-            <w:r>
-              <w:rPr>
-                <w:sz w:val="20"/>
-                <w:szCs w:val="20"/>
-              </w:rPr>
-            </w:r>
+              <w:jc w:val="center"/>
+              <w:rPr>
+                <w:sz w:val="20"/>
+                <w:szCs w:val="20"/>
+              </w:rPr>
+            </w:pPr>
           </w:p>
         </w:tc>
         <w:tc>
@@ -4589,22 +3477,15 @@
           </w:tcPr>
           <w:p>
             <w:pPr>
-              <w:pStyle w:val="Normal"/>
-              <w:widowControl/>
-              <w:spacing w:before="0" w:after="0"/>
-              <w:jc w:val="left"/>
-              <w:rPr>
-                <w:sz w:val="20"/>
-                <w:szCs w:val="20"/>
-              </w:rPr>
-            </w:pPr>
-            <w:r>
-              <w:rPr>
-                <w:rFonts w:eastAsia="Times New Roman" w:cs="Times New Roman"/>
-                <w:kern w:val="0"/>
-                <w:sz w:val="20"/>
-                <w:szCs w:val="20"/>
-                <w:lang w:val="ru-RU" w:eastAsia="ru-RU" w:bidi="ar-SA"/>
+              <w:rPr>
+                <w:sz w:val="20"/>
+                <w:szCs w:val="20"/>
+              </w:rPr>
+            </w:pPr>
+            <w:r>
+              <w:rPr>
+                <w:sz w:val="20"/>
+                <w:szCs w:val="20"/>
               </w:rPr>
               <w:t>»</w:t>
             </w:r>
@@ -4622,21 +3503,12 @@
           </w:tcPr>
           <w:p>
             <w:pPr>
-              <w:pStyle w:val="Normal"/>
-              <w:widowControl/>
-              <w:spacing w:before="0" w:after="0"/>
-              <w:jc w:val="center"/>
-              <w:rPr>
-                <w:sz w:val="20"/>
-                <w:szCs w:val="20"/>
-              </w:rPr>
-            </w:pPr>
-            <w:r>
-              <w:rPr>
-                <w:sz w:val="20"/>
-                <w:szCs w:val="20"/>
-              </w:rPr>
-            </w:r>
+              <w:jc w:val="center"/>
+              <w:rPr>
+                <w:sz w:val="20"/>
+                <w:szCs w:val="20"/>
+              </w:rPr>
+            </w:pPr>
           </w:p>
         </w:tc>
         <w:tc>
@@ -4652,9 +3524,6 @@
           </w:tcPr>
           <w:p>
             <w:pPr>
-              <w:pStyle w:val="Normal"/>
-              <w:widowControl/>
-              <w:spacing w:before="0" w:after="0"/>
               <w:jc w:val="right"/>
               <w:rPr>
                 <w:sz w:val="20"/>
@@ -4663,11 +3532,8 @@
             </w:pPr>
             <w:r>
               <w:rPr>
-                <w:rFonts w:eastAsia="Times New Roman" w:cs="Times New Roman"/>
-                <w:kern w:val="0"/>
-                <w:sz w:val="20"/>
-                <w:szCs w:val="20"/>
-                <w:lang w:val="ru-RU" w:eastAsia="ru-RU" w:bidi="ar-SA"/>
+                <w:sz w:val="20"/>
+                <w:szCs w:val="20"/>
               </w:rPr>
               <w:t>20</w:t>
             </w:r>
@@ -4685,21 +3551,11 @@
           </w:tcPr>
           <w:p>
             <w:pPr>
-              <w:pStyle w:val="Normal"/>
-              <w:widowControl/>
-              <w:spacing w:before="0" w:after="0"/>
-              <w:jc w:val="left"/>
-              <w:rPr>
-                <w:sz w:val="20"/>
-                <w:szCs w:val="20"/>
-              </w:rPr>
-            </w:pPr>
-            <w:r>
-              <w:rPr>
-                <w:sz w:val="20"/>
-                <w:szCs w:val="20"/>
-              </w:rPr>
-            </w:r>
+              <w:rPr>
+                <w:sz w:val="20"/>
+                <w:szCs w:val="20"/>
+              </w:rPr>
+            </w:pPr>
           </w:p>
         </w:tc>
         <w:tc>
@@ -4715,34 +3571,33 @@
           </w:tcPr>
           <w:p>
             <w:pPr>
-              <w:pStyle w:val="Normal"/>
-              <w:widowControl/>
-              <w:spacing w:before="0" w:after="0"/>
-              <w:jc w:val="left"/>
-              <w:rPr>
-                <w:sz w:val="20"/>
-                <w:szCs w:val="20"/>
-              </w:rPr>
-            </w:pPr>
-            <w:r>
-              <w:rPr>
-                <w:rFonts w:eastAsia="Times New Roman" w:cs="Times New Roman"/>
-                <w:kern w:val="0"/>
-                <w:sz w:val="20"/>
-                <w:szCs w:val="20"/>
-                <w:lang w:val="ru-RU" w:eastAsia="ru-RU" w:bidi="ar-SA"/>
+              <w:rPr>
+                <w:sz w:val="20"/>
+                <w:szCs w:val="20"/>
+              </w:rPr>
+            </w:pPr>
+            <w:r>
+              <w:rPr>
+                <w:sz w:val="20"/>
+                <w:szCs w:val="20"/>
               </w:rPr>
               <w:t xml:space="preserve"> </w:t>
             </w:r>
-            <w:r>
-              <w:rPr>
-                <w:rFonts w:eastAsia="Times New Roman" w:cs="Times New Roman"/>
-                <w:kern w:val="0"/>
-                <w:sz w:val="20"/>
-                <w:szCs w:val="20"/>
-                <w:lang w:val="ru-RU" w:eastAsia="ru-RU" w:bidi="ar-SA"/>
-              </w:rPr>
-              <w:t>г.</w:t>
+            <w:proofErr w:type="gramStart"/>
+            <w:r>
+              <w:rPr>
+                <w:sz w:val="20"/>
+                <w:szCs w:val="20"/>
+              </w:rPr>
+              <w:t>г</w:t>
+            </w:r>
+            <w:proofErr w:type="gramEnd"/>
+            <w:r>
+              <w:rPr>
+                <w:sz w:val="20"/>
+                <w:szCs w:val="20"/>
+              </w:rPr>
+              <w:t>.</w:t>
             </w:r>
           </w:p>
         </w:tc>
@@ -4750,41 +3605,30 @@
     </w:tbl>
     <w:p>
       <w:pPr>
-        <w:pStyle w:val="Normal"/>
         <w:jc w:val="both"/>
         <w:rPr>
           <w:sz w:val="2"/>
           <w:szCs w:val="2"/>
         </w:rPr>
       </w:pPr>
-      <w:r>
-        <w:rPr>
-          <w:sz w:val="2"/>
-          <w:szCs w:val="2"/>
-        </w:rPr>
-      </w:r>
     </w:p>
     <w:tbl>
       <w:tblPr>
-        <w:tblStyle w:val="ab"/>
+        <w:tblStyle w:val="af4"/>
         <w:tblW w:w="10191" w:type="dxa"/>
-        <w:jc w:val="left"/>
         <w:tblInd w:w="14" w:type="dxa"/>
         <w:tblLayout w:type="fixed"/>
         <w:tblCellMar>
-          <w:top w:w="0" w:type="dxa"/>
           <w:left w:w="0" w:type="dxa"/>
-          <w:bottom w:w="0" w:type="dxa"/>
           <w:right w:w="0" w:type="dxa"/>
         </w:tblCellMar>
-        <w:tblLook w:val="01e0"/>
+        <w:tblLook w:val="01E0"/>
       </w:tblPr>
       <w:tblGrid>
         <w:gridCol w:w="4550"/>
         <w:gridCol w:w="5641"/>
       </w:tblGrid>
       <w:tr>
-        <w:trPr/>
         <w:tc>
           <w:tcPr>
             <w:tcW w:w="4550" w:type="dxa"/>
@@ -4798,22 +3642,15 @@
           </w:tcPr>
           <w:p>
             <w:pPr>
-              <w:pStyle w:val="Normal"/>
-              <w:widowControl/>
-              <w:spacing w:before="0" w:after="0"/>
-              <w:jc w:val="left"/>
-              <w:rPr>
-                <w:sz w:val="20"/>
-                <w:szCs w:val="20"/>
-              </w:rPr>
-            </w:pPr>
-            <w:r>
-              <w:rPr>
-                <w:rFonts w:eastAsia="Times New Roman" w:cs="Times New Roman"/>
-                <w:kern w:val="0"/>
-                <w:sz w:val="20"/>
-                <w:szCs w:val="20"/>
-                <w:lang w:val="ru-RU" w:eastAsia="ru-RU" w:bidi="ar-SA"/>
+              <w:rPr>
+                <w:sz w:val="20"/>
+                <w:szCs w:val="20"/>
+              </w:rPr>
+            </w:pPr>
+            <w:r>
+              <w:rPr>
+                <w:sz w:val="20"/>
+                <w:szCs w:val="20"/>
               </w:rPr>
               <w:t>Страховой номер индивидуального лицевого счета:</w:t>
             </w:r>
@@ -4831,21 +3668,15 @@
           </w:tcPr>
           <w:p>
             <w:pPr>
-              <w:pStyle w:val="Normal"/>
-              <w:widowControl/>
-              <w:spacing w:before="0" w:after="0"/>
-              <w:jc w:val="center"/>
-              <w:rPr>
-                <w:sz w:val="20"/>
-                <w:szCs w:val="20"/>
-              </w:rPr>
-            </w:pPr>
-            <w:r>
-              <w:rPr>
-                <w:rFonts w:eastAsia="Times New Roman" w:cs="Times New Roman"/>
-                <w:kern w:val="0"/>
-                <w:sz w:val="20"/>
-                <w:lang w:val="ru-RU" w:eastAsia="ru-RU" w:bidi="ar-SA"/>
+              <w:jc w:val="center"/>
+              <w:rPr>
+                <w:sz w:val="20"/>
+                <w:szCs w:val="20"/>
+              </w:rPr>
+            </w:pPr>
+            <w:r>
+              <w:rPr>
+                <w:sz w:val="20"/>
               </w:rPr>
               <w:t>${SNILS}</w:t>
             </w:r>
@@ -4855,7 +3686,6 @@
     </w:tbl>
     <w:p>
       <w:pPr>
-        <w:pStyle w:val="Normal"/>
         <w:jc w:val="both"/>
         <w:rPr>
           <w:sz w:val="2"/>
@@ -4877,30 +3707,32 @@
           <w:szCs w:val="20"/>
         </w:rPr>
         <w:t>курортную организацию:</w:t>
+      </w:r>
+      <w:r>
+        <w:rPr>
+          <w:sz w:val="20"/>
+          <w:szCs w:val="20"/>
+        </w:rPr>
         <w:br/>
       </w:r>
     </w:p>
     <w:tbl>
       <w:tblPr>
-        <w:tblStyle w:val="ab"/>
+        <w:tblStyle w:val="af4"/>
         <w:tblW w:w="10191" w:type="dxa"/>
-        <w:jc w:val="left"/>
         <w:tblInd w:w="14" w:type="dxa"/>
         <w:tblLayout w:type="fixed"/>
         <w:tblCellMar>
-          <w:top w:w="0" w:type="dxa"/>
           <w:left w:w="0" w:type="dxa"/>
-          <w:bottom w:w="0" w:type="dxa"/>
           <w:right w:w="0" w:type="dxa"/>
         </w:tblCellMar>
-        <w:tblLook w:val="01e0"/>
+        <w:tblLook w:val="01E0"/>
       </w:tblPr>
       <w:tblGrid>
         <w:gridCol w:w="6646"/>
         <w:gridCol w:w="3545"/>
       </w:tblGrid>
       <w:tr>
-        <w:trPr/>
         <w:tc>
           <w:tcPr>
             <w:tcW w:w="6646" w:type="dxa"/>
@@ -4913,21 +3745,15 @@
           </w:tcPr>
           <w:p>
             <w:pPr>
-              <w:pStyle w:val="Normal"/>
-              <w:widowControl/>
-              <w:spacing w:before="0" w:after="0"/>
-              <w:jc w:val="center"/>
-              <w:rPr>
-                <w:sz w:val="20"/>
-                <w:szCs w:val="20"/>
-              </w:rPr>
-            </w:pPr>
-            <w:r>
-              <w:rPr>
-                <w:rFonts w:eastAsia="Times New Roman" w:cs="Times New Roman"/>
-                <w:kern w:val="0"/>
-                <w:sz w:val="20"/>
-                <w:lang w:val="ru-RU" w:eastAsia="ru-RU" w:bidi="ar-SA"/>
+              <w:jc w:val="center"/>
+              <w:rPr>
+                <w:sz w:val="20"/>
+                <w:szCs w:val="20"/>
+              </w:rPr>
+            </w:pPr>
+            <w:r>
+              <w:rPr>
+                <w:sz w:val="20"/>
               </w:rPr>
               <w:t>${DIAGNOSIS}</w:t>
             </w:r>
@@ -4946,34 +3772,33 @@
           </w:tcPr>
           <w:p>
             <w:pPr>
-              <w:pStyle w:val="Normal"/>
-              <w:widowControl/>
-              <w:spacing w:before="0" w:after="0"/>
-              <w:jc w:val="left"/>
-              <w:rPr>
-                <w:sz w:val="20"/>
-                <w:szCs w:val="20"/>
-              </w:rPr>
-            </w:pPr>
-            <w:r>
-              <w:rPr>
-                <w:rFonts w:eastAsia="Times New Roman" w:cs="Times New Roman"/>
-                <w:kern w:val="0"/>
-                <w:sz w:val="20"/>
-                <w:szCs w:val="20"/>
-                <w:lang w:val="ru-RU" w:eastAsia="ru-RU" w:bidi="ar-SA"/>
-              </w:rPr>
-              <w:t xml:space="preserve"> </w:t>
-            </w:r>
-            <w:r>
-              <w:rPr>
-                <w:rFonts w:eastAsia="Times New Roman" w:cs="Times New Roman"/>
-                <w:kern w:val="0"/>
-                <w:sz w:val="20"/>
-                <w:szCs w:val="20"/>
-                <w:lang w:val="ru-RU" w:eastAsia="ru-RU" w:bidi="ar-SA"/>
-              </w:rPr>
-              <w:t>код по Международной статистической</w:t>
+              <w:rPr>
+                <w:sz w:val="20"/>
+                <w:szCs w:val="20"/>
+              </w:rPr>
+            </w:pPr>
+            <w:r>
+              <w:rPr>
+                <w:sz w:val="20"/>
+                <w:szCs w:val="20"/>
+              </w:rPr>
+              <w:t xml:space="preserve"> код по </w:t>
+            </w:r>
+            <w:proofErr w:type="gramStart"/>
+            <w:r>
+              <w:rPr>
+                <w:sz w:val="20"/>
+                <w:szCs w:val="20"/>
+              </w:rPr>
+              <w:t>Международной</w:t>
+            </w:r>
+            <w:proofErr w:type="gramEnd"/>
+            <w:r>
+              <w:rPr>
+                <w:sz w:val="20"/>
+                <w:szCs w:val="20"/>
+              </w:rPr>
+              <w:t xml:space="preserve"> статистической</w:t>
             </w:r>
           </w:p>
         </w:tc>
@@ -4981,41 +3806,30 @@
     </w:tbl>
     <w:p>
       <w:pPr>
-        <w:pStyle w:val="Normal"/>
         <w:jc w:val="both"/>
         <w:rPr>
           <w:sz w:val="2"/>
           <w:szCs w:val="2"/>
         </w:rPr>
       </w:pPr>
-      <w:r>
-        <w:rPr>
-          <w:sz w:val="2"/>
-          <w:szCs w:val="2"/>
-        </w:rPr>
-      </w:r>
     </w:p>
     <w:tbl>
       <w:tblPr>
-        <w:tblStyle w:val="ab"/>
+        <w:tblStyle w:val="af4"/>
         <w:tblW w:w="10191" w:type="dxa"/>
-        <w:jc w:val="left"/>
         <w:tblInd w:w="14" w:type="dxa"/>
         <w:tblLayout w:type="fixed"/>
         <w:tblCellMar>
-          <w:top w:w="0" w:type="dxa"/>
           <w:left w:w="0" w:type="dxa"/>
-          <w:bottom w:w="0" w:type="dxa"/>
           <w:right w:w="0" w:type="dxa"/>
         </w:tblCellMar>
-        <w:tblLook w:val="01e0"/>
+        <w:tblLook w:val="01E0"/>
       </w:tblPr>
       <w:tblGrid>
         <w:gridCol w:w="6716"/>
         <w:gridCol w:w="3475"/>
       </w:tblGrid>
       <w:tr>
-        <w:trPr/>
         <w:tc>
           <w:tcPr>
             <w:tcW w:w="6716" w:type="dxa"/>
@@ -5029,24 +3843,24 @@
           </w:tcPr>
           <w:p>
             <w:pPr>
-              <w:pStyle w:val="Normal"/>
-              <w:widowControl/>
-              <w:spacing w:before="0" w:after="0"/>
-              <w:jc w:val="left"/>
-              <w:rPr>
-                <w:sz w:val="20"/>
-                <w:szCs w:val="20"/>
-              </w:rPr>
-            </w:pPr>
-            <w:r>
-              <w:rPr>
-                <w:rFonts w:eastAsia="Times New Roman" w:cs="Times New Roman"/>
-                <w:kern w:val="0"/>
-                <w:sz w:val="20"/>
-                <w:szCs w:val="20"/>
-                <w:lang w:val="ru-RU" w:eastAsia="ru-RU" w:bidi="ar-SA"/>
-              </w:rPr>
-              <w:t>классификации болезней и проблем, связанных со здоровьем (далее — МКБ)</w:t>
+              <w:rPr>
+                <w:sz w:val="20"/>
+                <w:szCs w:val="20"/>
+              </w:rPr>
+            </w:pPr>
+            <w:r>
+              <w:rPr>
+                <w:sz w:val="20"/>
+                <w:szCs w:val="20"/>
+              </w:rPr>
+              <w:t>классификации</w:t>
+            </w:r>
+            <w:r>
+              <w:rPr>
+                <w:sz w:val="20"/>
+                <w:szCs w:val="20"/>
+              </w:rPr>
+              <w:t xml:space="preserve"> болезней и проблем, связанных со здоровьем (далее — МКБ)</w:t>
             </w:r>
           </w:p>
         </w:tc>
@@ -5062,21 +3876,15 @@
           </w:tcPr>
           <w:p>
             <w:pPr>
-              <w:pStyle w:val="Normal"/>
-              <w:widowControl/>
-              <w:spacing w:before="0" w:after="0"/>
-              <w:jc w:val="center"/>
-              <w:rPr>
-                <w:sz w:val="20"/>
-                <w:szCs w:val="20"/>
-              </w:rPr>
-            </w:pPr>
-            <w:r>
-              <w:rPr>
-                <w:rFonts w:eastAsia="Times New Roman" w:cs="Times New Roman"/>
-                <w:kern w:val="0"/>
-                <w:sz w:val="20"/>
-                <w:lang w:val="ru-RU" w:eastAsia="ru-RU" w:bidi="ar-SA"/>
+              <w:jc w:val="center"/>
+              <w:rPr>
+                <w:sz w:val="20"/>
+                <w:szCs w:val="20"/>
+              </w:rPr>
+            </w:pPr>
+            <w:r>
+              <w:rPr>
+                <w:sz w:val="20"/>
               </w:rPr>
               <w:t>${ICD}</w:t>
             </w:r>
@@ -5086,33 +3894,23 @@
     </w:tbl>
     <w:p>
       <w:pPr>
-        <w:pStyle w:val="Normal"/>
         <w:rPr>
           <w:sz w:val="2"/>
           <w:szCs w:val="2"/>
         </w:rPr>
       </w:pPr>
-      <w:r>
-        <w:rPr>
-          <w:sz w:val="2"/>
-          <w:szCs w:val="2"/>
-        </w:rPr>
-      </w:r>
     </w:p>
     <w:tbl>
       <w:tblPr>
-        <w:tblStyle w:val="ab"/>
+        <w:tblStyle w:val="af4"/>
         <w:tblW w:w="10191" w:type="dxa"/>
-        <w:jc w:val="left"/>
         <w:tblInd w:w="14" w:type="dxa"/>
         <w:tblLayout w:type="fixed"/>
         <w:tblCellMar>
-          <w:top w:w="0" w:type="dxa"/>
           <w:left w:w="0" w:type="dxa"/>
-          <w:bottom w:w="0" w:type="dxa"/>
           <w:right w:w="0" w:type="dxa"/>
         </w:tblCellMar>
-        <w:tblLook w:val="01e0"/>
+        <w:tblLook w:val="01E0"/>
       </w:tblPr>
       <w:tblGrid>
         <w:gridCol w:w="2632"/>
@@ -5121,7 +3919,6 @@
         <w:gridCol w:w="1960"/>
       </w:tblGrid>
       <w:tr>
-        <w:trPr/>
         <w:tc>
           <w:tcPr>
             <w:tcW w:w="2632" w:type="dxa"/>
@@ -5135,22 +3932,15 @@
           </w:tcPr>
           <w:p>
             <w:pPr>
-              <w:pStyle w:val="Normal"/>
-              <w:widowControl/>
-              <w:spacing w:before="0" w:after="0"/>
-              <w:jc w:val="left"/>
-              <w:rPr>
-                <w:sz w:val="20"/>
-                <w:szCs w:val="20"/>
-              </w:rPr>
-            </w:pPr>
-            <w:r>
-              <w:rPr>
-                <w:rFonts w:eastAsia="Times New Roman" w:cs="Times New Roman"/>
-                <w:kern w:val="0"/>
-                <w:sz w:val="20"/>
-                <w:szCs w:val="20"/>
-                <w:lang w:val="ru-RU" w:eastAsia="ru-RU" w:bidi="ar-SA"/>
+              <w:rPr>
+                <w:sz w:val="20"/>
+                <w:szCs w:val="20"/>
+              </w:rPr>
+            </w:pPr>
+            <w:r>
+              <w:rPr>
+                <w:sz w:val="20"/>
+                <w:szCs w:val="20"/>
               </w:rPr>
               <w:t>Сопутствующие заболевания</w:t>
             </w:r>
@@ -5168,21 +3958,12 @@
           </w:tcPr>
           <w:p>
             <w:pPr>
-              <w:pStyle w:val="Normal"/>
-              <w:widowControl/>
-              <w:spacing w:before="0" w:after="0"/>
-              <w:jc w:val="center"/>
-              <w:rPr>
-                <w:sz w:val="20"/>
-                <w:szCs w:val="20"/>
-              </w:rPr>
-            </w:pPr>
-            <w:r>
-              <w:rPr>
-                <w:sz w:val="20"/>
-                <w:szCs w:val="20"/>
-              </w:rPr>
-            </w:r>
+              <w:jc w:val="center"/>
+              <w:rPr>
+                <w:sz w:val="20"/>
+                <w:szCs w:val="20"/>
+              </w:rPr>
+            </w:pPr>
           </w:p>
         </w:tc>
         <w:tc>
@@ -5198,22 +3979,16 @@
           </w:tcPr>
           <w:p>
             <w:pPr>
-              <w:pStyle w:val="Normal"/>
-              <w:widowControl/>
-              <w:spacing w:before="0" w:after="0"/>
-              <w:jc w:val="center"/>
-              <w:rPr>
-                <w:sz w:val="20"/>
-                <w:szCs w:val="20"/>
-              </w:rPr>
-            </w:pPr>
-            <w:r>
-              <w:rPr>
-                <w:rFonts w:eastAsia="Times New Roman" w:cs="Times New Roman"/>
-                <w:kern w:val="0"/>
-                <w:sz w:val="20"/>
-                <w:szCs w:val="20"/>
-                <w:lang w:val="ru-RU" w:eastAsia="ru-RU" w:bidi="ar-SA"/>
+              <w:jc w:val="center"/>
+              <w:rPr>
+                <w:sz w:val="20"/>
+                <w:szCs w:val="20"/>
+              </w:rPr>
+            </w:pPr>
+            <w:r>
+              <w:rPr>
+                <w:sz w:val="20"/>
+                <w:szCs w:val="20"/>
               </w:rPr>
               <w:t>код по МКБ</w:t>
             </w:r>
@@ -5231,54 +4006,35 @@
           </w:tcPr>
           <w:p>
             <w:pPr>
-              <w:pStyle w:val="Normal"/>
-              <w:widowControl/>
-              <w:spacing w:before="0" w:after="0"/>
-              <w:jc w:val="center"/>
-              <w:rPr>
-                <w:sz w:val="20"/>
-                <w:szCs w:val="20"/>
-              </w:rPr>
-            </w:pPr>
-            <w:r>
-              <w:rPr>
-                <w:sz w:val="20"/>
-                <w:szCs w:val="20"/>
-              </w:rPr>
-            </w:r>
+              <w:jc w:val="center"/>
+              <w:rPr>
+                <w:sz w:val="20"/>
+                <w:szCs w:val="20"/>
+              </w:rPr>
+            </w:pPr>
           </w:p>
         </w:tc>
       </w:tr>
     </w:tbl>
     <w:p>
       <w:pPr>
-        <w:pStyle w:val="Normal"/>
         <w:rPr>
           <w:sz w:val="2"/>
           <w:szCs w:val="2"/>
         </w:rPr>
       </w:pPr>
-      <w:r>
-        <w:rPr>
-          <w:sz w:val="2"/>
-          <w:szCs w:val="2"/>
-        </w:rPr>
-      </w:r>
     </w:p>
     <w:tbl>
       <w:tblPr>
-        <w:tblStyle w:val="ab"/>
+        <w:tblStyle w:val="af4"/>
         <w:tblW w:w="10191" w:type="dxa"/>
-        <w:jc w:val="left"/>
         <w:tblInd w:w="14" w:type="dxa"/>
         <w:tblLayout w:type="fixed"/>
         <w:tblCellMar>
-          <w:top w:w="0" w:type="dxa"/>
           <w:left w:w="0" w:type="dxa"/>
-          <w:bottom w:w="0" w:type="dxa"/>
           <w:right w:w="0" w:type="dxa"/>
         </w:tblCellMar>
-        <w:tblLook w:val="01e0"/>
+        <w:tblLook w:val="01E0"/>
       </w:tblPr>
       <w:tblGrid>
         <w:gridCol w:w="4438"/>
@@ -5287,7 +4043,6 @@
         <w:gridCol w:w="1960"/>
       </w:tblGrid>
       <w:tr>
-        <w:trPr/>
         <w:tc>
           <w:tcPr>
             <w:tcW w:w="4438" w:type="dxa"/>
@@ -5301,22 +4056,15 @@
           </w:tcPr>
           <w:p>
             <w:pPr>
-              <w:pStyle w:val="Normal"/>
-              <w:widowControl/>
-              <w:spacing w:before="0" w:after="0"/>
-              <w:jc w:val="left"/>
-              <w:rPr>
-                <w:sz w:val="20"/>
-                <w:szCs w:val="20"/>
-              </w:rPr>
-            </w:pPr>
-            <w:r>
-              <w:rPr>
-                <w:rFonts w:eastAsia="Times New Roman" w:cs="Times New Roman"/>
-                <w:kern w:val="0"/>
-                <w:sz w:val="20"/>
-                <w:szCs w:val="20"/>
-                <w:lang w:val="ru-RU" w:eastAsia="ru-RU" w:bidi="ar-SA"/>
+              <w:rPr>
+                <w:sz w:val="20"/>
+                <w:szCs w:val="20"/>
+              </w:rPr>
+            </w:pPr>
+            <w:r>
+              <w:rPr>
+                <w:sz w:val="20"/>
+                <w:szCs w:val="20"/>
               </w:rPr>
               <w:t>Заболевание, являющееся причиной инвалидности</w:t>
             </w:r>
@@ -5334,21 +4082,12 @@
           </w:tcPr>
           <w:p>
             <w:pPr>
-              <w:pStyle w:val="Normal"/>
-              <w:widowControl/>
-              <w:spacing w:before="0" w:after="0"/>
-              <w:jc w:val="center"/>
-              <w:rPr>
-                <w:sz w:val="20"/>
-                <w:szCs w:val="20"/>
-              </w:rPr>
-            </w:pPr>
-            <w:r>
-              <w:rPr>
-                <w:sz w:val="20"/>
-                <w:szCs w:val="20"/>
-              </w:rPr>
-            </w:r>
+              <w:jc w:val="center"/>
+              <w:rPr>
+                <w:sz w:val="20"/>
+                <w:szCs w:val="20"/>
+              </w:rPr>
+            </w:pPr>
           </w:p>
         </w:tc>
         <w:tc>
@@ -5364,22 +4103,16 @@
           </w:tcPr>
           <w:p>
             <w:pPr>
-              <w:pStyle w:val="Normal"/>
-              <w:widowControl/>
-              <w:spacing w:before="0" w:after="0"/>
-              <w:jc w:val="center"/>
-              <w:rPr>
-                <w:sz w:val="20"/>
-                <w:szCs w:val="20"/>
-              </w:rPr>
-            </w:pPr>
-            <w:r>
-              <w:rPr>
-                <w:rFonts w:eastAsia="Times New Roman" w:cs="Times New Roman"/>
-                <w:kern w:val="0"/>
-                <w:sz w:val="20"/>
-                <w:szCs w:val="20"/>
-                <w:lang w:val="ru-RU" w:eastAsia="ru-RU" w:bidi="ar-SA"/>
+              <w:jc w:val="center"/>
+              <w:rPr>
+                <w:sz w:val="20"/>
+                <w:szCs w:val="20"/>
+              </w:rPr>
+            </w:pPr>
+            <w:r>
+              <w:rPr>
+                <w:sz w:val="20"/>
+                <w:szCs w:val="20"/>
               </w:rPr>
               <w:t>код по МКБ</w:t>
             </w:r>
@@ -5397,61 +4130,41 @@
           </w:tcPr>
           <w:p>
             <w:pPr>
-              <w:pStyle w:val="Normal"/>
-              <w:widowControl/>
-              <w:spacing w:before="0" w:after="0"/>
-              <w:jc w:val="center"/>
-              <w:rPr>
-                <w:sz w:val="20"/>
-                <w:szCs w:val="20"/>
-              </w:rPr>
-            </w:pPr>
-            <w:r>
-              <w:rPr>
-                <w:sz w:val="20"/>
-                <w:szCs w:val="20"/>
-              </w:rPr>
-            </w:r>
+              <w:jc w:val="center"/>
+              <w:rPr>
+                <w:sz w:val="20"/>
+                <w:szCs w:val="20"/>
+              </w:rPr>
+            </w:pPr>
           </w:p>
         </w:tc>
       </w:tr>
     </w:tbl>
     <w:p>
       <w:pPr>
-        <w:pStyle w:val="Normal"/>
         <w:rPr>
           <w:sz w:val="16"/>
           <w:szCs w:val="16"/>
         </w:rPr>
       </w:pPr>
-      <w:r>
-        <w:rPr>
-          <w:sz w:val="16"/>
-          <w:szCs w:val="16"/>
-        </w:rPr>
-      </w:r>
     </w:p>
     <w:tbl>
       <w:tblPr>
-        <w:tblStyle w:val="ab"/>
+        <w:tblStyle w:val="af4"/>
         <w:tblW w:w="10191" w:type="dxa"/>
-        <w:jc w:val="left"/>
         <w:tblInd w:w="14" w:type="dxa"/>
         <w:tblLayout w:type="fixed"/>
         <w:tblCellMar>
-          <w:top w:w="0" w:type="dxa"/>
           <w:left w:w="5" w:type="dxa"/>
-          <w:bottom w:w="0" w:type="dxa"/>
           <w:right w:w="5" w:type="dxa"/>
         </w:tblCellMar>
-        <w:tblLook w:val="01e0"/>
+        <w:tblLook w:val="01E0"/>
       </w:tblPr>
       <w:tblGrid>
         <w:gridCol w:w="5895"/>
         <w:gridCol w:w="4296"/>
       </w:tblGrid>
       <w:tr>
-        <w:trPr/>
         <w:tc>
           <w:tcPr>
             <w:tcW w:w="5895" w:type="dxa"/>
@@ -5462,10 +4175,6 @@
           </w:tcPr>
           <w:p>
             <w:pPr>
-              <w:pStyle w:val="Normal"/>
-              <w:widowControl/>
-              <w:spacing w:before="0" w:after="0"/>
-              <w:jc w:val="left"/>
               <w:rPr>
                 <w:sz w:val="20"/>
                 <w:szCs w:val="20"/>
@@ -5474,11 +4183,8 @@
             <w:bookmarkStart w:id="3" w:name="sub_5016"/>
             <w:r>
               <w:rPr>
-                <w:rFonts w:eastAsia="Times New Roman" w:cs="Times New Roman"/>
-                <w:kern w:val="0"/>
-                <w:sz w:val="20"/>
-                <w:szCs w:val="20"/>
-                <w:lang w:val="ru-RU" w:eastAsia="ru-RU" w:bidi="ar-SA"/>
+                <w:sz w:val="20"/>
+                <w:szCs w:val="20"/>
               </w:rPr>
               <w:t>Противопоказания для санаторно-курортного лечения отсутствуют</w:t>
             </w:r>
@@ -5495,43 +4201,26 @@
           </w:tcPr>
           <w:p>
             <w:pPr>
-              <w:pStyle w:val="Normal"/>
-              <w:widowControl/>
-              <w:spacing w:before="0" w:after="0"/>
-              <w:jc w:val="center"/>
-              <w:rPr>
-                <w:sz w:val="20"/>
-                <w:szCs w:val="20"/>
-              </w:rPr>
-            </w:pPr>
-            <w:r>
-              <w:rPr>
-                <w:sz w:val="20"/>
-                <w:szCs w:val="20"/>
-              </w:rPr>
-            </w:r>
+              <w:jc w:val="center"/>
+              <w:rPr>
+                <w:sz w:val="20"/>
+                <w:szCs w:val="20"/>
+              </w:rPr>
+            </w:pPr>
           </w:p>
         </w:tc>
       </w:tr>
     </w:tbl>
     <w:p>
       <w:pPr>
-        <w:pStyle w:val="Normal"/>
         <w:rPr>
           <w:sz w:val="16"/>
           <w:szCs w:val="16"/>
         </w:rPr>
       </w:pPr>
-      <w:r>
-        <w:rPr>
-          <w:sz w:val="16"/>
-          <w:szCs w:val="16"/>
-        </w:rPr>
-      </w:r>
     </w:p>
     <w:p>
       <w:pPr>
-        <w:pStyle w:val="Normal"/>
         <w:jc w:val="both"/>
         <w:rPr>
           <w:sz w:val="20"/>
@@ -5544,40 +4233,53 @@
           <w:sz w:val="20"/>
           <w:szCs w:val="20"/>
         </w:rPr>
-        <w:t>Рекомендуемое лечение: в условиях пребывания в санаторно-курортной организации — 1; амбулаторно — 2</w:t>
+        <w:t>Рекомендуемое лечение:</w:t>
+      </w:r>
+      <w:r>
+        <w:rPr>
+          <w:sz w:val="20"/>
+          <w:szCs w:val="20"/>
+        </w:rPr>
+        <w:t xml:space="preserve"> в условиях пребывания в санаторно-курортной организации — 1; </w:t>
+      </w:r>
+      <w:proofErr w:type="spellStart"/>
+      <w:r>
+        <w:rPr>
+          <w:sz w:val="20"/>
+          <w:szCs w:val="20"/>
+        </w:rPr>
+        <w:t>амбулаторно</w:t>
+      </w:r>
+      <w:proofErr w:type="spellEnd"/>
+      <w:r>
+        <w:rPr>
+          <w:sz w:val="20"/>
+          <w:szCs w:val="20"/>
+        </w:rPr>
+        <w:t xml:space="preserve"> — 2</w:t>
       </w:r>
       <w:bookmarkEnd w:id="4"/>
     </w:p>
     <w:p>
       <w:pPr>
-        <w:pStyle w:val="Normal"/>
         <w:jc w:val="both"/>
         <w:rPr>
           <w:sz w:val="16"/>
           <w:szCs w:val="16"/>
         </w:rPr>
       </w:pPr>
-      <w:r>
-        <w:rPr>
-          <w:sz w:val="16"/>
-          <w:szCs w:val="16"/>
-        </w:rPr>
-      </w:r>
     </w:p>
     <w:tbl>
       <w:tblPr>
-        <w:tblStyle w:val="ab"/>
+        <w:tblStyle w:val="af4"/>
         <w:tblW w:w="10191" w:type="dxa"/>
-        <w:jc w:val="left"/>
         <w:tblInd w:w="14" w:type="dxa"/>
         <w:tblLayout w:type="fixed"/>
         <w:tblCellMar>
-          <w:top w:w="0" w:type="dxa"/>
           <w:left w:w="5" w:type="dxa"/>
-          <w:bottom w:w="0" w:type="dxa"/>
           <w:right w:w="5" w:type="dxa"/>
         </w:tblCellMar>
-        <w:tblLook w:val="01e0"/>
+        <w:tblLook w:val="01E0"/>
       </w:tblPr>
       <w:tblGrid>
         <w:gridCol w:w="3001"/>
@@ -5586,7 +4288,6 @@
         <w:gridCol w:w="93"/>
       </w:tblGrid>
       <w:tr>
-        <w:trPr/>
         <w:tc>
           <w:tcPr>
             <w:tcW w:w="3001" w:type="dxa"/>
@@ -5597,10 +4298,6 @@
           </w:tcPr>
           <w:p>
             <w:pPr>
-              <w:pStyle w:val="Normal"/>
-              <w:widowControl/>
-              <w:spacing w:before="0" w:after="0"/>
-              <w:jc w:val="left"/>
               <w:rPr>
                 <w:sz w:val="20"/>
                 <w:szCs w:val="20"/>
@@ -5609,11 +4306,8 @@
             <w:bookmarkStart w:id="5" w:name="sub_5018"/>
             <w:r>
               <w:rPr>
-                <w:rFonts w:eastAsia="Times New Roman" w:cs="Times New Roman"/>
-                <w:kern w:val="0"/>
-                <w:sz w:val="20"/>
-                <w:szCs w:val="20"/>
-                <w:lang w:val="ru-RU" w:eastAsia="ru-RU" w:bidi="ar-SA"/>
+                <w:sz w:val="20"/>
+                <w:szCs w:val="20"/>
               </w:rPr>
               <w:t>Предпочтительное место лечения</w:t>
             </w:r>
@@ -5631,21 +4325,12 @@
           </w:tcPr>
           <w:p>
             <w:pPr>
-              <w:pStyle w:val="Normal"/>
-              <w:widowControl/>
-              <w:spacing w:before="0" w:after="0"/>
-              <w:jc w:val="center"/>
-              <w:rPr>
-                <w:sz w:val="20"/>
-                <w:szCs w:val="20"/>
-              </w:rPr>
-            </w:pPr>
-            <w:r>
-              <w:rPr>
-                <w:sz w:val="20"/>
-                <w:szCs w:val="20"/>
-              </w:rPr>
-            </w:r>
+              <w:jc w:val="center"/>
+              <w:rPr>
+                <w:sz w:val="20"/>
+                <w:szCs w:val="20"/>
+              </w:rPr>
+            </w:pPr>
           </w:p>
         </w:tc>
         <w:tc>
@@ -5659,21 +4344,12 @@
           </w:tcPr>
           <w:p>
             <w:pPr>
-              <w:pStyle w:val="Normal"/>
-              <w:widowControl/>
-              <w:spacing w:before="0" w:after="0"/>
-              <w:jc w:val="center"/>
-              <w:rPr>
-                <w:sz w:val="20"/>
-                <w:szCs w:val="20"/>
-              </w:rPr>
-            </w:pPr>
-            <w:r>
-              <w:rPr>
-                <w:sz w:val="20"/>
-                <w:szCs w:val="20"/>
-              </w:rPr>
-            </w:r>
+              <w:jc w:val="center"/>
+              <w:rPr>
+                <w:sz w:val="20"/>
+                <w:szCs w:val="20"/>
+              </w:rPr>
+            </w:pPr>
           </w:p>
         </w:tc>
         <w:tc>
@@ -5687,26 +4363,16 @@
           </w:tcPr>
           <w:p>
             <w:pPr>
-              <w:pStyle w:val="Normal"/>
-              <w:widowControl/>
-              <w:spacing w:before="0" w:after="0"/>
-              <w:jc w:val="center"/>
-              <w:rPr>
-                <w:sz w:val="20"/>
-                <w:szCs w:val="20"/>
-              </w:rPr>
-            </w:pPr>
-            <w:r>
-              <w:rPr>
-                <w:sz w:val="20"/>
-                <w:szCs w:val="20"/>
-              </w:rPr>
-            </w:r>
+              <w:jc w:val="center"/>
+              <w:rPr>
+                <w:sz w:val="20"/>
+                <w:szCs w:val="20"/>
+              </w:rPr>
+            </w:pPr>
           </w:p>
         </w:tc>
       </w:tr>
       <w:tr>
-        <w:trPr/>
         <w:tc>
           <w:tcPr>
             <w:tcW w:w="3001" w:type="dxa"/>
@@ -5717,101 +4383,65 @@
           </w:tcPr>
           <w:p>
             <w:pPr>
-              <w:pStyle w:val="Normal"/>
-              <w:widowControl/>
-              <w:spacing w:before="0" w:after="0"/>
-              <w:jc w:val="left"/>
               <w:rPr>
                 <w:sz w:val="6"/>
                 <w:szCs w:val="6"/>
               </w:rPr>
             </w:pPr>
-            <w:r>
+          </w:p>
+        </w:tc>
+        <w:tc>
+          <w:tcPr>
+            <w:tcW w:w="7097" w:type="dxa"/>
+            <w:gridSpan w:val="2"/>
+            <w:tcBorders>
+              <w:top w:val="nil"/>
+              <w:right w:val="nil"/>
+            </w:tcBorders>
+            <w:vAlign w:val="bottom"/>
+          </w:tcPr>
+          <w:p>
+            <w:pPr>
+              <w:jc w:val="center"/>
               <w:rPr>
                 <w:sz w:val="6"/>
                 <w:szCs w:val="6"/>
               </w:rPr>
-            </w:r>
-          </w:p>
-        </w:tc>
-        <w:tc>
-          <w:tcPr>
-            <w:tcW w:w="7097" w:type="dxa"/>
-            <w:gridSpan w:val="2"/>
-            <w:tcBorders>
-              <w:top w:val="nil"/>
-              <w:right w:val="nil"/>
-            </w:tcBorders>
-            <w:vAlign w:val="bottom"/>
-          </w:tcPr>
-          <w:p>
-            <w:pPr>
-              <w:pStyle w:val="Normal"/>
-              <w:widowControl/>
-              <w:spacing w:before="0" w:after="0"/>
+            </w:pPr>
+          </w:p>
+        </w:tc>
+        <w:tc>
+          <w:tcPr>
+            <w:tcW w:w="93" w:type="dxa"/>
+            <w:tcBorders>
+              <w:top w:val="nil"/>
+              <w:left w:val="nil"/>
+            </w:tcBorders>
+            <w:vAlign w:val="bottom"/>
+          </w:tcPr>
+          <w:p>
+            <w:pPr>
               <w:jc w:val="center"/>
               <w:rPr>
                 <w:sz w:val="6"/>
                 <w:szCs w:val="6"/>
               </w:rPr>
             </w:pPr>
-            <w:r>
-              <w:rPr>
-                <w:sz w:val="6"/>
-                <w:szCs w:val="6"/>
-              </w:rPr>
-            </w:r>
-          </w:p>
-        </w:tc>
-        <w:tc>
-          <w:tcPr>
-            <w:tcW w:w="93" w:type="dxa"/>
-            <w:tcBorders>
-              <w:top w:val="nil"/>
-              <w:left w:val="nil"/>
-            </w:tcBorders>
-            <w:vAlign w:val="bottom"/>
-          </w:tcPr>
-          <w:p>
-            <w:pPr>
-              <w:pStyle w:val="Normal"/>
-              <w:widowControl/>
-              <w:spacing w:before="0" w:after="0"/>
-              <w:jc w:val="center"/>
-              <w:rPr>
-                <w:sz w:val="6"/>
-                <w:szCs w:val="6"/>
-              </w:rPr>
-            </w:pPr>
-            <w:r>
-              <w:rPr>
-                <w:sz w:val="6"/>
-                <w:szCs w:val="6"/>
-              </w:rPr>
-            </w:r>
           </w:p>
         </w:tc>
       </w:tr>
     </w:tbl>
     <w:p>
       <w:pPr>
-        <w:pStyle w:val="Normal"/>
         <w:jc w:val="both"/>
         <w:rPr>
           <w:sz w:val="16"/>
           <w:szCs w:val="16"/>
         </w:rPr>
       </w:pPr>
-      <w:r>
-        <w:rPr>
-          <w:sz w:val="16"/>
-          <w:szCs w:val="16"/>
-        </w:rPr>
-      </w:r>
     </w:p>
     <w:p>
       <w:pPr>
-        <w:pStyle w:val="Normal"/>
         <w:rPr>
           <w:sz w:val="20"/>
           <w:szCs w:val="20"/>
@@ -5826,66 +4456,42 @@
         <w:t>Рекомендуемые сезоны лечения: зима — 1, весна — 2, лето — 3, осень — 4</w:t>
       </w:r>
     </w:p>
+    <w:bookmarkEnd w:id="6"/>
     <w:p>
       <w:pPr>
-        <w:pStyle w:val="Normal"/>
         <w:rPr>
           <w:sz w:val="16"/>
           <w:szCs w:val="16"/>
         </w:rPr>
       </w:pPr>
-      <w:r>
-        <w:rPr>
-          <w:sz w:val="16"/>
-          <w:szCs w:val="16"/>
-        </w:rPr>
-      </w:r>
-      <w:bookmarkEnd w:id="6"/>
     </w:p>
     <w:p>
       <w:pPr>
-        <w:pStyle w:val="Normal"/>
         <w:rPr>
           <w:sz w:val="16"/>
           <w:szCs w:val="16"/>
         </w:rPr>
       </w:pPr>
-      <w:r>
-        <w:rPr>
-          <w:sz w:val="16"/>
-          <w:szCs w:val="16"/>
-        </w:rPr>
-      </w:r>
     </w:p>
     <w:p>
       <w:pPr>
-        <w:pStyle w:val="Normal"/>
         <w:rPr>
           <w:sz w:val="16"/>
           <w:szCs w:val="16"/>
         </w:rPr>
       </w:pPr>
-      <w:r>
-        <w:rPr>
-          <w:sz w:val="16"/>
-          <w:szCs w:val="16"/>
-        </w:rPr>
-      </w:r>
     </w:p>
     <w:tbl>
       <w:tblPr>
-        <w:tblStyle w:val="ab"/>
+        <w:tblStyle w:val="af4"/>
         <w:tblW w:w="10191" w:type="dxa"/>
-        <w:jc w:val="left"/>
         <w:tblInd w:w="14" w:type="dxa"/>
         <w:tblLayout w:type="fixed"/>
         <w:tblCellMar>
-          <w:top w:w="0" w:type="dxa"/>
           <w:left w:w="0" w:type="dxa"/>
-          <w:bottom w:w="0" w:type="dxa"/>
           <w:right w:w="0" w:type="dxa"/>
         </w:tblCellMar>
-        <w:tblLook w:val="01e0"/>
+        <w:tblLook w:val="01E0"/>
       </w:tblPr>
       <w:tblGrid>
         <w:gridCol w:w="4029"/>
@@ -5893,7 +4499,6 @@
         <w:gridCol w:w="1991"/>
       </w:tblGrid>
       <w:tr>
-        <w:trPr/>
         <w:tc>
           <w:tcPr>
             <w:tcW w:w="4029" w:type="dxa"/>
@@ -5907,22 +4512,15 @@
           </w:tcPr>
           <w:p>
             <w:pPr>
-              <w:pStyle w:val="Normal"/>
-              <w:widowControl/>
-              <w:spacing w:before="0" w:after="0"/>
-              <w:jc w:val="left"/>
-              <w:rPr>
-                <w:sz w:val="20"/>
-                <w:szCs w:val="20"/>
-              </w:rPr>
-            </w:pPr>
-            <w:r>
-              <w:rPr>
-                <w:rFonts w:eastAsia="Times New Roman" w:cs="Times New Roman"/>
-                <w:kern w:val="0"/>
-                <w:sz w:val="20"/>
-                <w:szCs w:val="20"/>
-                <w:lang w:val="ru-RU" w:eastAsia="ru-RU" w:bidi="ar-SA"/>
+              <w:rPr>
+                <w:sz w:val="20"/>
+                <w:szCs w:val="20"/>
+              </w:rPr>
+            </w:pPr>
+            <w:r>
+              <w:rPr>
+                <w:sz w:val="20"/>
+                <w:szCs w:val="20"/>
               </w:rPr>
               <w:t>Лечащий врач, должность врача-специалиста</w:t>
             </w:r>
@@ -5940,9 +4538,6 @@
           </w:tcPr>
           <w:p>
             <w:pPr>
-              <w:pStyle w:val="Normal"/>
-              <w:widowControl/>
-              <w:spacing w:before="0" w:after="0"/>
               <w:jc w:val="center"/>
               <w:rPr>
                 <w:sz w:val="20"/>
@@ -5970,26 +4565,16 @@
           </w:tcPr>
           <w:p>
             <w:pPr>
-              <w:pStyle w:val="Normal"/>
-              <w:widowControl/>
-              <w:spacing w:before="0" w:after="0"/>
-              <w:jc w:val="center"/>
-              <w:rPr>
-                <w:sz w:val="20"/>
-                <w:szCs w:val="20"/>
-              </w:rPr>
-            </w:pPr>
-            <w:r>
-              <w:rPr>
-                <w:sz w:val="20"/>
-                <w:szCs w:val="20"/>
-              </w:rPr>
-            </w:r>
+              <w:jc w:val="center"/>
+              <w:rPr>
+                <w:sz w:val="20"/>
+                <w:szCs w:val="20"/>
+              </w:rPr>
+            </w:pPr>
           </w:p>
         </w:tc>
       </w:tr>
       <w:tr>
-        <w:trPr/>
         <w:tc>
           <w:tcPr>
             <w:tcW w:w="4029" w:type="dxa"/>
@@ -6002,82 +4587,61 @@
           </w:tcPr>
           <w:p>
             <w:pPr>
-              <w:pStyle w:val="Normal"/>
-              <w:widowControl/>
-              <w:spacing w:before="0" w:after="0"/>
               <w:jc w:val="center"/>
               <w:rPr>
                 <w:sz w:val="14"/>
                 <w:szCs w:val="14"/>
               </w:rPr>
             </w:pPr>
-            <w:r>
+          </w:p>
+        </w:tc>
+        <w:tc>
+          <w:tcPr>
+            <w:tcW w:w="4171" w:type="dxa"/>
+            <w:tcBorders>
+              <w:left w:val="nil"/>
+              <w:bottom w:val="nil"/>
+              <w:right w:val="nil"/>
+            </w:tcBorders>
+          </w:tcPr>
+          <w:p>
+            <w:pPr>
+              <w:jc w:val="center"/>
               <w:rPr>
                 <w:sz w:val="14"/>
                 <w:szCs w:val="14"/>
               </w:rPr>
-            </w:r>
-          </w:p>
-        </w:tc>
-        <w:tc>
-          <w:tcPr>
-            <w:tcW w:w="4171" w:type="dxa"/>
-            <w:tcBorders>
-              <w:left w:val="nil"/>
-              <w:bottom w:val="nil"/>
-              <w:right w:val="nil"/>
-            </w:tcBorders>
-          </w:tcPr>
-          <w:p>
-            <w:pPr>
-              <w:pStyle w:val="Normal"/>
-              <w:widowControl/>
-              <w:spacing w:before="0" w:after="0"/>
-              <w:jc w:val="center"/>
+            </w:pPr>
+            <w:r>
               <w:rPr>
                 <w:sz w:val="14"/>
                 <w:szCs w:val="14"/>
               </w:rPr>
-            </w:pPr>
-            <w:r>
-              <w:rPr>
-                <w:rFonts w:eastAsia="Times New Roman" w:cs="Times New Roman"/>
-                <w:kern w:val="0"/>
+              <w:t>(фамилия, имя, отчество (при наличии))</w:t>
+            </w:r>
+          </w:p>
+        </w:tc>
+        <w:tc>
+          <w:tcPr>
+            <w:tcW w:w="1991" w:type="dxa"/>
+            <w:tcBorders>
+              <w:left w:val="nil"/>
+              <w:bottom w:val="nil"/>
+              <w:right w:val="nil"/>
+            </w:tcBorders>
+          </w:tcPr>
+          <w:p>
+            <w:pPr>
+              <w:jc w:val="center"/>
+              <w:rPr>
                 <w:sz w:val="14"/>
                 <w:szCs w:val="14"/>
-                <w:lang w:val="ru-RU" w:eastAsia="ru-RU" w:bidi="ar-SA"/>
-              </w:rPr>
-              <w:t>(фамилия, имя, отчество (при наличии))</w:t>
-            </w:r>
-          </w:p>
-        </w:tc>
-        <w:tc>
-          <w:tcPr>
-            <w:tcW w:w="1991" w:type="dxa"/>
-            <w:tcBorders>
-              <w:left w:val="nil"/>
-              <w:bottom w:val="nil"/>
-              <w:right w:val="nil"/>
-            </w:tcBorders>
-          </w:tcPr>
-          <w:p>
-            <w:pPr>
-              <w:pStyle w:val="Normal"/>
-              <w:widowControl/>
-              <w:spacing w:before="0" w:after="0"/>
-              <w:jc w:val="center"/>
+              </w:rPr>
+            </w:pPr>
+            <w:r>
               <w:rPr>
                 <w:sz w:val="14"/>
                 <w:szCs w:val="14"/>
-              </w:rPr>
-            </w:pPr>
-            <w:r>
-              <w:rPr>
-                <w:rFonts w:eastAsia="Times New Roman" w:cs="Times New Roman"/>
-                <w:kern w:val="0"/>
-                <w:sz w:val="14"/>
-                <w:szCs w:val="14"/>
-                <w:lang w:val="ru-RU" w:eastAsia="ru-RU" w:bidi="ar-SA"/>
               </w:rPr>
               <w:t>подпись</w:t>
             </w:r>
@@ -6087,33 +4651,23 @@
     </w:tbl>
     <w:p>
       <w:pPr>
-        <w:pStyle w:val="Normal"/>
         <w:rPr>
           <w:sz w:val="2"/>
           <w:szCs w:val="2"/>
         </w:rPr>
       </w:pPr>
-      <w:r>
-        <w:rPr>
-          <w:sz w:val="2"/>
-          <w:szCs w:val="2"/>
-        </w:rPr>
-      </w:r>
     </w:p>
     <w:tbl>
       <w:tblPr>
-        <w:tblStyle w:val="ab"/>
+        <w:tblStyle w:val="af4"/>
         <w:tblW w:w="10191" w:type="dxa"/>
-        <w:jc w:val="left"/>
         <w:tblInd w:w="14" w:type="dxa"/>
         <w:tblLayout w:type="fixed"/>
         <w:tblCellMar>
-          <w:top w:w="0" w:type="dxa"/>
           <w:left w:w="0" w:type="dxa"/>
-          <w:bottom w:w="0" w:type="dxa"/>
           <w:right w:w="0" w:type="dxa"/>
         </w:tblCellMar>
-        <w:tblLook w:val="01e0"/>
+        <w:tblLook w:val="01E0"/>
       </w:tblPr>
       <w:tblGrid>
         <w:gridCol w:w="2254"/>
@@ -6121,7 +4675,6 @@
         <w:gridCol w:w="1991"/>
       </w:tblGrid>
       <w:tr>
-        <w:trPr/>
         <w:tc>
           <w:tcPr>
             <w:tcW w:w="2254" w:type="dxa"/>
@@ -6135,22 +4688,15 @@
           </w:tcPr>
           <w:p>
             <w:pPr>
-              <w:pStyle w:val="Normal"/>
-              <w:widowControl/>
-              <w:spacing w:before="0" w:after="0"/>
-              <w:jc w:val="left"/>
-              <w:rPr>
-                <w:sz w:val="20"/>
-                <w:szCs w:val="20"/>
-              </w:rPr>
-            </w:pPr>
-            <w:r>
-              <w:rPr>
-                <w:rFonts w:eastAsia="Times New Roman" w:cs="Times New Roman"/>
-                <w:kern w:val="0"/>
-                <w:sz w:val="20"/>
-                <w:szCs w:val="20"/>
-                <w:lang w:val="ru-RU" w:eastAsia="ru-RU" w:bidi="ar-SA"/>
+              <w:rPr>
+                <w:sz w:val="20"/>
+                <w:szCs w:val="20"/>
+              </w:rPr>
+            </w:pPr>
+            <w:r>
+              <w:rPr>
+                <w:sz w:val="20"/>
+                <w:szCs w:val="20"/>
               </w:rPr>
               <w:t>Заведующий отделением</w:t>
             </w:r>
@@ -6168,9 +4714,6 @@
           </w:tcPr>
           <w:p>
             <w:pPr>
-              <w:pStyle w:val="Normal"/>
-              <w:widowControl/>
-              <w:spacing w:before="0" w:after="0"/>
               <w:jc w:val="center"/>
               <w:rPr>
                 <w:sz w:val="20"/>
@@ -6198,26 +4741,16 @@
           </w:tcPr>
           <w:p>
             <w:pPr>
-              <w:pStyle w:val="Normal"/>
-              <w:widowControl/>
-              <w:spacing w:before="0" w:after="0"/>
-              <w:jc w:val="center"/>
-              <w:rPr>
-                <w:sz w:val="20"/>
-                <w:szCs w:val="20"/>
-              </w:rPr>
-            </w:pPr>
-            <w:r>
-              <w:rPr>
-                <w:sz w:val="20"/>
-                <w:szCs w:val="20"/>
-              </w:rPr>
-            </w:r>
+              <w:jc w:val="center"/>
+              <w:rPr>
+                <w:sz w:val="20"/>
+                <w:szCs w:val="20"/>
+              </w:rPr>
+            </w:pPr>
           </w:p>
         </w:tc>
       </w:tr>
       <w:tr>
-        <w:trPr/>
         <w:tc>
           <w:tcPr>
             <w:tcW w:w="2254" w:type="dxa"/>
@@ -6230,82 +4763,61 @@
           </w:tcPr>
           <w:p>
             <w:pPr>
-              <w:pStyle w:val="Normal"/>
-              <w:widowControl/>
-              <w:spacing w:before="0" w:after="0"/>
               <w:jc w:val="center"/>
               <w:rPr>
                 <w:sz w:val="14"/>
                 <w:szCs w:val="14"/>
               </w:rPr>
             </w:pPr>
-            <w:r>
+          </w:p>
+        </w:tc>
+        <w:tc>
+          <w:tcPr>
+            <w:tcW w:w="5946" w:type="dxa"/>
+            <w:tcBorders>
+              <w:left w:val="nil"/>
+              <w:bottom w:val="nil"/>
+              <w:right w:val="nil"/>
+            </w:tcBorders>
+          </w:tcPr>
+          <w:p>
+            <w:pPr>
+              <w:jc w:val="center"/>
               <w:rPr>
                 <w:sz w:val="14"/>
                 <w:szCs w:val="14"/>
               </w:rPr>
-            </w:r>
-          </w:p>
-        </w:tc>
-        <w:tc>
-          <w:tcPr>
-            <w:tcW w:w="5946" w:type="dxa"/>
-            <w:tcBorders>
-              <w:left w:val="nil"/>
-              <w:bottom w:val="nil"/>
-              <w:right w:val="nil"/>
-            </w:tcBorders>
-          </w:tcPr>
-          <w:p>
-            <w:pPr>
-              <w:pStyle w:val="Normal"/>
-              <w:widowControl/>
-              <w:spacing w:before="0" w:after="0"/>
-              <w:jc w:val="center"/>
+            </w:pPr>
+            <w:r>
               <w:rPr>
                 <w:sz w:val="14"/>
                 <w:szCs w:val="14"/>
               </w:rPr>
-            </w:pPr>
-            <w:r>
-              <w:rPr>
-                <w:rFonts w:eastAsia="Times New Roman" w:cs="Times New Roman"/>
-                <w:kern w:val="0"/>
+              <w:t>(фамилия, имя, отчество (при наличии))</w:t>
+            </w:r>
+          </w:p>
+        </w:tc>
+        <w:tc>
+          <w:tcPr>
+            <w:tcW w:w="1991" w:type="dxa"/>
+            <w:tcBorders>
+              <w:left w:val="nil"/>
+              <w:bottom w:val="nil"/>
+              <w:right w:val="nil"/>
+            </w:tcBorders>
+          </w:tcPr>
+          <w:p>
+            <w:pPr>
+              <w:jc w:val="center"/>
+              <w:rPr>
                 <w:sz w:val="14"/>
                 <w:szCs w:val="14"/>
-                <w:lang w:val="ru-RU" w:eastAsia="ru-RU" w:bidi="ar-SA"/>
-              </w:rPr>
-              <w:t>(фамилия, имя, отчество (при наличии))</w:t>
-            </w:r>
-          </w:p>
-        </w:tc>
-        <w:tc>
-          <w:tcPr>
-            <w:tcW w:w="1991" w:type="dxa"/>
-            <w:tcBorders>
-              <w:left w:val="nil"/>
-              <w:bottom w:val="nil"/>
-              <w:right w:val="nil"/>
-            </w:tcBorders>
-          </w:tcPr>
-          <w:p>
-            <w:pPr>
-              <w:pStyle w:val="Normal"/>
-              <w:widowControl/>
-              <w:spacing w:before="0" w:after="0"/>
-              <w:jc w:val="center"/>
+              </w:rPr>
+            </w:pPr>
+            <w:r>
               <w:rPr>
                 <w:sz w:val="14"/>
                 <w:szCs w:val="14"/>
-              </w:rPr>
-            </w:pPr>
-            <w:r>
-              <w:rPr>
-                <w:rFonts w:eastAsia="Times New Roman" w:cs="Times New Roman"/>
-                <w:kern w:val="0"/>
-                <w:sz w:val="14"/>
-                <w:szCs w:val="14"/>
-                <w:lang w:val="ru-RU" w:eastAsia="ru-RU" w:bidi="ar-SA"/>
               </w:rPr>
               <w:t>подпись</w:t>
             </w:r>
@@ -6315,33 +4827,23 @@
     </w:tbl>
     <w:p>
       <w:pPr>
-        <w:pStyle w:val="Normal"/>
         <w:rPr>
           <w:sz w:val="2"/>
           <w:szCs w:val="2"/>
         </w:rPr>
       </w:pPr>
-      <w:r>
-        <w:rPr>
-          <w:sz w:val="2"/>
-          <w:szCs w:val="2"/>
-        </w:rPr>
-      </w:r>
     </w:p>
     <w:tbl>
       <w:tblPr>
-        <w:tblStyle w:val="ab"/>
+        <w:tblStyle w:val="af4"/>
         <w:tblW w:w="10191" w:type="dxa"/>
-        <w:jc w:val="left"/>
         <w:tblInd w:w="14" w:type="dxa"/>
         <w:tblLayout w:type="fixed"/>
         <w:tblCellMar>
-          <w:top w:w="0" w:type="dxa"/>
           <w:left w:w="0" w:type="dxa"/>
-          <w:bottom w:w="0" w:type="dxa"/>
           <w:right w:w="0" w:type="dxa"/>
         </w:tblCellMar>
-        <w:tblLook w:val="01e0"/>
+        <w:tblLook w:val="01E0"/>
       </w:tblPr>
       <w:tblGrid>
         <w:gridCol w:w="3121"/>
@@ -6349,7 +4851,6 @@
         <w:gridCol w:w="1991"/>
       </w:tblGrid>
       <w:tr>
-        <w:trPr/>
         <w:tc>
           <w:tcPr>
             <w:tcW w:w="3121" w:type="dxa"/>
@@ -6363,22 +4864,15 @@
           </w:tcPr>
           <w:p>
             <w:pPr>
-              <w:pStyle w:val="Normal"/>
-              <w:widowControl/>
-              <w:spacing w:before="0" w:after="0"/>
-              <w:jc w:val="left"/>
-              <w:rPr>
-                <w:sz w:val="20"/>
-                <w:szCs w:val="20"/>
-              </w:rPr>
-            </w:pPr>
-            <w:r>
-              <w:rPr>
-                <w:rFonts w:eastAsia="Times New Roman" w:cs="Times New Roman"/>
-                <w:kern w:val="0"/>
-                <w:sz w:val="20"/>
-                <w:szCs w:val="20"/>
-                <w:lang w:val="ru-RU" w:eastAsia="ru-RU" w:bidi="ar-SA"/>
+              <w:rPr>
+                <w:sz w:val="20"/>
+                <w:szCs w:val="20"/>
+              </w:rPr>
+            </w:pPr>
+            <w:r>
+              <w:rPr>
+                <w:sz w:val="20"/>
+                <w:szCs w:val="20"/>
               </w:rPr>
               <w:t>Председатель врачебной комиссии</w:t>
             </w:r>
@@ -6396,9 +4890,6 @@
           </w:tcPr>
           <w:p>
             <w:pPr>
-              <w:pStyle w:val="Normal"/>
-              <w:widowControl/>
-              <w:spacing w:before="0" w:after="0"/>
               <w:jc w:val="center"/>
               <w:rPr>
                 <w:sz w:val="20"/>
@@ -6426,26 +4917,16 @@
           </w:tcPr>
           <w:p>
             <w:pPr>
-              <w:pStyle w:val="Normal"/>
-              <w:widowControl/>
-              <w:spacing w:before="0" w:after="0"/>
-              <w:jc w:val="center"/>
-              <w:rPr>
-                <w:sz w:val="20"/>
-                <w:szCs w:val="20"/>
-              </w:rPr>
-            </w:pPr>
-            <w:r>
-              <w:rPr>
-                <w:sz w:val="20"/>
-                <w:szCs w:val="20"/>
-              </w:rPr>
-            </w:r>
+              <w:jc w:val="center"/>
+              <w:rPr>
+                <w:sz w:val="20"/>
+                <w:szCs w:val="20"/>
+              </w:rPr>
+            </w:pPr>
           </w:p>
         </w:tc>
       </w:tr>
       <w:tr>
-        <w:trPr/>
         <w:tc>
           <w:tcPr>
             <w:tcW w:w="3121" w:type="dxa"/>
@@ -6458,82 +4939,61 @@
           </w:tcPr>
           <w:p>
             <w:pPr>
-              <w:pStyle w:val="Normal"/>
-              <w:widowControl/>
-              <w:spacing w:before="0" w:after="0"/>
               <w:jc w:val="center"/>
               <w:rPr>
                 <w:sz w:val="14"/>
                 <w:szCs w:val="14"/>
               </w:rPr>
             </w:pPr>
-            <w:r>
+          </w:p>
+        </w:tc>
+        <w:tc>
+          <w:tcPr>
+            <w:tcW w:w="5079" w:type="dxa"/>
+            <w:tcBorders>
+              <w:left w:val="nil"/>
+              <w:bottom w:val="nil"/>
+              <w:right w:val="nil"/>
+            </w:tcBorders>
+          </w:tcPr>
+          <w:p>
+            <w:pPr>
+              <w:jc w:val="center"/>
               <w:rPr>
                 <w:sz w:val="14"/>
                 <w:szCs w:val="14"/>
               </w:rPr>
-            </w:r>
-          </w:p>
-        </w:tc>
-        <w:tc>
-          <w:tcPr>
-            <w:tcW w:w="5079" w:type="dxa"/>
-            <w:tcBorders>
-              <w:left w:val="nil"/>
-              <w:bottom w:val="nil"/>
-              <w:right w:val="nil"/>
-            </w:tcBorders>
-          </w:tcPr>
-          <w:p>
-            <w:pPr>
-              <w:pStyle w:val="Normal"/>
-              <w:widowControl/>
-              <w:spacing w:before="0" w:after="0"/>
-              <w:jc w:val="center"/>
+            </w:pPr>
+            <w:r>
               <w:rPr>
                 <w:sz w:val="14"/>
                 <w:szCs w:val="14"/>
               </w:rPr>
-            </w:pPr>
-            <w:r>
-              <w:rPr>
-                <w:rFonts w:eastAsia="Times New Roman" w:cs="Times New Roman"/>
-                <w:kern w:val="0"/>
+              <w:t>(фамилия, имя, отчество (при наличии))</w:t>
+            </w:r>
+          </w:p>
+        </w:tc>
+        <w:tc>
+          <w:tcPr>
+            <w:tcW w:w="1991" w:type="dxa"/>
+            <w:tcBorders>
+              <w:left w:val="nil"/>
+              <w:bottom w:val="nil"/>
+              <w:right w:val="nil"/>
+            </w:tcBorders>
+          </w:tcPr>
+          <w:p>
+            <w:pPr>
+              <w:jc w:val="center"/>
+              <w:rPr>
                 <w:sz w:val="14"/>
                 <w:szCs w:val="14"/>
-                <w:lang w:val="ru-RU" w:eastAsia="ru-RU" w:bidi="ar-SA"/>
-              </w:rPr>
-              <w:t>(фамилия, имя, отчество (при наличии))</w:t>
-            </w:r>
-          </w:p>
-        </w:tc>
-        <w:tc>
-          <w:tcPr>
-            <w:tcW w:w="1991" w:type="dxa"/>
-            <w:tcBorders>
-              <w:left w:val="nil"/>
-              <w:bottom w:val="nil"/>
-              <w:right w:val="nil"/>
-            </w:tcBorders>
-          </w:tcPr>
-          <w:p>
-            <w:pPr>
-              <w:pStyle w:val="Normal"/>
-              <w:widowControl/>
-              <w:spacing w:before="0" w:after="0"/>
-              <w:jc w:val="center"/>
+              </w:rPr>
+            </w:pPr>
+            <w:r>
               <w:rPr>
                 <w:sz w:val="14"/>
                 <w:szCs w:val="14"/>
-              </w:rPr>
-            </w:pPr>
-            <w:r>
-              <w:rPr>
-                <w:rFonts w:eastAsia="Times New Roman" w:cs="Times New Roman"/>
-                <w:kern w:val="0"/>
-                <w:sz w:val="14"/>
-                <w:szCs w:val="14"/>
-                <w:lang w:val="ru-RU" w:eastAsia="ru-RU" w:bidi="ar-SA"/>
               </w:rPr>
               <w:t>подпись</w:t>
             </w:r>
@@ -6545,7 +5005,6 @@
     </w:tbl>
     <w:p>
       <w:pPr>
-        <w:pStyle w:val="Normal"/>
         <w:rPr>
           <w:sz w:val="20"/>
           <w:szCs w:val="20"/>
@@ -6560,103 +5019,115 @@
       </w:r>
     </w:p>
     <w:sectPr>
-      <w:headerReference w:type="even" r:id="rId2"/>
-      <w:headerReference w:type="default" r:id="rId3"/>
-      <w:headerReference w:type="first" r:id="rId4"/>
-      <w:type w:val="nextPage"/>
+      <w:headerReference w:type="even" r:id="rId7"/>
+      <w:headerReference w:type="default" r:id="rId8"/>
+      <w:headerReference w:type="first" r:id="rId9"/>
       <w:pgSz w:w="11906" w:h="16838"/>
-      <w:pgMar w:left="1134" w:right="567" w:gutter="0" w:header="397" w:top="567" w:footer="0" w:bottom="567"/>
-      <w:pgNumType w:fmt="decimal"/>
-      <w:formProt w:val="false"/>
-      <w:textDirection w:val="lrTb"/>
-      <w:docGrid w:type="default" w:linePitch="360" w:charSpace="0"/>
+      <w:pgMar w:top="567" w:right="567" w:bottom="567" w:left="1134" w:header="397" w:footer="0" w:gutter="0"/>
+      <w:cols w:space="720"/>
+      <w:formProt w:val="0"/>
+      <w:docGrid w:linePitch="360"/>
     </w:sectPr>
   </w:body>
 </w:document>
 </file>
 
+<file path=word/endnotes.xml><?xml version="1.0" encoding="utf-8"?>
+<w:endnotes xmlns:ve="http://schemas.openxmlformats.org/markup-compatibility/2006" xmlns:o="urn:schemas-microsoft-com:office:office" xmlns:r="http://schemas.openxmlformats.org/officeDocument/2006/relationships" xmlns:m="http://schemas.openxmlformats.org/officeDocument/2006/math" xmlns:v="urn:schemas-microsoft-com:vml" xmlns:wp="http://schemas.openxmlformats.org/drawingml/2006/wordprocessingDrawing" xmlns:w10="urn:schemas-microsoft-com:office:word" xmlns:w="http://schemas.openxmlformats.org/wordprocessingml/2006/main" xmlns:wne="http://schemas.microsoft.com/office/word/2006/wordml">
+  <w:endnote w:type="separator" w:id="-1">
+    <w:p>
+      <w:r>
+        <w:separator/>
+      </w:r>
+    </w:p>
+  </w:endnote>
+  <w:endnote w:type="continuationSeparator" w:id="0">
+    <w:p>
+      <w:r>
+        <w:continuationSeparator/>
+      </w:r>
+    </w:p>
+  </w:endnote>
+</w:endnotes>
+</file>
+
+<file path=word/footnotes.xml><?xml version="1.0" encoding="utf-8"?>
+<w:footnotes xmlns:ve="http://schemas.openxmlformats.org/markup-compatibility/2006" xmlns:o="urn:schemas-microsoft-com:office:office" xmlns:r="http://schemas.openxmlformats.org/officeDocument/2006/relationships" xmlns:m="http://schemas.openxmlformats.org/officeDocument/2006/math" xmlns:v="urn:schemas-microsoft-com:vml" xmlns:wp="http://schemas.openxmlformats.org/drawingml/2006/wordprocessingDrawing" xmlns:w10="urn:schemas-microsoft-com:office:word" xmlns:w="http://schemas.openxmlformats.org/wordprocessingml/2006/main" xmlns:wne="http://schemas.microsoft.com/office/word/2006/wordml">
+  <w:footnote w:type="separator" w:id="-1">
+    <w:p>
+      <w:r>
+        <w:separator/>
+      </w:r>
+    </w:p>
+  </w:footnote>
+  <w:footnote w:type="continuationSeparator" w:id="0">
+    <w:p>
+      <w:r>
+        <w:continuationSeparator/>
+      </w:r>
+    </w:p>
+  </w:footnote>
+</w:footnotes>
+</file>
+
 <file path=word/header1.xml><?xml version="1.0" encoding="utf-8"?>
-<w:hdr xmlns:o="urn:schemas-microsoft-com:office:office" xmlns:r="http://schemas.openxmlformats.org/officeDocument/2006/relationships" xmlns:v="urn:schemas-microsoft-com:vml" xmlns:w="http://schemas.openxmlformats.org/wordprocessingml/2006/main" xmlns:w10="urn:schemas-microsoft-com:office:word" xmlns:wp="http://schemas.openxmlformats.org/drawingml/2006/wordprocessingDrawing" xmlns:pic="http://schemas.openxmlformats.org/drawingml/2006/picture" xmlns:wps="http://schemas.microsoft.com/office/word/2010/wordprocessingShape" xmlns:wpg="http://schemas.microsoft.com/office/word/2010/wordprocessingGroup" xmlns:mc="http://schemas.openxmlformats.org/markup-compatibility/2006" xmlns:wp14="http://schemas.microsoft.com/office/word/2010/wordprocessingDrawing" xmlns:w14="http://schemas.microsoft.com/office/word/2010/wordml" xmlns:w15="http://schemas.microsoft.com/office/word/2012/wordml" mc:Ignorable="w14 wp14 w15">
+<w:hdr xmlns:ve="http://schemas.openxmlformats.org/markup-compatibility/2006" xmlns:o="urn:schemas-microsoft-com:office:office" xmlns:r="http://schemas.openxmlformats.org/officeDocument/2006/relationships" xmlns:m="http://schemas.openxmlformats.org/officeDocument/2006/math" xmlns:v="urn:schemas-microsoft-com:vml" xmlns:wp="http://schemas.openxmlformats.org/drawingml/2006/wordprocessingDrawing" xmlns:w10="urn:schemas-microsoft-com:office:word" xmlns:w="http://schemas.openxmlformats.org/wordprocessingml/2006/main" xmlns:wne="http://schemas.microsoft.com/office/word/2006/wordml">
   <w:p>
     <w:pPr>
-      <w:pStyle w:val="Header"/>
-      <w:rPr/>
+      <w:pStyle w:val="a4"/>
     </w:pPr>
-    <w:r>
-      <w:rPr/>
-    </w:r>
   </w:p>
 </w:hdr>
 </file>
 
 <file path=word/header2.xml><?xml version="1.0" encoding="utf-8"?>
-<w:hdr xmlns:o="urn:schemas-microsoft-com:office:office" xmlns:r="http://schemas.openxmlformats.org/officeDocument/2006/relationships" xmlns:v="urn:schemas-microsoft-com:vml" xmlns:w="http://schemas.openxmlformats.org/wordprocessingml/2006/main" xmlns:w10="urn:schemas-microsoft-com:office:word" xmlns:wp="http://schemas.openxmlformats.org/drawingml/2006/wordprocessingDrawing" xmlns:pic="http://schemas.openxmlformats.org/drawingml/2006/picture" xmlns:wps="http://schemas.microsoft.com/office/word/2010/wordprocessingShape" xmlns:wpg="http://schemas.microsoft.com/office/word/2010/wordprocessingGroup" xmlns:mc="http://schemas.openxmlformats.org/markup-compatibility/2006" xmlns:wp14="http://schemas.microsoft.com/office/word/2010/wordprocessingDrawing" xmlns:w14="http://schemas.microsoft.com/office/word/2010/wordml" xmlns:w15="http://schemas.microsoft.com/office/word/2012/wordml" mc:Ignorable="w14 wp14 w15">
+<w:hdr xmlns:ve="http://schemas.openxmlformats.org/markup-compatibility/2006" xmlns:o="urn:schemas-microsoft-com:office:office" xmlns:r="http://schemas.openxmlformats.org/officeDocument/2006/relationships" xmlns:m="http://schemas.openxmlformats.org/officeDocument/2006/math" xmlns:v="urn:schemas-microsoft-com:vml" xmlns:wp="http://schemas.openxmlformats.org/drawingml/2006/wordprocessingDrawing" xmlns:w10="urn:schemas-microsoft-com:office:word" xmlns:w="http://schemas.openxmlformats.org/wordprocessingml/2006/main" xmlns:wne="http://schemas.microsoft.com/office/word/2006/wordml">
   <w:p>
     <w:pPr>
-      <w:pStyle w:val="Header"/>
+      <w:pStyle w:val="a4"/>
       <w:rPr>
         <w:szCs w:val="12"/>
       </w:rPr>
     </w:pPr>
-    <w:r>
-      <w:rPr>
-        <w:szCs w:val="12"/>
-      </w:rPr>
-    </w:r>
   </w:p>
   <w:p>
     <w:pPr>
-      <w:pStyle w:val="Header"/>
+      <w:pStyle w:val="a4"/>
       <w:rPr>
         <w:szCs w:val="12"/>
       </w:rPr>
     </w:pPr>
-    <w:r>
-      <w:rPr>
-        <w:szCs w:val="12"/>
-      </w:rPr>
-    </w:r>
   </w:p>
 </w:hdr>
 </file>
 
 <file path=word/header3.xml><?xml version="1.0" encoding="utf-8"?>
-<w:hdr xmlns:o="urn:schemas-microsoft-com:office:office" xmlns:r="http://schemas.openxmlformats.org/officeDocument/2006/relationships" xmlns:v="urn:schemas-microsoft-com:vml" xmlns:w="http://schemas.openxmlformats.org/wordprocessingml/2006/main" xmlns:w10="urn:schemas-microsoft-com:office:word" xmlns:wp="http://schemas.openxmlformats.org/drawingml/2006/wordprocessingDrawing" xmlns:pic="http://schemas.openxmlformats.org/drawingml/2006/picture" xmlns:wps="http://schemas.microsoft.com/office/word/2010/wordprocessingShape" xmlns:wpg="http://schemas.microsoft.com/office/word/2010/wordprocessingGroup" xmlns:mc="http://schemas.openxmlformats.org/markup-compatibility/2006" xmlns:wp14="http://schemas.microsoft.com/office/word/2010/wordprocessingDrawing" xmlns:w14="http://schemas.microsoft.com/office/word/2010/wordml" xmlns:w15="http://schemas.microsoft.com/office/word/2012/wordml" mc:Ignorable="w14 wp14 w15">
+<w:hdr xmlns:ve="http://schemas.openxmlformats.org/markup-compatibility/2006" xmlns:o="urn:schemas-microsoft-com:office:office" xmlns:r="http://schemas.openxmlformats.org/officeDocument/2006/relationships" xmlns:m="http://schemas.openxmlformats.org/officeDocument/2006/math" xmlns:v="urn:schemas-microsoft-com:vml" xmlns:wp="http://schemas.openxmlformats.org/drawingml/2006/wordprocessingDrawing" xmlns:w10="urn:schemas-microsoft-com:office:word" xmlns:w="http://schemas.openxmlformats.org/wordprocessingml/2006/main" xmlns:wne="http://schemas.microsoft.com/office/word/2006/wordml">
   <w:p>
     <w:pPr>
-      <w:pStyle w:val="Header"/>
+      <w:pStyle w:val="a4"/>
       <w:rPr>
         <w:szCs w:val="12"/>
       </w:rPr>
     </w:pPr>
-    <w:r>
-      <w:rPr>
-        <w:szCs w:val="12"/>
-      </w:rPr>
-    </w:r>
   </w:p>
   <w:p>
     <w:pPr>
-      <w:pStyle w:val="Header"/>
+      <w:pStyle w:val="a4"/>
       <w:rPr>
         <w:szCs w:val="12"/>
       </w:rPr>
     </w:pPr>
-    <w:r>
-      <w:rPr>
-        <w:szCs w:val="12"/>
-      </w:rPr>
-    </w:r>
   </w:p>
 </w:hdr>
 </file>
 
 <file path=word/styles.xml><?xml version="1.0" encoding="utf-8"?>
-<w:styles xmlns:w="http://schemas.openxmlformats.org/wordprocessingml/2006/main" xmlns:w14="http://schemas.microsoft.com/office/word/2010/wordml" xmlns:mc="http://schemas.openxmlformats.org/markup-compatibility/2006" mc:Ignorable="w14">
+<w:styles xmlns:r="http://schemas.openxmlformats.org/officeDocument/2006/relationships" xmlns:w="http://schemas.openxmlformats.org/wordprocessingml/2006/main">
   <w:docDefaults>
     <w:rPrDefault>
       <w:rPr>
-        <w:rFonts w:ascii="Times New Roman" w:hAnsi="Times New Roman" w:eastAsia="Times New Roman" w:cs="Times New Roman"/>
+        <w:rFonts w:ascii="Times New Roman" w:eastAsia="Times New Roman" w:hAnsi="Times New Roman" w:cs="Times New Roman"/>
         <w:sz w:val="22"/>
         <w:szCs w:val="22"/>
         <w:lang w:val="ru-RU" w:eastAsia="ru-RU" w:bidi="ar-SA"/>
@@ -6664,12 +5135,12 @@
     </w:rPrDefault>
     <w:pPrDefault>
       <w:pPr>
-        <w:suppressAutoHyphens w:val="true"/>
+        <w:suppressAutoHyphens/>
       </w:pPr>
     </w:pPrDefault>
   </w:docDefaults>
   <w:latentStyles w:defLockedState="0" w:defUIPriority="99" w:defSemiHidden="1" w:defUnhideWhenUsed="1" w:defQFormat="0" w:count="267">
-    <w:lsdException w:name="Normal" w:uiPriority="0" w:semiHidden="0" w:unhideWhenUsed="0" w:qFormat="1"/>
+    <w:lsdException w:name="Normal" w:semiHidden="0" w:uiPriority="0" w:unhideWhenUsed="0" w:qFormat="1"/>
     <w:lsdException w:name="heading 1" w:semiHidden="0" w:unhideWhenUsed="0" w:qFormat="1"/>
     <w:lsdException w:name="heading 2" w:uiPriority="9" w:qFormat="1"/>
     <w:lsdException w:name="heading 3" w:uiPriority="9" w:qFormat="1"/>
@@ -6689,152 +5160,144 @@
     <w:lsdException w:name="toc 8" w:uiPriority="39"/>
     <w:lsdException w:name="toc 9" w:uiPriority="39"/>
     <w:lsdException w:name="caption" w:uiPriority="35" w:qFormat="1"/>
-    <w:lsdException w:name="Title" w:uiPriority="10" w:semiHidden="0" w:unhideWhenUsed="0" w:qFormat="1"/>
+    <w:lsdException w:name="Title" w:semiHidden="0" w:uiPriority="10" w:unhideWhenUsed="0" w:qFormat="1"/>
     <w:lsdException w:name="Default Paragraph Font" w:uiPriority="1"/>
-    <w:lsdException w:name="Subtitle" w:uiPriority="11" w:semiHidden="0" w:unhideWhenUsed="0" w:qFormat="1"/>
-    <w:lsdException w:name="Strong" w:uiPriority="22" w:semiHidden="0" w:unhideWhenUsed="0" w:qFormat="1"/>
-    <w:lsdException w:name="Emphasis" w:uiPriority="20" w:semiHidden="0" w:unhideWhenUsed="0" w:qFormat="1"/>
+    <w:lsdException w:name="Subtitle" w:semiHidden="0" w:uiPriority="11" w:unhideWhenUsed="0" w:qFormat="1"/>
+    <w:lsdException w:name="Strong" w:semiHidden="0" w:uiPriority="22" w:unhideWhenUsed="0" w:qFormat="1"/>
+    <w:lsdException w:name="Emphasis" w:semiHidden="0" w:uiPriority="20" w:unhideWhenUsed="0" w:qFormat="1"/>
     <w:lsdException w:name="Table Grid" w:semiHidden="0" w:unhideWhenUsed="0"/>
     <w:lsdException w:name="Placeholder Text" w:unhideWhenUsed="0"/>
-    <w:lsdException w:name="No Spacing" w:uiPriority="1" w:semiHidden="0" w:unhideWhenUsed="0" w:qFormat="1"/>
-    <w:lsdException w:name="Light Shading" w:uiPriority="60" w:semiHidden="0" w:unhideWhenUsed="0"/>
-    <w:lsdException w:name="Light List" w:uiPriority="61" w:semiHidden="0" w:unhideWhenUsed="0"/>
-    <w:lsdException w:name="Light Grid" w:uiPriority="62" w:semiHidden="0" w:unhideWhenUsed="0"/>
-    <w:lsdException w:name="Medium Shading 1" w:uiPriority="63" w:semiHidden="0" w:unhideWhenUsed="0"/>
-    <w:lsdException w:name="Medium Shading 2" w:uiPriority="64" w:semiHidden="0" w:unhideWhenUsed="0"/>
-    <w:lsdException w:name="Medium List 1" w:uiPriority="65" w:semiHidden="0" w:unhideWhenUsed="0"/>
-    <w:lsdException w:name="Medium List 2" w:uiPriority="66" w:semiHidden="0" w:unhideWhenUsed="0"/>
-    <w:lsdException w:name="Medium Grid 1" w:uiPriority="67" w:semiHidden="0" w:unhideWhenUsed="0"/>
-    <w:lsdException w:name="Medium Grid 2" w:uiPriority="68" w:semiHidden="0" w:unhideWhenUsed="0"/>
-    <w:lsdException w:name="Medium Grid 3" w:uiPriority="69" w:semiHidden="0" w:unhideWhenUsed="0"/>
-    <w:lsdException w:name="Dark List" w:uiPriority="70" w:semiHidden="0" w:unhideWhenUsed="0"/>
-    <w:lsdException w:name="Colorful Shading" w:uiPriority="71" w:semiHidden="0" w:unhideWhenUsed="0"/>
-    <w:lsdException w:name="Colorful List" w:uiPriority="72" w:semiHidden="0" w:unhideWhenUsed="0"/>
-    <w:lsdException w:name="Colorful Grid" w:uiPriority="73" w:semiHidden="0" w:unhideWhenUsed="0"/>
-    <w:lsdException w:name="Light Shading Accent 1" w:uiPriority="60" w:semiHidden="0" w:unhideWhenUsed="0"/>
-    <w:lsdException w:name="Light List Accent 1" w:uiPriority="61" w:semiHidden="0" w:unhideWhenUsed="0"/>
-    <w:lsdException w:name="Light Grid Accent 1" w:uiPriority="62" w:semiHidden="0" w:unhideWhenUsed="0"/>
-    <w:lsdException w:name="Medium Shading 1 Accent 1" w:uiPriority="63" w:semiHidden="0" w:unhideWhenUsed="0"/>
-    <w:lsdException w:name="Medium Shading 2 Accent 1" w:uiPriority="64" w:semiHidden="0" w:unhideWhenUsed="0"/>
-    <w:lsdException w:name="Medium List 1 Accent 1" w:uiPriority="65" w:semiHidden="0" w:unhideWhenUsed="0"/>
+    <w:lsdException w:name="No Spacing" w:semiHidden="0" w:uiPriority="1" w:unhideWhenUsed="0" w:qFormat="1"/>
+    <w:lsdException w:name="Light Shading" w:semiHidden="0" w:uiPriority="60" w:unhideWhenUsed="0"/>
+    <w:lsdException w:name="Light List" w:semiHidden="0" w:uiPriority="61" w:unhideWhenUsed="0"/>
+    <w:lsdException w:name="Light Grid" w:semiHidden="0" w:uiPriority="62" w:unhideWhenUsed="0"/>
+    <w:lsdException w:name="Medium Shading 1" w:semiHidden="0" w:uiPriority="63" w:unhideWhenUsed="0"/>
+    <w:lsdException w:name="Medium Shading 2" w:semiHidden="0" w:uiPriority="64" w:unhideWhenUsed="0"/>
+    <w:lsdException w:name="Medium List 1" w:semiHidden="0" w:uiPriority="65" w:unhideWhenUsed="0"/>
+    <w:lsdException w:name="Medium List 2" w:semiHidden="0" w:uiPriority="66" w:unhideWhenUsed="0"/>
+    <w:lsdException w:name="Medium Grid 1" w:semiHidden="0" w:uiPriority="67" w:unhideWhenUsed="0"/>
+    <w:lsdException w:name="Medium Grid 2" w:semiHidden="0" w:uiPriority="68" w:unhideWhenUsed="0"/>
+    <w:lsdException w:name="Medium Grid 3" w:semiHidden="0" w:uiPriority="69" w:unhideWhenUsed="0"/>
+    <w:lsdException w:name="Dark List" w:semiHidden="0" w:uiPriority="70" w:unhideWhenUsed="0"/>
+    <w:lsdException w:name="Colorful Shading" w:semiHidden="0" w:uiPriority="71" w:unhideWhenUsed="0"/>
+    <w:lsdException w:name="Colorful List" w:semiHidden="0" w:uiPriority="72" w:unhideWhenUsed="0"/>
+    <w:lsdException w:name="Colorful Grid" w:semiHidden="0" w:uiPriority="73" w:unhideWhenUsed="0"/>
+    <w:lsdException w:name="Light Shading Accent 1" w:semiHidden="0" w:uiPriority="60" w:unhideWhenUsed="0"/>
+    <w:lsdException w:name="Light List Accent 1" w:semiHidden="0" w:uiPriority="61" w:unhideWhenUsed="0"/>
+    <w:lsdException w:name="Light Grid Accent 1" w:semiHidden="0" w:uiPriority="62" w:unhideWhenUsed="0"/>
+    <w:lsdException w:name="Medium Shading 1 Accent 1" w:semiHidden="0" w:uiPriority="63" w:unhideWhenUsed="0"/>
+    <w:lsdException w:name="Medium Shading 2 Accent 1" w:semiHidden="0" w:uiPriority="64" w:unhideWhenUsed="0"/>
+    <w:lsdException w:name="Medium List 1 Accent 1" w:semiHidden="0" w:uiPriority="65" w:unhideWhenUsed="0"/>
     <w:lsdException w:name="Revision" w:unhideWhenUsed="0"/>
-    <w:lsdException w:name="List Paragraph" w:uiPriority="34" w:semiHidden="0" w:unhideWhenUsed="0" w:qFormat="1"/>
-    <w:lsdException w:name="Quote" w:uiPriority="29" w:semiHidden="0" w:unhideWhenUsed="0" w:qFormat="1"/>
-    <w:lsdException w:name="Intense Quote" w:uiPriority="30" w:semiHidden="0" w:unhideWhenUsed="0" w:qFormat="1"/>
-    <w:lsdException w:name="Medium List 2 Accent 1" w:uiPriority="66" w:semiHidden="0" w:unhideWhenUsed="0"/>
-    <w:lsdException w:name="Medium Grid 1 Accent 1" w:uiPriority="67" w:semiHidden="0" w:unhideWhenUsed="0"/>
-    <w:lsdException w:name="Medium Grid 2 Accent 1" w:uiPriority="68" w:semiHidden="0" w:unhideWhenUsed="0"/>
-    <w:lsdException w:name="Medium Grid 3 Accent 1" w:uiPriority="69" w:semiHidden="0" w:unhideWhenUsed="0"/>
-    <w:lsdException w:name="Dark List Accent 1" w:uiPriority="70" w:semiHidden="0" w:unhideWhenUsed="0"/>
-    <w:lsdException w:name="Colorful Shading Accent 1" w:uiPriority="71" w:semiHidden="0" w:unhideWhenUsed="0"/>
-    <w:lsdException w:name="Colorful List Accent 1" w:uiPriority="72" w:semiHidden="0" w:unhideWhenUsed="0"/>
-    <w:lsdException w:name="Colorful Grid Accent 1" w:uiPriority="73" w:semiHidden="0" w:unhideWhenUsed="0"/>
-    <w:lsdException w:name="Light Shading Accent 2" w:uiPriority="60" w:semiHidden="0" w:unhideWhenUsed="0"/>
-    <w:lsdException w:name="Light List Accent 2" w:uiPriority="61" w:semiHidden="0" w:unhideWhenUsed="0"/>
-    <w:lsdException w:name="Light Grid Accent 2" w:uiPriority="62" w:semiHidden="0" w:unhideWhenUsed="0"/>
-    <w:lsdException w:name="Medium Shading 1 Accent 2" w:uiPriority="63" w:semiHidden="0" w:unhideWhenUsed="0"/>
-    <w:lsdException w:name="Medium Shading 2 Accent 2" w:uiPriority="64" w:semiHidden="0" w:unhideWhenUsed="0"/>
-    <w:lsdException w:name="Medium List 1 Accent 2" w:uiPriority="65" w:semiHidden="0" w:unhideWhenUsed="0"/>
-    <w:lsdException w:name="Medium List 2 Accent 2" w:uiPriority="66" w:semiHidden="0" w:unhideWhenUsed="0"/>
-    <w:lsdException w:name="Medium Grid 1 Accent 2" w:uiPriority="67" w:semiHidden="0" w:unhideWhenUsed="0"/>
-    <w:lsdException w:name="Medium Grid 2 Accent 2" w:uiPriority="68" w:semiHidden="0" w:unhideWhenUsed="0"/>
-    <w:lsdException w:name="Medium Grid 3 Accent 2" w:uiPriority="69" w:semiHidden="0" w:unhideWhenUsed="0"/>
-    <w:lsdException w:name="Dark List Accent 2" w:uiPriority="70" w:semiHidden="0" w:unhideWhenUsed="0"/>
-    <w:lsdException w:name="Colorful Shading Accent 2" w:uiPriority="71" w:semiHidden="0" w:unhideWhenUsed="0"/>
-    <w:lsdException w:name="Colorful List Accent 2" w:uiPriority="72" w:semiHidden="0" w:unhideWhenUsed="0"/>
-    <w:lsdException w:name="Colorful Grid Accent 2" w:uiPriority="73" w:semiHidden="0" w:unhideWhenUsed="0"/>
-    <w:lsdException w:name="Light Shading Accent 3" w:uiPriority="60" w:semiHidden="0" w:unhideWhenUsed="0"/>
-    <w:lsdException w:name="Light List Accent 3" w:uiPriority="61" w:semiHidden="0" w:unhideWhenUsed="0"/>
-    <w:lsdException w:name="Light Grid Accent 3" w:uiPriority="62" w:semiHidden="0" w:unhideWhenUsed="0"/>
-    <w:lsdException w:name="Medium Shading 1 Accent 3" w:uiPriority="63" w:semiHidden="0" w:unhideWhenUsed="0"/>
-    <w:lsdException w:name="Medium Shading 2 Accent 3" w:uiPriority="64" w:semiHidden="0" w:unhideWhenUsed="0"/>
-    <w:lsdException w:name="Medium List 1 Accent 3" w:uiPriority="65" w:semiHidden="0" w:unhideWhenUsed="0"/>
-    <w:lsdException w:name="Medium List 2 Accent 3" w:uiPriority="66" w:semiHidden="0" w:unhideWhenUsed="0"/>
-    <w:lsdException w:name="Medium Grid 1 Accent 3" w:uiPriority="67" w:semiHidden="0" w:unhideWhenUsed="0"/>
-    <w:lsdException w:name="Medium Grid 2 Accent 3" w:uiPriority="68" w:semiHidden="0" w:unhideWhenUsed="0"/>
-    <w:lsdException w:name="Medium Grid 3 Accent 3" w:uiPriority="69" w:semiHidden="0" w:unhideWhenUsed="0"/>
-    <w:lsdException w:name="Dark List Accent 3" w:uiPriority="70" w:semiHidden="0" w:unhideWhenUsed="0"/>
-    <w:lsdException w:name="Colorful Shading Accent 3" w:uiPriority="71" w:semiHidden="0" w:unhideWhenUsed="0"/>
-    <w:lsdException w:name="Colorful List Accent 3" w:uiPriority="72" w:semiHidden="0" w:unhideWhenUsed="0"/>
-    <w:lsdException w:name="Colorful Grid Accent 3" w:uiPriority="73" w:semiHidden="0" w:unhideWhenUsed="0"/>
-    <w:lsdException w:name="Light Shading Accent 4" w:uiPriority="60" w:semiHidden="0" w:unhideWhenUsed="0"/>
-    <w:lsdException w:name="Light List Accent 4" w:uiPriority="61" w:semiHidden="0" w:unhideWhenUsed="0"/>
-    <w:lsdException w:name="Light Grid Accent 4" w:uiPriority="62" w:semiHidden="0" w:unhideWhenUsed="0"/>
-    <w:lsdException w:name="Medium Shading 1 Accent 4" w:uiPriority="63" w:semiHidden="0" w:unhideWhenUsed="0"/>
-    <w:lsdException w:name="Medium Shading 2 Accent 4" w:uiPriority="64" w:semiHidden="0" w:unhideWhenUsed="0"/>
-    <w:lsdException w:name="Medium List 1 Accent 4" w:uiPriority="65" w:semiHidden="0" w:unhideWhenUsed="0"/>
-    <w:lsdException w:name="Medium List 2 Accent 4" w:uiPriority="66" w:semiHidden="0" w:unhideWhenUsed="0"/>
-    <w:lsdException w:name="Medium Grid 1 Accent 4" w:uiPriority="67" w:semiHidden="0" w:unhideWhenUsed="0"/>
-    <w:lsdException w:name="Medium Grid 2 Accent 4" w:uiPriority="68" w:semiHidden="0" w:unhideWhenUsed="0"/>
-    <w:lsdException w:name="Medium Grid 3 Accent 4" w:uiPriority="69" w:semiHidden="0" w:unhideWhenUsed="0"/>
-    <w:lsdException w:name="Dark List Accent 4" w:uiPriority="70" w:semiHidden="0" w:unhideWhenUsed="0"/>
-    <w:lsdException w:name="Colorful Shading Accent 4" w:uiPriority="71" w:semiHidden="0" w:unhideWhenUsed="0"/>
-    <w:lsdException w:name="Colorful List Accent 4" w:uiPriority="72" w:semiHidden="0" w:unhideWhenUsed="0"/>
-    <w:lsdException w:name="Colorful Grid Accent 4" w:uiPriority="73" w:semiHidden="0" w:unhideWhenUsed="0"/>
-    <w:lsdException w:name="Light Shading Accent 5" w:uiPriority="60" w:semiHidden="0" w:unhideWhenUsed="0"/>
-    <w:lsdException w:name="Light List Accent 5" w:uiPriority="61" w:semiHidden="0" w:unhideWhenUsed="0"/>
-    <w:lsdException w:name="Light Grid Accent 5" w:uiPriority="62" w:semiHidden="0" w:unhideWhenUsed="0"/>
-    <w:lsdException w:name="Medium Shading 1 Accent 5" w:uiPriority="63" w:semiHidden="0" w:unhideWhenUsed="0"/>
-    <w:lsdException w:name="Medium Shading 2 Accent 5" w:uiPriority="64" w:semiHidden="0" w:unhideWhenUsed="0"/>
-    <w:lsdException w:name="Medium List 1 Accent 5" w:uiPriority="65" w:semiHidden="0" w:unhideWhenUsed="0"/>
-    <w:lsdException w:name="Medium List 2 Accent 5" w:uiPriority="66" w:semiHidden="0" w:unhideWhenUsed="0"/>
-    <w:lsdException w:name="Medium Grid 1 Accent 5" w:uiPriority="67" w:semiHidden="0" w:unhideWhenUsed="0"/>
-    <w:lsdException w:name="Medium Grid 2 Accent 5" w:uiPriority="68" w:semiHidden="0" w:unhideWhenUsed="0"/>
-    <w:lsdException w:name="Medium Grid 3 Accent 5" w:uiPriority="69" w:semiHidden="0" w:unhideWhenUsed="0"/>
-    <w:lsdException w:name="Dark List Accent 5" w:uiPriority="70" w:semiHidden="0" w:unhideWhenUsed="0"/>
-    <w:lsdException w:name="Colorful Shading Accent 5" w:uiPriority="71" w:semiHidden="0" w:unhideWhenUsed="0"/>
-    <w:lsdException w:name="Colorful List Accent 5" w:uiPriority="72" w:semiHidden="0" w:unhideWhenUsed="0"/>
-    <w:lsdException w:name="Colorful Grid Accent 5" w:uiPriority="73" w:semiHidden="0" w:unhideWhenUsed="0"/>
-    <w:lsdException w:name="Light Shading Accent 6" w:uiPriority="60" w:semiHidden="0" w:unhideWhenUsed="0"/>
-    <w:lsdException w:name="Light List Accent 6" w:uiPriority="61" w:semiHidden="0" w:unhideWhenUsed="0"/>
-    <w:lsdException w:name="Light Grid Accent 6" w:uiPriority="62" w:semiHidden="0" w:unhideWhenUsed="0"/>
-    <w:lsdException w:name="Medium Shading 1 Accent 6" w:uiPriority="63" w:semiHidden="0" w:unhideWhenUsed="0"/>
-    <w:lsdException w:name="Medium Shading 2 Accent 6" w:uiPriority="64" w:semiHidden="0" w:unhideWhenUsed="0"/>
-    <w:lsdException w:name="Medium List 1 Accent 6" w:uiPriority="65" w:semiHidden="0" w:unhideWhenUsed="0"/>
-    <w:lsdException w:name="Medium List 2 Accent 6" w:uiPriority="66" w:semiHidden="0" w:unhideWhenUsed="0"/>
-    <w:lsdException w:name="Medium Grid 1 Accent 6" w:uiPriority="67" w:semiHidden="0" w:unhideWhenUsed="0"/>
-    <w:lsdException w:name="Medium Grid 2 Accent 6" w:uiPriority="68" w:semiHidden="0" w:unhideWhenUsed="0"/>
-    <w:lsdException w:name="Medium Grid 3 Accent 6" w:uiPriority="69" w:semiHidden="0" w:unhideWhenUsed="0"/>
-    <w:lsdException w:name="Dark List Accent 6" w:uiPriority="70" w:semiHidden="0" w:unhideWhenUsed="0"/>
-    <w:lsdException w:name="Colorful Shading Accent 6" w:uiPriority="71" w:semiHidden="0" w:unhideWhenUsed="0"/>
-    <w:lsdException w:name="Colorful List Accent 6" w:uiPriority="72" w:semiHidden="0" w:unhideWhenUsed="0"/>
-    <w:lsdException w:name="Colorful Grid Accent 6" w:uiPriority="73" w:semiHidden="0" w:unhideWhenUsed="0"/>
-    <w:lsdException w:name="Subtle Emphasis" w:uiPriority="19" w:semiHidden="0" w:unhideWhenUsed="0" w:qFormat="1"/>
-    <w:lsdException w:name="Intense Emphasis" w:uiPriority="21" w:semiHidden="0" w:unhideWhenUsed="0" w:qFormat="1"/>
-    <w:lsdException w:name="Subtle Reference" w:uiPriority="31" w:semiHidden="0" w:unhideWhenUsed="0" w:qFormat="1"/>
-    <w:lsdException w:name="Intense Reference" w:uiPriority="32" w:semiHidden="0" w:unhideWhenUsed="0" w:qFormat="1"/>
-    <w:lsdException w:name="Book Title" w:uiPriority="33" w:semiHidden="0" w:unhideWhenUsed="0" w:qFormat="1"/>
+    <w:lsdException w:name="List Paragraph" w:semiHidden="0" w:uiPriority="34" w:unhideWhenUsed="0" w:qFormat="1"/>
+    <w:lsdException w:name="Quote" w:semiHidden="0" w:uiPriority="29" w:unhideWhenUsed="0" w:qFormat="1"/>
+    <w:lsdException w:name="Intense Quote" w:semiHidden="0" w:uiPriority="30" w:unhideWhenUsed="0" w:qFormat="1"/>
+    <w:lsdException w:name="Medium List 2 Accent 1" w:semiHidden="0" w:uiPriority="66" w:unhideWhenUsed="0"/>
+    <w:lsdException w:name="Medium Grid 1 Accent 1" w:semiHidden="0" w:uiPriority="67" w:unhideWhenUsed="0"/>
+    <w:lsdException w:name="Medium Grid 2 Accent 1" w:semiHidden="0" w:uiPriority="68" w:unhideWhenUsed="0"/>
+    <w:lsdException w:name="Medium Grid 3 Accent 1" w:semiHidden="0" w:uiPriority="69" w:unhideWhenUsed="0"/>
+    <w:lsdException w:name="Dark List Accent 1" w:semiHidden="0" w:uiPriority="70" w:unhideWhenUsed="0"/>
+    <w:lsdException w:name="Colorful Shading Accent 1" w:semiHidden="0" w:uiPriority="71" w:unhideWhenUsed="0"/>
+    <w:lsdException w:name="Colorful List Accent 1" w:semiHidden="0" w:uiPriority="72" w:unhideWhenUsed="0"/>
+    <w:lsdException w:name="Colorful Grid Accent 1" w:semiHidden="0" w:uiPriority="73" w:unhideWhenUsed="0"/>
+    <w:lsdException w:name="Light Shading Accent 2" w:semiHidden="0" w:uiPriority="60" w:unhideWhenUsed="0"/>
+    <w:lsdException w:name="Light List Accent 2" w:semiHidden="0" w:uiPriority="61" w:unhideWhenUsed="0"/>
+    <w:lsdException w:name="Light Grid Accent 2" w:semiHidden="0" w:uiPriority="62" w:unhideWhenUsed="0"/>
+    <w:lsdException w:name="Medium Shading 1 Accent 2" w:semiHidden="0" w:uiPriority="63" w:unhideWhenUsed="0"/>
+    <w:lsdException w:name="Medium Shading 2 Accent 2" w:semiHidden="0" w:uiPriority="64" w:unhideWhenUsed="0"/>
+    <w:lsdException w:name="Medium List 1 Accent 2" w:semiHidden="0" w:uiPriority="65" w:unhideWhenUsed="0"/>
+    <w:lsdException w:name="Medium List 2 Accent 2" w:semiHidden="0" w:uiPriority="66" w:unhideWhenUsed="0"/>
+    <w:lsdException w:name="Medium Grid 1 Accent 2" w:semiHidden="0" w:uiPriority="67" w:unhideWhenUsed="0"/>
+    <w:lsdException w:name="Medium Grid 2 Accent 2" w:semiHidden="0" w:uiPriority="68" w:unhideWhenUsed="0"/>
+    <w:lsdException w:name="Medium Grid 3 Accent 2" w:semiHidden="0" w:uiPriority="69" w:unhideWhenUsed="0"/>
+    <w:lsdException w:name="Dark List Accent 2" w:semiHidden="0" w:uiPriority="70" w:unhideWhenUsed="0"/>
+    <w:lsdException w:name="Colorful Shading Accent 2" w:semiHidden="0" w:uiPriority="71" w:unhideWhenUsed="0"/>
+    <w:lsdException w:name="Colorful List Accent 2" w:semiHidden="0" w:uiPriority="72" w:unhideWhenUsed="0"/>
+    <w:lsdException w:name="Colorful Grid Accent 2" w:semiHidden="0" w:uiPriority="73" w:unhideWhenUsed="0"/>
+    <w:lsdException w:name="Light Shading Accent 3" w:semiHidden="0" w:uiPriority="60" w:unhideWhenUsed="0"/>
+    <w:lsdException w:name="Light List Accent 3" w:semiHidden="0" w:uiPriority="61" w:unhideWhenUsed="0"/>
+    <w:lsdException w:name="Light Grid Accent 3" w:semiHidden="0" w:uiPriority="62" w:unhideWhenUsed="0"/>
+    <w:lsdException w:name="Medium Shading 1 Accent 3" w:semiHidden="0" w:uiPriority="63" w:unhideWhenUsed="0"/>
+    <w:lsdException w:name="Medium Shading 2 Accent 3" w:semiHidden="0" w:uiPriority="64" w:unhideWhenUsed="0"/>
+    <w:lsdException w:name="Medium List 1 Accent 3" w:semiHidden="0" w:uiPriority="65" w:unhideWhenUsed="0"/>
+    <w:lsdException w:name="Medium List 2 Accent 3" w:semiHidden="0" w:uiPriority="66" w:unhideWhenUsed="0"/>
+    <w:lsdException w:name="Medium Grid 1 Accent 3" w:semiHidden="0" w:uiPriority="67" w:unhideWhenUsed="0"/>
+    <w:lsdException w:name="Medium Grid 2 Accent 3" w:semiHidden="0" w:uiPriority="68" w:unhideWhenUsed="0"/>
+    <w:lsdException w:name="Medium Grid 3 Accent 3" w:semiHidden="0" w:uiPriority="69" w:unhideWhenUsed="0"/>
+    <w:lsdException w:name="Dark List Accent 3" w:semiHidden="0" w:uiPriority="70" w:unhideWhenUsed="0"/>
+    <w:lsdException w:name="Colorful Shading Accent 3" w:semiHidden="0" w:uiPriority="71" w:unhideWhenUsed="0"/>
+    <w:lsdException w:name="Colorful List Accent 3" w:semiHidden="0" w:uiPriority="72" w:unhideWhenUsed="0"/>
+    <w:lsdException w:name="Colorful Grid Accent 3" w:semiHidden="0" w:uiPriority="73" w:unhideWhenUsed="0"/>
+    <w:lsdException w:name="Light Shading Accent 4" w:semiHidden="0" w:uiPriority="60" w:unhideWhenUsed="0"/>
+    <w:lsdException w:name="Light List Accent 4" w:semiHidden="0" w:uiPriority="61" w:unhideWhenUsed="0"/>
+    <w:lsdException w:name="Light Grid Accent 4" w:semiHidden="0" w:uiPriority="62" w:unhideWhenUsed="0"/>
+    <w:lsdException w:name="Medium Shading 1 Accent 4" w:semiHidden="0" w:uiPriority="63" w:unhideWhenUsed="0"/>
+    <w:lsdException w:name="Medium Shading 2 Accent 4" w:semiHidden="0" w:uiPriority="64" w:unhideWhenUsed="0"/>
+    <w:lsdException w:name="Medium List 1 Accent 4" w:semiHidden="0" w:uiPriority="65" w:unhideWhenUsed="0"/>
+    <w:lsdException w:name="Medium List 2 Accent 4" w:semiHidden="0" w:uiPriority="66" w:unhideWhenUsed="0"/>
+    <w:lsdException w:name="Medium Grid 1 Accent 4" w:semiHidden="0" w:uiPriority="67" w:unhideWhenUsed="0"/>
+    <w:lsdException w:name="Medium Grid 2 Accent 4" w:semiHidden="0" w:uiPriority="68" w:unhideWhenUsed="0"/>
+    <w:lsdException w:name="Medium Grid 3 Accent 4" w:semiHidden="0" w:uiPriority="69" w:unhideWhenUsed="0"/>
+    <w:lsdException w:name="Dark List Accent 4" w:semiHidden="0" w:uiPriority="70" w:unhideWhenUsed="0"/>
+    <w:lsdException w:name="Colorful Shading Accent 4" w:semiHidden="0" w:uiPriority="71" w:unhideWhenUsed="0"/>
+    <w:lsdException w:name="Colorful List Accent 4" w:semiHidden="0" w:uiPriority="72" w:unhideWhenUsed="0"/>
+    <w:lsdException w:name="Colorful Grid Accent 4" w:semiHidden="0" w:uiPriority="73" w:unhideWhenUsed="0"/>
+    <w:lsdException w:name="Light Shading Accent 5" w:semiHidden="0" w:uiPriority="60" w:unhideWhenUsed="0"/>
+    <w:lsdException w:name="Light List Accent 5" w:semiHidden="0" w:uiPriority="61" w:unhideWhenUsed="0"/>
+    <w:lsdException w:name="Light Grid Accent 5" w:semiHidden="0" w:uiPriority="62" w:unhideWhenUsed="0"/>
+    <w:lsdException w:name="Medium Shading 1 Accent 5" w:semiHidden="0" w:uiPriority="63" w:unhideWhenUsed="0"/>
+    <w:lsdException w:name="Medium Shading 2 Accent 5" w:semiHidden="0" w:uiPriority="64" w:unhideWhenUsed="0"/>
+    <w:lsdException w:name="Medium List 1 Accent 5" w:semiHidden="0" w:uiPriority="65" w:unhideWhenUsed="0"/>
+    <w:lsdException w:name="Medium List 2 Accent 5" w:semiHidden="0" w:uiPriority="66" w:unhideWhenUsed="0"/>
+    <w:lsdException w:name="Medium Grid 1 Accent 5" w:semiHidden="0" w:uiPriority="67" w:unhideWhenUsed="0"/>
+    <w:lsdException w:name="Medium Grid 2 Accent 5" w:semiHidden="0" w:uiPriority="68" w:unhideWhenUsed="0"/>
+    <w:lsdException w:name="Medium Grid 3 Accent 5" w:semiHidden="0" w:uiPriority="69" w:unhideWhenUsed="0"/>
+    <w:lsdException w:name="Dark List Accent 5" w:semiHidden="0" w:uiPriority="70" w:unhideWhenUsed="0"/>
+    <w:lsdException w:name="Colorful Shading Accent 5" w:semiHidden="0" w:uiPriority="71" w:unhideWhenUsed="0"/>
+    <w:lsdException w:name="Colorful List Accent 5" w:semiHidden="0" w:uiPriority="72" w:unhideWhenUsed="0"/>
+    <w:lsdException w:name="Colorful Grid Accent 5" w:semiHidden="0" w:uiPriority="73" w:unhideWhenUsed="0"/>
+    <w:lsdException w:name="Light Shading Accent 6" w:semiHidden="0" w:uiPriority="60" w:unhideWhenUsed="0"/>
+    <w:lsdException w:name="Light List Accent 6" w:semiHidden="0" w:uiPriority="61" w:unhideWhenUsed="0"/>
+    <w:lsdException w:name="Light Grid Accent 6" w:semiHidden="0" w:uiPriority="62" w:unhideWhenUsed="0"/>
+    <w:lsdException w:name="Medium Shading 1 Accent 6" w:semiHidden="0" w:uiPriority="63" w:unhideWhenUsed="0"/>
+    <w:lsdException w:name="Medium Shading 2 Accent 6" w:semiHidden="0" w:uiPriority="64" w:unhideWhenUsed="0"/>
+    <w:lsdException w:name="Medium List 1 Accent 6" w:semiHidden="0" w:uiPriority="65" w:unhideWhenUsed="0"/>
+    <w:lsdException w:name="Medium List 2 Accent 6" w:semiHidden="0" w:uiPriority="66" w:unhideWhenUsed="0"/>
+    <w:lsdException w:name="Medium Grid 1 Accent 6" w:semiHidden="0" w:uiPriority="67" w:unhideWhenUsed="0"/>
+    <w:lsdException w:name="Medium Grid 2 Accent 6" w:semiHidden="0" w:uiPriority="68" w:unhideWhenUsed="0"/>
+    <w:lsdException w:name="Medium Grid 3 Accent 6" w:semiHidden="0" w:uiPriority="69" w:unhideWhenUsed="0"/>
+    <w:lsdException w:name="Dark List Accent 6" w:semiHidden="0" w:uiPriority="70" w:unhideWhenUsed="0"/>
+    <w:lsdException w:name="Colorful Shading Accent 6" w:semiHidden="0" w:uiPriority="71" w:unhideWhenUsed="0"/>
+    <w:lsdException w:name="Colorful List Accent 6" w:semiHidden="0" w:uiPriority="72" w:unhideWhenUsed="0"/>
+    <w:lsdException w:name="Colorful Grid Accent 6" w:semiHidden="0" w:uiPriority="73" w:unhideWhenUsed="0"/>
+    <w:lsdException w:name="Subtle Emphasis" w:semiHidden="0" w:uiPriority="19" w:unhideWhenUsed="0" w:qFormat="1"/>
+    <w:lsdException w:name="Intense Emphasis" w:semiHidden="0" w:uiPriority="21" w:unhideWhenUsed="0" w:qFormat="1"/>
+    <w:lsdException w:name="Subtle Reference" w:semiHidden="0" w:uiPriority="31" w:unhideWhenUsed="0" w:qFormat="1"/>
+    <w:lsdException w:name="Intense Reference" w:semiHidden="0" w:uiPriority="32" w:unhideWhenUsed="0" w:qFormat="1"/>
+    <w:lsdException w:name="Book Title" w:semiHidden="0" w:uiPriority="33" w:unhideWhenUsed="0" w:qFormat="1"/>
     <w:lsdException w:name="Bibliography" w:uiPriority="37"/>
     <w:lsdException w:name="TOC Heading" w:uiPriority="39" w:qFormat="1"/>
   </w:latentStyles>
-  <w:style w:type="paragraph" w:styleId="Normal" w:default="1">
+  <w:style w:type="paragraph" w:default="1" w:styleId="a">
     <w:name w:val="Normal"/>
     <w:qFormat/>
-    <w:rsid w:val="008b7eb2"/>
+    <w:rsid w:val="008B7EB2"/>
     <w:pPr>
-      <w:widowControl/>
-      <w:suppressAutoHyphens w:val="false"/>
-      <w:bidi w:val="0"/>
-      <w:spacing w:lineRule="auto" w:line="240" w:before="0" w:after="0"/>
-      <w:jc w:val="left"/>
+      <w:suppressAutoHyphens w:val="0"/>
     </w:pPr>
     <w:rPr>
-      <w:rFonts w:ascii="Times New Roman" w:hAnsi="Times New Roman" w:eastAsia="Times New Roman" w:cs="Times New Roman"/>
-      <w:color w:val="auto"/>
-      <w:kern w:val="0"/>
       <w:sz w:val="24"/>
       <w:szCs w:val="24"/>
-      <w:lang w:val="ru-RU" w:eastAsia="ru-RU" w:bidi="ar-SA"/>
     </w:rPr>
   </w:style>
-  <w:style w:type="paragraph" w:styleId="Heading1">
+  <w:style w:type="paragraph" w:styleId="1">
     <w:name w:val="heading 1"/>
-    <w:basedOn w:val="Normal"/>
-    <w:next w:val="Normal"/>
-    <w:link w:val="1"/>
+    <w:basedOn w:val="a"/>
+    <w:next w:val="a"/>
+    <w:link w:val="10"/>
     <w:uiPriority w:val="99"/>
     <w:qFormat/>
-    <w:rsid w:val="00f70c3c"/>
+    <w:rsid w:val="00F70C3C"/>
     <w:pPr>
       <w:spacing w:before="108" w:after="108"/>
       <w:jc w:val="center"/>
@@ -6847,22 +5310,42 @@
       <w:color w:val="26282F"/>
     </w:rPr>
   </w:style>
-  <w:style w:type="character" w:styleId="DefaultParagraphFont" w:default="1">
+  <w:style w:type="character" w:default="1" w:styleId="a0">
     <w:name w:val="Default Paragraph Font"/>
     <w:uiPriority w:val="1"/>
     <w:semiHidden/>
     <w:unhideWhenUsed/>
+  </w:style>
+  <w:style w:type="table" w:default="1" w:styleId="a1">
+    <w:name w:val="Normal Table"/>
+    <w:uiPriority w:val="99"/>
+    <w:semiHidden/>
+    <w:unhideWhenUsed/>
     <w:qFormat/>
-    <w:rPr/>
+    <w:tblPr>
+      <w:tblInd w:w="0" w:type="dxa"/>
+      <w:tblCellMar>
+        <w:top w:w="0" w:type="dxa"/>
+        <w:left w:w="108" w:type="dxa"/>
+        <w:bottom w:w="0" w:type="dxa"/>
+        <w:right w:w="108" w:type="dxa"/>
+      </w:tblCellMar>
+    </w:tblPr>
   </w:style>
-  <w:style w:type="character" w:styleId="1" w:customStyle="1">
+  <w:style w:type="numbering" w:default="1" w:styleId="a2">
+    <w:name w:val="No List"/>
+    <w:uiPriority w:val="99"/>
+    <w:semiHidden/>
+    <w:unhideWhenUsed/>
+  </w:style>
+  <w:style w:type="character" w:customStyle="1" w:styleId="10">
     <w:name w:val="Заголовок 1 Знак"/>
-    <w:basedOn w:val="DefaultParagraphFont"/>
-    <w:link w:val="Heading1"/>
+    <w:basedOn w:val="a0"/>
+    <w:link w:val="1"/>
     <w:uiPriority w:val="99"/>
     <w:qFormat/>
     <w:locked/>
-    <w:rsid w:val="00f70c3c"/>
+    <w:rsid w:val="00F70C3C"/>
     <w:rPr>
       <w:rFonts w:ascii="Arial" w:hAnsi="Arial" w:cs="Arial"/>
       <w:b/>
@@ -6872,160 +5355,164 @@
       <w:szCs w:val="24"/>
     </w:rPr>
   </w:style>
-  <w:style w:type="character" w:styleId="Style13" w:customStyle="1">
+  <w:style w:type="character" w:customStyle="1" w:styleId="a3">
     <w:name w:val="Верхний колонтитул Знак"/>
-    <w:basedOn w:val="DefaultParagraphFont"/>
-    <w:link w:val="Header"/>
+    <w:basedOn w:val="a0"/>
+    <w:link w:val="a4"/>
     <w:uiPriority w:val="99"/>
     <w:semiHidden/>
     <w:qFormat/>
     <w:locked/>
-    <w:rsid w:val="008b7eb2"/>
+    <w:rsid w:val="008B7EB2"/>
     <w:rPr>
       <w:rFonts w:cs="Times New Roman"/>
       <w:sz w:val="24"/>
       <w:szCs w:val="24"/>
     </w:rPr>
   </w:style>
-  <w:style w:type="character" w:styleId="Style14" w:customStyle="1">
+  <w:style w:type="character" w:customStyle="1" w:styleId="a5">
     <w:name w:val="Нижний колонтитул Знак"/>
-    <w:basedOn w:val="DefaultParagraphFont"/>
-    <w:link w:val="Footer"/>
+    <w:basedOn w:val="a0"/>
+    <w:link w:val="a6"/>
     <w:uiPriority w:val="99"/>
     <w:semiHidden/>
     <w:qFormat/>
     <w:locked/>
-    <w:rsid w:val="008b7eb2"/>
+    <w:rsid w:val="008B7EB2"/>
     <w:rPr>
       <w:rFonts w:cs="Times New Roman"/>
       <w:sz w:val="24"/>
       <w:szCs w:val="24"/>
     </w:rPr>
   </w:style>
-  <w:style w:type="character" w:styleId="Style15" w:customStyle="1">
+  <w:style w:type="character" w:customStyle="1" w:styleId="a7">
     <w:name w:val="Цветовое выделение"/>
     <w:uiPriority w:val="99"/>
     <w:qFormat/>
-    <w:rsid w:val="00e11f2d"/>
+    <w:rsid w:val="00E11F2D"/>
     <w:rPr>
       <w:b/>
       <w:color w:val="000080"/>
     </w:rPr>
   </w:style>
-  <w:style w:type="character" w:styleId="Style16" w:customStyle="1">
+  <w:style w:type="character" w:customStyle="1" w:styleId="a8">
     <w:name w:val="Гипертекстовая ссылка"/>
-    <w:basedOn w:val="Style15"/>
+    <w:basedOn w:val="a7"/>
     <w:uiPriority w:val="99"/>
     <w:qFormat/>
-    <w:rsid w:val="00e11f2d"/>
+    <w:rsid w:val="00E11F2D"/>
     <w:rPr>
       <w:rFonts w:cs="Times New Roman"/>
-      <w:b w:val="false"/>
+      <w:b w:val="0"/>
       <w:color w:val="008000"/>
     </w:rPr>
   </w:style>
-  <w:style w:type="character" w:styleId="Hyperlink">
+  <w:style w:type="character" w:styleId="a9">
     <w:name w:val="Hyperlink"/>
-    <w:basedOn w:val="DefaultParagraphFont"/>
+    <w:basedOn w:val="a0"/>
     <w:uiPriority w:val="99"/>
-    <w:rsid w:val="00e11f2d"/>
+    <w:rsid w:val="00E11F2D"/>
     <w:rPr>
       <w:rFonts w:cs="Times New Roman"/>
       <w:color w:val="0000FF"/>
       <w:u w:val="single"/>
     </w:rPr>
   </w:style>
-  <w:style w:type="character" w:styleId="Style17" w:customStyle="1">
+  <w:style w:type="character" w:customStyle="1" w:styleId="aa">
     <w:name w:val="Текст сноски Знак"/>
-    <w:basedOn w:val="DefaultParagraphFont"/>
-    <w:link w:val="FootnoteText"/>
+    <w:basedOn w:val="a0"/>
+    <w:link w:val="ab"/>
     <w:uiPriority w:val="99"/>
     <w:semiHidden/>
     <w:qFormat/>
     <w:locked/>
-    <w:rsid w:val="008b7eb2"/>
+    <w:rsid w:val="008B7EB2"/>
     <w:rPr>
       <w:rFonts w:cs="Times New Roman"/>
       <w:sz w:val="20"/>
       <w:szCs w:val="20"/>
     </w:rPr>
   </w:style>
-  <w:style w:type="character" w:styleId="FootnoteCharacters">
+  <w:style w:type="character" w:customStyle="1" w:styleId="FootnoteCharacters">
     <w:name w:val="Footnote Characters"/>
     <w:uiPriority w:val="99"/>
     <w:semiHidden/>
     <w:qFormat/>
-    <w:rsid w:val="000e276c"/>
+    <w:rsid w:val="000E276C"/>
     <w:rPr>
       <w:rFonts w:cs="Times New Roman"/>
       <w:vertAlign w:val="superscript"/>
     </w:rPr>
   </w:style>
-  <w:style w:type="character" w:styleId="FootnoteCharactersuser">
+  <w:style w:type="character" w:customStyle="1" w:styleId="FootnoteCharactersuser">
     <w:name w:val="Footnote Characters (user)"/>
     <w:qFormat/>
+    <w:rsid w:val="0057026E"/>
     <w:rPr>
       <w:rFonts w:cs="Times New Roman"/>
       <w:vertAlign w:val="superscript"/>
     </w:rPr>
   </w:style>
-  <w:style w:type="character" w:styleId="FootnoteReference">
+  <w:style w:type="character" w:styleId="ac">
     <w:name w:val="footnote reference"/>
+    <w:rsid w:val="0057026E"/>
     <w:rPr>
       <w:rFonts w:cs="Times New Roman"/>
       <w:vertAlign w:val="superscript"/>
     </w:rPr>
   </w:style>
-  <w:style w:type="character" w:styleId="Style18" w:customStyle="1">
+  <w:style w:type="character" w:customStyle="1" w:styleId="ad">
     <w:name w:val="Продолжение ссылки"/>
     <w:uiPriority w:val="99"/>
     <w:qFormat/>
-    <w:rsid w:val="00ad31d0"/>
-    <w:rPr/>
+    <w:rsid w:val="00AD31D0"/>
   </w:style>
-  <w:style w:type="character" w:styleId="Emphasis">
+  <w:style w:type="character" w:styleId="ae">
     <w:name w:val="Emphasis"/>
     <w:qFormat/>
+    <w:rsid w:val="0057026E"/>
     <w:rPr>
       <w:i/>
       <w:iCs/>
     </w:rPr>
   </w:style>
-  <w:style w:type="paragraph" w:styleId="Heading">
+  <w:style w:type="paragraph" w:customStyle="1" w:styleId="Heading">
     <w:name w:val="Heading"/>
-    <w:basedOn w:val="Normal"/>
-    <w:next w:val="BodyText"/>
+    <w:basedOn w:val="a"/>
+    <w:next w:val="af"/>
     <w:qFormat/>
+    <w:rsid w:val="0057026E"/>
     <w:pPr>
-      <w:keepNext w:val="true"/>
+      <w:keepNext/>
       <w:spacing w:before="240" w:after="120"/>
     </w:pPr>
     <w:rPr>
-      <w:rFonts w:ascii="Liberation Sans" w:hAnsi="Liberation Sans" w:eastAsia="Noto Sans CJK SC" w:cs="Noto Sans Devanagari"/>
+      <w:rFonts w:ascii="Liberation Sans" w:eastAsia="Noto Sans CJK SC" w:hAnsi="Liberation Sans" w:cs="Noto Sans Devanagari"/>
       <w:sz w:val="28"/>
       <w:szCs w:val="28"/>
     </w:rPr>
   </w:style>
-  <w:style w:type="paragraph" w:styleId="BodyText">
+  <w:style w:type="paragraph" w:styleId="af">
     <w:name w:val="Body Text"/>
-    <w:basedOn w:val="Normal"/>
+    <w:basedOn w:val="a"/>
+    <w:rsid w:val="0057026E"/>
     <w:pPr>
-      <w:spacing w:lineRule="auto" w:line="276" w:before="0" w:after="140"/>
+      <w:spacing w:after="140" w:line="276" w:lineRule="auto"/>
     </w:pPr>
-    <w:rPr/>
   </w:style>
-  <w:style w:type="paragraph" w:styleId="List">
+  <w:style w:type="paragraph" w:styleId="af0">
     <w:name w:val="List"/>
-    <w:basedOn w:val="BodyText"/>
-    <w:pPr/>
+    <w:basedOn w:val="af"/>
+    <w:rsid w:val="0057026E"/>
     <w:rPr>
       <w:rFonts w:cs="Noto Sans Devanagari"/>
     </w:rPr>
   </w:style>
-  <w:style w:type="paragraph" w:styleId="Caption">
+  <w:style w:type="paragraph" w:styleId="af1">
     <w:name w:val="caption"/>
-    <w:basedOn w:val="Normal"/>
+    <w:basedOn w:val="a"/>
     <w:qFormat/>
+    <w:rsid w:val="0057026E"/>
     <w:pPr>
       <w:suppressLineNumbers/>
       <w:spacing w:before="120" w:after="120"/>
@@ -7034,14 +5521,13 @@
       <w:rFonts w:cs="Noto Sans Devanagari"/>
       <w:i/>
       <w:iCs/>
-      <w:sz w:val="24"/>
-      <w:szCs w:val="24"/>
     </w:rPr>
   </w:style>
-  <w:style w:type="paragraph" w:styleId="Index">
+  <w:style w:type="paragraph" w:customStyle="1" w:styleId="Index">
     <w:name w:val="Index"/>
-    <w:basedOn w:val="Normal"/>
+    <w:basedOn w:val="a"/>
     <w:qFormat/>
+    <w:rsid w:val="0057026E"/>
     <w:pPr>
       <w:suppressLineNumbers/>
     </w:pPr>
@@ -7049,50 +5535,45 @@
       <w:rFonts w:cs="Noto Sans Devanagari"/>
     </w:rPr>
   </w:style>
-  <w:style w:type="paragraph" w:styleId="HeaderandFooter">
+  <w:style w:type="paragraph" w:customStyle="1" w:styleId="HeaderandFooter">
     <w:name w:val="Header and Footer"/>
-    <w:basedOn w:val="Normal"/>
+    <w:basedOn w:val="a"/>
     <w:qFormat/>
-    <w:pPr/>
-    <w:rPr/>
+    <w:rsid w:val="0057026E"/>
   </w:style>
-  <w:style w:type="paragraph" w:styleId="Header">
+  <w:style w:type="paragraph" w:styleId="a4">
     <w:name w:val="header"/>
-    <w:basedOn w:val="Normal"/>
-    <w:link w:val="Style13"/>
+    <w:basedOn w:val="a"/>
+    <w:link w:val="a3"/>
     <w:uiPriority w:val="99"/>
-    <w:rsid w:val="00e11f2d"/>
+    <w:rsid w:val="00E11F2D"/>
     <w:pPr>
       <w:tabs>
-        <w:tab w:val="clear" w:pos="708"/>
-        <w:tab w:val="center" w:pos="4677" w:leader="none"/>
-        <w:tab w:val="right" w:pos="9355" w:leader="none"/>
+        <w:tab w:val="center" w:pos="4677"/>
+        <w:tab w:val="right" w:pos="9355"/>
       </w:tabs>
     </w:pPr>
-    <w:rPr/>
   </w:style>
-  <w:style w:type="paragraph" w:styleId="Footer">
+  <w:style w:type="paragraph" w:styleId="a6">
     <w:name w:val="footer"/>
-    <w:basedOn w:val="Normal"/>
-    <w:link w:val="Style14"/>
+    <w:basedOn w:val="a"/>
+    <w:link w:val="a5"/>
     <w:uiPriority w:val="99"/>
-    <w:rsid w:val="00e11f2d"/>
+    <w:rsid w:val="00E11F2D"/>
     <w:pPr>
       <w:tabs>
-        <w:tab w:val="clear" w:pos="708"/>
-        <w:tab w:val="center" w:pos="4677" w:leader="none"/>
-        <w:tab w:val="right" w:pos="9355" w:leader="none"/>
+        <w:tab w:val="center" w:pos="4677"/>
+        <w:tab w:val="right" w:pos="9355"/>
       </w:tabs>
     </w:pPr>
-    <w:rPr/>
   </w:style>
-  <w:style w:type="paragraph" w:styleId="Style19" w:customStyle="1">
+  <w:style w:type="paragraph" w:customStyle="1" w:styleId="af2">
     <w:name w:val="Таблицы (моноширинный)"/>
-    <w:basedOn w:val="Normal"/>
-    <w:next w:val="Normal"/>
+    <w:basedOn w:val="a"/>
+    <w:next w:val="a"/>
     <w:uiPriority w:val="99"/>
     <w:qFormat/>
-    <w:rsid w:val="00e11f2d"/>
+    <w:rsid w:val="00E11F2D"/>
     <w:pPr>
       <w:jc w:val="both"/>
     </w:pPr>
@@ -7100,52 +5581,51 @@
       <w:rFonts w:ascii="Courier New" w:hAnsi="Courier New" w:cs="Courier New"/>
     </w:rPr>
   </w:style>
-  <w:style w:type="paragraph" w:styleId="FootnoteText">
+  <w:style w:type="paragraph" w:styleId="ab">
     <w:name w:val="footnote text"/>
-    <w:basedOn w:val="Normal"/>
-    <w:link w:val="Style17"/>
+    <w:basedOn w:val="a"/>
+    <w:link w:val="aa"/>
     <w:uiPriority w:val="99"/>
     <w:semiHidden/>
-    <w:rsid w:val="000e276c"/>
-    <w:pPr/>
+    <w:rsid w:val="000E276C"/>
     <w:rPr>
       <w:sz w:val="20"/>
       <w:szCs w:val="20"/>
     </w:rPr>
   </w:style>
-  <w:style w:type="paragraph" w:styleId="Style20" w:customStyle="1">
+  <w:style w:type="paragraph" w:customStyle="1" w:styleId="af3">
     <w:name w:val="Комментарий"/>
-    <w:basedOn w:val="Normal"/>
-    <w:next w:val="Normal"/>
+    <w:basedOn w:val="a"/>
+    <w:next w:val="a"/>
     <w:uiPriority w:val="99"/>
     <w:qFormat/>
-    <w:rsid w:val="00140d55"/>
+    <w:rsid w:val="00140D55"/>
     <w:pPr>
-      <w:spacing w:before="75" w:after="0"/>
+      <w:spacing w:before="75"/>
       <w:jc w:val="both"/>
     </w:pPr>
     <w:rPr>
       <w:rFonts w:ascii="Arial" w:hAnsi="Arial" w:cs="Arial"/>
       <w:color w:val="353842"/>
-      <w:shd w:fill="F0F0F0" w:val="clear"/>
+      <w:shd w:val="clear" w:color="auto" w:fill="F0F0F0"/>
     </w:rPr>
   </w:style>
-  <w:style w:type="paragraph" w:styleId="TableContents">
+  <w:style w:type="paragraph" w:customStyle="1" w:styleId="TableContents">
     <w:name w:val="Table Contents"/>
-    <w:basedOn w:val="Normal"/>
+    <w:basedOn w:val="a"/>
     <w:qFormat/>
+    <w:rsid w:val="0057026E"/>
     <w:pPr>
-      <w:widowControl w:val="false"/>
+      <w:widowControl w:val="0"/>
       <w:suppressLineNumbers/>
     </w:pPr>
-    <w:rPr/>
   </w:style>
-  <w:style w:type="paragraph" w:styleId="TableHeading">
+  <w:style w:type="paragraph" w:customStyle="1" w:styleId="TableHeading">
     <w:name w:val="Table Heading"/>
     <w:basedOn w:val="TableContents"/>
     <w:qFormat/>
+    <w:rsid w:val="0057026E"/>
     <w:pPr>
-      <w:suppressLineNumbers/>
       <w:jc w:val="center"/>
     </w:pPr>
     <w:rPr>
@@ -7153,48 +5633,24 @@
       <w:bCs/>
     </w:rPr>
   </w:style>
-  <w:style w:type="numbering" w:styleId="NoList" w:default="1">
-    <w:name w:val="No List"/>
-    <w:uiPriority w:val="99"/>
-    <w:semiHidden/>
-    <w:unhideWhenUsed/>
-    <w:qFormat/>
-  </w:style>
-  <w:style w:type="table" w:default="1" w:styleId="a1">
-    <w:name w:val="Normal Table"/>
-    <w:uiPriority w:val="99"/>
-    <w:semiHidden/>
-    <w:unhideWhenUsed/>
-    <w:qFormat/>
-    <w:tblPr>
-      <w:tblCellMar>
-        <w:top w:w="0" w:type="dxa"/>
-        <w:left w:w="108" w:type="dxa"/>
-        <w:bottom w:w="0" w:type="dxa"/>
-        <w:right w:w="108" w:type="dxa"/>
-      </w:tblCellMar>
-    </w:tblPr>
-  </w:style>
-  <w:style w:type="table" w:styleId="ab">
+  <w:style w:type="table" w:styleId="af4">
     <w:name w:val="Table Grid"/>
     <w:basedOn w:val="a1"/>
     <w:uiPriority w:val="99"/>
-    <w:rsid w:val="00e11f2d"/>
-    <w:pPr>
-      <w:spacing w:after="0" w:line="240" w:lineRule="auto"/>
-    </w:pPr>
+    <w:rsid w:val="00E11F2D"/>
     <w:rPr>
       <w:sz w:val="20"/>
       <w:szCs w:val="20"/>
     </w:rPr>
     <w:tblPr>
+      <w:tblInd w:w="0" w:type="dxa"/>
       <w:tblBorders>
-        <w:top w:val="single" w:color="auto" w:sz="4" w:space="0"/>
-        <w:left w:val="single" w:color="auto" w:sz="4" w:space="0"/>
-        <w:bottom w:val="single" w:color="auto" w:sz="4" w:space="0"/>
-        <w:right w:val="single" w:color="auto" w:sz="4" w:space="0"/>
-        <w:insideH w:val="single" w:color="auto" w:sz="4" w:space="0"/>
-        <w:insideV w:val="single" w:color="auto" w:sz="4" w:space="0"/>
+        <w:top w:val="single" w:sz="4" w:space="0" w:color="auto"/>
+        <w:left w:val="single" w:sz="4" w:space="0" w:color="auto"/>
+        <w:bottom w:val="single" w:sz="4" w:space="0" w:color="auto"/>
+        <w:right w:val="single" w:sz="4" w:space="0" w:color="auto"/>
+        <w:insideH w:val="single" w:sz="4" w:space="0" w:color="auto"/>
+        <w:insideV w:val="single" w:sz="4" w:space="0" w:color="auto"/>
       </w:tblBorders>
       <w:tblCellMar>
         <w:top w:w="0" w:type="dxa"/>
@@ -7208,7 +5664,7 @@
 </file>
 
 <file path=word/theme/theme1.xml><?xml version="1.0" encoding="utf-8"?>
-<a:theme xmlns:a="http://schemas.openxmlformats.org/drawingml/2006/main" xmlns:r="http://schemas.openxmlformats.org/officeDocument/2006/relationships" name="Тема Office">
+<a:theme xmlns:a="http://schemas.openxmlformats.org/drawingml/2006/main" name="Тема Office">
   <a:themeElements>
     <a:clrScheme name="Стандартная">
       <a:dk1>
@@ -7250,12 +5706,12 @@
     </a:clrScheme>
     <a:fontScheme name="Стандартная">
       <a:majorFont>
-        <a:latin typeface="Cambria" pitchFamily="0" charset="1"/>
+        <a:latin typeface="Cambria"/>
         <a:ea typeface=""/>
         <a:cs typeface=""/>
       </a:majorFont>
       <a:minorFont>
-        <a:latin typeface="Calibri" pitchFamily="0" charset="1"/>
+        <a:latin typeface="Calibri"/>
         <a:ea typeface=""/>
         <a:cs typeface=""/>
       </a:minorFont>
@@ -7284,7 +5740,7 @@
             </a:gs>
           </a:gsLst>
           <a:lin ang="16200000" scaled="1"/>
-          <a:tileRect l="0" t="0" r="0" b="0"/>
+          <a:tileRect/>
         </a:gradFill>
         <a:gradFill>
           <a:gsLst>
@@ -7305,7 +5761,7 @@
             </a:gs>
           </a:gsLst>
           <a:lin ang="16200000" scaled="0"/>
-          <a:tileRect l="0" t="0" r="0" b="0"/>
+          <a:tileRect/>
         </a:gradFill>
       </a:fillStyleLst>
       <a:lnStyleLst>
@@ -7356,7 +5812,7 @@
           <a:path path="circle">
             <a:fillToRect l="50000" t="-80000" r="50000" b="180000"/>
           </a:path>
-          <a:tileRect l="0" t="0" r="0" b="0"/>
+          <a:tileRect/>
         </a:gradFill>
         <a:gradFill>
           <a:gsLst>
@@ -7374,11 +5830,13 @@
           <a:path path="circle">
             <a:fillToRect l="50000" t="50000" r="50000" b="50000"/>
           </a:path>
-          <a:tileRect l="0" t="0" r="0" b="0"/>
+          <a:tileRect/>
         </a:gradFill>
       </a:bgFillStyleLst>
     </a:fmtScheme>
   </a:themeElements>
+  <a:objectDefaults/>
+  <a:extraClrSchemeLst/>
 </a:theme>
 </file>
 
@@ -7387,7 +5845,7 @@
 </file>
 
 <file path=customXml/itemProps1.xml><?xml version="1.0" encoding="utf-8"?>
-<ds:datastoreItem xmlns:ds="http://schemas.openxmlformats.org/officeDocument/2006/customXml" ds:itemID="{328C7688-BC87-4525-ADEA-79712B401CC0}">
+<ds:datastoreItem xmlns:ds="http://schemas.openxmlformats.org/officeDocument/2006/customXml" ds:itemID="{F0D09671-42C1-4EA3-B2E5-04D98497002C}">
   <ds:schemaRefs>
     <ds:schemaRef ds:uri="http://schemas.openxmlformats.org/officeDocument/2006/bibliography"/>
   </ds:schemaRefs>
